--- a/docs/ieee-article/PIERE2026_Papin_generated.docx
+++ b/docs/ieee-article/PIERE2026_Papin_generated.docx
@@ -20,21 +20,6 @@
     <w:p>
       <w:pPr>
         <w:spacing w:before="0" w:after="0"/>
-        <w:jc w:val="left"/>
-      </w:pPr>
-      <w:r>
-        <w:rPr>
-          <w:rFonts w:ascii="Times New Roman" w:hAnsi="Times New Roman"/>
-          <w:b/>
-          <w:i w:val="0"/>
-          <w:sz w:val="20"/>
-        </w:rPr>
-        <w:t>A. V. Papin</w:t>
-      </w:r>
-    </w:p>
-    <w:p>
-      <w:pPr>
-        <w:spacing w:before="0" w:after="0"/>
         <w:jc w:val="both"/>
       </w:pPr>
       <w:r>
@@ -44,37 +29,7 @@
           <w:i w:val="0"/>
           <w:sz w:val="20"/>
         </w:rPr>
-        <w:t>Bauman Moscow State Technical University</w:t>
-      </w:r>
-    </w:p>
-    <w:p>
-      <w:pPr>
-        <w:spacing w:before="0" w:after="0"/>
-        <w:jc w:val="both"/>
-      </w:pPr>
-      <w:r>
-        <w:rPr>
-          <w:rFonts w:ascii="Times New Roman" w:hAnsi="Times New Roman"/>
-          <w:b w:val="0"/>
-          <w:i w:val="0"/>
-          <w:sz w:val="20"/>
-        </w:rPr>
-        <w:t>Moscow, Russia</w:t>
-      </w:r>
-    </w:p>
-    <w:p>
-      <w:pPr>
-        <w:spacing w:before="0" w:after="0"/>
-        <w:jc w:val="both"/>
-      </w:pPr>
-      <w:r>
-        <w:rPr>
-          <w:rFonts w:ascii="Times New Roman" w:hAnsi="Times New Roman"/>
-          <w:b w:val="0"/>
-          <w:i w:val="0"/>
-          <w:sz w:val="20"/>
-        </w:rPr>
-        <w:t>papinav@student.bmstu.ru</w:t>
+        <w:t>A. V. Papin Bauman Moscow State Technical University Moscow, Russia papinav@student.bmstu.ru</w:t>
       </w:r>
     </w:p>
     <w:p>
@@ -114,7 +69,7 @@
           <w:i w:val="0"/>
           <w:sz w:val="20"/>
         </w:rPr>
-        <w:t>Quadruped robots are increasingly used in inspection, logistics, and</w:t>
+        <w:t>Quadruped robots are increasingly used in inspection, logistics, and search-and-rescue, and their development relies heavily on physics simulation. We compare two different locomotion-control paradigms for the Unitree Go2 quadruped: a pre-trained reinforcement-learning (RL) policy distributed with NVIDIA Isaac Sim, and a classical model-based controller that implements a TROT gait generator with analytic inverse kinematics (IK), written in Rust and integrated through ROS 2. Both controllers drive the robot through the same low-level joint-position interface, emulating the robot's native low-level mode. Experiments in Isaac Sim 6.0 with IsaacLab 3.0, with three runs per controller at a commanded speed of 0.3 m/s, show that both paradigms walk at comparable speed (model-based 0.215 m/s, RL 0.231 m/s) and comparable cost of transport (2.83 vs 2.84). The RL policy is markedly more stable (maximum roll 2.3° vs 27.8°, lateral drift 0.37 m vs 1.09 m) and tracks the commanded velocity over the full range 0.1–0.4 m/s, whereas the model-based controller is stable only near 0.3 m/s. Conversely, the model-based controller holds body height more tightly (standard deviation 0.025 m vs 0.040 m) and is fully deterministic, requiring no GPU training and no learned weights. We also report five concrete integration defects found and fixed in the model-based controller, and show that it was unpredictably coupled to real time, while the RL policy is not. The model-based controller is a transparent baseline and a reliable fallback.</w:t>
       </w:r>
     </w:p>
     <w:p>
@@ -129,337 +84,7 @@
           <w:i w:val="0"/>
           <w:sz w:val="20"/>
         </w:rPr>
-        <w:t>search-and-rescue, and their development relies heavily on physics</w:t>
-      </w:r>
-    </w:p>
-    <w:p>
-      <w:pPr>
-        <w:spacing w:before="0" w:after="0"/>
-        <w:jc w:val="both"/>
-      </w:pPr>
-      <w:r>
-        <w:rPr>
-          <w:rFonts w:ascii="Times New Roman" w:hAnsi="Times New Roman"/>
-          <w:b w:val="0"/>
-          <w:i w:val="0"/>
-          <w:sz w:val="20"/>
-        </w:rPr>
-        <w:t>simulation. We compare two different locomotion-control</w:t>
-      </w:r>
-    </w:p>
-    <w:p>
-      <w:pPr>
-        <w:spacing w:before="0" w:after="0"/>
-        <w:jc w:val="both"/>
-      </w:pPr>
-      <w:r>
-        <w:rPr>
-          <w:rFonts w:ascii="Times New Roman" w:hAnsi="Times New Roman"/>
-          <w:b w:val="0"/>
-          <w:i w:val="0"/>
-          <w:sz w:val="20"/>
-        </w:rPr>
-        <w:t>paradigms for the Unitree Go2 quadruped: a pre-trained</w:t>
-      </w:r>
-    </w:p>
-    <w:p>
-      <w:pPr>
-        <w:spacing w:before="0" w:after="0"/>
-        <w:jc w:val="both"/>
-      </w:pPr>
-      <w:r>
-        <w:rPr>
-          <w:rFonts w:ascii="Times New Roman" w:hAnsi="Times New Roman"/>
-          <w:b w:val="0"/>
-          <w:i w:val="0"/>
-          <w:sz w:val="20"/>
-        </w:rPr>
-        <w:t>reinforcement-learning (RL) policy distributed with NVIDIA Isaac Sim,</w:t>
-      </w:r>
-    </w:p>
-    <w:p>
-      <w:pPr>
-        <w:spacing w:before="0" w:after="0"/>
-        <w:jc w:val="both"/>
-      </w:pPr>
-      <w:r>
-        <w:rPr>
-          <w:rFonts w:ascii="Times New Roman" w:hAnsi="Times New Roman"/>
-          <w:b w:val="0"/>
-          <w:i w:val="0"/>
-          <w:sz w:val="20"/>
-        </w:rPr>
-        <w:t>and a classical model-based controller that implements a TROT gait</w:t>
-      </w:r>
-    </w:p>
-    <w:p>
-      <w:pPr>
-        <w:spacing w:before="0" w:after="0"/>
-        <w:jc w:val="both"/>
-      </w:pPr>
-      <w:r>
-        <w:rPr>
-          <w:rFonts w:ascii="Times New Roman" w:hAnsi="Times New Roman"/>
-          <w:b w:val="0"/>
-          <w:i w:val="0"/>
-          <w:sz w:val="20"/>
-        </w:rPr>
-        <w:t>generator with analytic inverse kinematics (IK), written in Rust and</w:t>
-      </w:r>
-    </w:p>
-    <w:p>
-      <w:pPr>
-        <w:spacing w:before="0" w:after="0"/>
-        <w:jc w:val="both"/>
-      </w:pPr>
-      <w:r>
-        <w:rPr>
-          <w:rFonts w:ascii="Times New Roman" w:hAnsi="Times New Roman"/>
-          <w:b w:val="0"/>
-          <w:i w:val="0"/>
-          <w:sz w:val="20"/>
-        </w:rPr>
-        <w:t>integrated through ROS 2. Both controllers drive the robot through the same</w:t>
-      </w:r>
-    </w:p>
-    <w:p>
-      <w:pPr>
-        <w:spacing w:before="0" w:after="0"/>
-        <w:jc w:val="both"/>
-      </w:pPr>
-      <w:r>
-        <w:rPr>
-          <w:rFonts w:ascii="Times New Roman" w:hAnsi="Times New Roman"/>
-          <w:b w:val="0"/>
-          <w:i w:val="0"/>
-          <w:sz w:val="20"/>
-        </w:rPr>
-        <w:t>low-level joint-position interface, emulating the robot's native</w:t>
-      </w:r>
-    </w:p>
-    <w:p>
-      <w:pPr>
-        <w:spacing w:before="0" w:after="0"/>
-        <w:jc w:val="both"/>
-      </w:pPr>
-      <w:r>
-        <w:rPr>
-          <w:rFonts w:ascii="Times New Roman" w:hAnsi="Times New Roman"/>
-          <w:b w:val="0"/>
-          <w:i w:val="0"/>
-          <w:sz w:val="20"/>
-        </w:rPr>
-        <w:t>low-level mode. Experiments in Isaac Sim 6.0 with IsaacLab 3.0, with</w:t>
-      </w:r>
-    </w:p>
-    <w:p>
-      <w:pPr>
-        <w:spacing w:before="0" w:after="0"/>
-        <w:jc w:val="both"/>
-      </w:pPr>
-      <w:r>
-        <w:rPr>
-          <w:rFonts w:ascii="Times New Roman" w:hAnsi="Times New Roman"/>
-          <w:b w:val="0"/>
-          <w:i w:val="0"/>
-          <w:sz w:val="20"/>
-        </w:rPr>
-        <w:t>three runs per controller at a commanded speed of 0.3 m/s, show that both</w:t>
-      </w:r>
-    </w:p>
-    <w:p>
-      <w:pPr>
-        <w:spacing w:before="0" w:after="0"/>
-        <w:jc w:val="both"/>
-      </w:pPr>
-      <w:r>
-        <w:rPr>
-          <w:rFonts w:ascii="Times New Roman" w:hAnsi="Times New Roman"/>
-          <w:b w:val="0"/>
-          <w:i w:val="0"/>
-          <w:sz w:val="20"/>
-        </w:rPr>
-        <w:t>paradigms walk at comparable speed (model-based 0.215 m/s, RL 0.231 m/s)</w:t>
-      </w:r>
-    </w:p>
-    <w:p>
-      <w:pPr>
-        <w:spacing w:before="0" w:after="0"/>
-        <w:jc w:val="both"/>
-      </w:pPr>
-      <w:r>
-        <w:rPr>
-          <w:rFonts w:ascii="Times New Roman" w:hAnsi="Times New Roman"/>
-          <w:b w:val="0"/>
-          <w:i w:val="0"/>
-          <w:sz w:val="20"/>
-        </w:rPr>
-        <w:t>and comparable cost of transport (2.83 vs 2.84). The RL policy is markedly</w:t>
-      </w:r>
-    </w:p>
-    <w:p>
-      <w:pPr>
-        <w:spacing w:before="0" w:after="0"/>
-        <w:jc w:val="both"/>
-      </w:pPr>
-      <w:r>
-        <w:rPr>
-          <w:rFonts w:ascii="Times New Roman" w:hAnsi="Times New Roman"/>
-          <w:b w:val="0"/>
-          <w:i w:val="0"/>
-          <w:sz w:val="20"/>
-        </w:rPr>
-        <w:t>more stable (maximum roll 2.3° vs 27.8°, lateral drift 0.37 m vs 1.09 m)</w:t>
-      </w:r>
-    </w:p>
-    <w:p>
-      <w:pPr>
-        <w:spacing w:before="0" w:after="0"/>
-        <w:jc w:val="both"/>
-      </w:pPr>
-      <w:r>
-        <w:rPr>
-          <w:rFonts w:ascii="Times New Roman" w:hAnsi="Times New Roman"/>
-          <w:b w:val="0"/>
-          <w:i w:val="0"/>
-          <w:sz w:val="20"/>
-        </w:rPr>
-        <w:t>and tracks the commanded velocity over the full range 0.1–0.4 m/s, whereas</w:t>
-      </w:r>
-    </w:p>
-    <w:p>
-      <w:pPr>
-        <w:spacing w:before="0" w:after="0"/>
-        <w:jc w:val="both"/>
-      </w:pPr>
-      <w:r>
-        <w:rPr>
-          <w:rFonts w:ascii="Times New Roman" w:hAnsi="Times New Roman"/>
-          <w:b w:val="0"/>
-          <w:i w:val="0"/>
-          <w:sz w:val="20"/>
-        </w:rPr>
-        <w:t>the model-based controller is stable only near 0.3 m/s. Conversely, the</w:t>
-      </w:r>
-    </w:p>
-    <w:p>
-      <w:pPr>
-        <w:spacing w:before="0" w:after="0"/>
-        <w:jc w:val="both"/>
-      </w:pPr>
-      <w:r>
-        <w:rPr>
-          <w:rFonts w:ascii="Times New Roman" w:hAnsi="Times New Roman"/>
-          <w:b w:val="0"/>
-          <w:i w:val="0"/>
-          <w:sz w:val="20"/>
-        </w:rPr>
-        <w:t>model-based controller holds body height more tightly (standard deviation</w:t>
-      </w:r>
-    </w:p>
-    <w:p>
-      <w:pPr>
-        <w:spacing w:before="0" w:after="0"/>
-        <w:jc w:val="both"/>
-      </w:pPr>
-      <w:r>
-        <w:rPr>
-          <w:rFonts w:ascii="Times New Roman" w:hAnsi="Times New Roman"/>
-          <w:b w:val="0"/>
-          <w:i w:val="0"/>
-          <w:sz w:val="20"/>
-        </w:rPr>
-        <w:t>0.025 m vs 0.040 m) and is fully deterministic, requiring no GPU training</w:t>
-      </w:r>
-    </w:p>
-    <w:p>
-      <w:pPr>
-        <w:spacing w:before="0" w:after="0"/>
-        <w:jc w:val="both"/>
-      </w:pPr>
-      <w:r>
-        <w:rPr>
-          <w:rFonts w:ascii="Times New Roman" w:hAnsi="Times New Roman"/>
-          <w:b w:val="0"/>
-          <w:i w:val="0"/>
-          <w:sz w:val="20"/>
-        </w:rPr>
-        <w:t>and no learned weights. We also report five concrete integration defects</w:t>
-      </w:r>
-    </w:p>
-    <w:p>
-      <w:pPr>
-        <w:spacing w:before="0" w:after="0"/>
-        <w:jc w:val="both"/>
-      </w:pPr>
-      <w:r>
-        <w:rPr>
-          <w:rFonts w:ascii="Times New Roman" w:hAnsi="Times New Roman"/>
-          <w:b w:val="0"/>
-          <w:i w:val="0"/>
-          <w:sz w:val="20"/>
-        </w:rPr>
-        <w:t>found and fixed in the model-based controller, and show that it was</w:t>
-      </w:r>
-    </w:p>
-    <w:p>
-      <w:pPr>
-        <w:spacing w:before="0" w:after="0"/>
-        <w:jc w:val="both"/>
-      </w:pPr>
-      <w:r>
-        <w:rPr>
-          <w:rFonts w:ascii="Times New Roman" w:hAnsi="Times New Roman"/>
-          <w:b w:val="0"/>
-          <w:i w:val="0"/>
-          <w:sz w:val="20"/>
-        </w:rPr>
-        <w:t>unpredictably coupled to real time, while the RL policy is not. The</w:t>
-      </w:r>
-    </w:p>
-    <w:p>
-      <w:pPr>
-        <w:spacing w:before="0" w:after="0"/>
-        <w:jc w:val="both"/>
-      </w:pPr>
-      <w:r>
-        <w:rPr>
-          <w:rFonts w:ascii="Times New Roman" w:hAnsi="Times New Roman"/>
-          <w:b w:val="0"/>
-          <w:i w:val="0"/>
-          <w:sz w:val="20"/>
-        </w:rPr>
-        <w:t>model-based controller is a transparent baseline and a reliable fallback.</w:t>
-      </w:r>
-    </w:p>
-    <w:p>
-      <w:pPr>
-        <w:spacing w:before="0" w:after="0"/>
-        <w:jc w:val="both"/>
-      </w:pPr>
-      <w:r>
-        <w:rPr>
-          <w:rFonts w:ascii="Times New Roman" w:hAnsi="Times New Roman"/>
-          <w:b w:val="0"/>
-          <w:i w:val="0"/>
-          <w:sz w:val="20"/>
-        </w:rPr>
-        <w:t>Keywords — quadruped robot, Isaac Sim, inverse kinematics, TROT gait,</w:t>
-      </w:r>
-    </w:p>
-    <w:p>
-      <w:pPr>
-        <w:spacing w:before="0" w:after="0"/>
-        <w:jc w:val="both"/>
-      </w:pPr>
-      <w:r>
-        <w:rPr>
-          <w:rFonts w:ascii="Times New Roman" w:hAnsi="Times New Roman"/>
-          <w:b w:val="0"/>
-          <w:i w:val="0"/>
-          <w:sz w:val="20"/>
-        </w:rPr>
-        <w:t>reinforcement learning, locomotion control (key words)</w:t>
+        <w:t>Keywords — quadruped robot, Isaac Sim, inverse kinematics, TROT gait, reinforcement learning, locomotion control (key words)</w:t>
       </w:r>
     </w:p>
     <w:p>
@@ -489,7 +114,7 @@
           <w:i w:val="0"/>
           <w:sz w:val="20"/>
         </w:rPr>
-        <w:t>Legged robots are attractive where wheeled platforms are ineffective:</w:t>
+        <w:t>Legged robots are attractive where wheeled platforms are ineffective: inspection of unstructured environments, search and rescue, logistics, and operation on rough terrain. Among commercially available quadrupeds, the Unitree Go2 [1] is widely used in research because of its open low-level control interface, its SDK, and the availability of simulation assets. Developing and validating locomotion controllers requires physics simulation; NVIDIA Isaac Sim and IsaacLab [2], [3] have become a de-facto standard for GPU-accelerated training and testing of legged robots.</w:t>
       </w:r>
     </w:p>
     <w:p>
@@ -504,7 +129,7 @@
           <w:i w:val="0"/>
           <w:sz w:val="20"/>
         </w:rPr>
-        <w:t>inspection of unstructured environments, search and rescue, logistics, and</w:t>
+        <w:t>Two fundamentally different paradigms are used to control walking. The first is learned policies: a neural network maps observations to joint commands [4]–[7]. Such policies are flexible and can handle complex terrain, but they require GPU training, behave as a black box, generalize poorly outside the training distribution, and do not always recover after a fall. The second is model-based control: deterministic algorithms that combine a gait generator with inverse kinematics [8]–[11], often with an inertial attitude-compensation loop. Model-based controllers are transparent and can run on a CPU, but they are less adaptive to unexpected disturbances.</w:t>
       </w:r>
     </w:p>
     <w:p>
@@ -519,7 +144,7 @@
           <w:i w:val="0"/>
           <w:sz w:val="20"/>
         </w:rPr>
-        <w:t>operation on rough terrain. Among commercially available quadrupeds, the</w:t>
+        <w:t>Direct comparisons of the two paradigms in a single simulator, on a single robot, and through a single interface remain rare. The closest work [12] compares model-predictive control (MPC) and RL in MuJoCo on the Unitree Go1. Our work differs in three ways: the model-based controller is an analytic IK/TROT controller (not MPC), the environment is Isaac Sim / IsaacLab (not MuJoCo), and the robot is the Unitree Go2 with the official NVIDIA RL policy. Other work trains RL policies for the Go1 with domain randomization and transfers them to hardware [13]; the comparison there is against the built-in controller. Kine2Go [14] provides a kinematic dataset for the Go2 and confirms the popularity of the platform, but does not compare against a model-based controller.</w:t>
       </w:r>
     </w:p>
     <w:p>
@@ -534,532 +159,7 @@
           <w:i w:val="0"/>
           <w:sz w:val="20"/>
         </w:rPr>
-        <w:t>Unitree Go2 [1] is widely used in research because of its open low-level</w:t>
-      </w:r>
-    </w:p>
-    <w:p>
-      <w:pPr>
-        <w:spacing w:before="0" w:after="0"/>
-        <w:jc w:val="both"/>
-      </w:pPr>
-      <w:r>
-        <w:rPr>
-          <w:rFonts w:ascii="Times New Roman" w:hAnsi="Times New Roman"/>
-          <w:b w:val="0"/>
-          <w:i w:val="0"/>
-          <w:sz w:val="20"/>
-        </w:rPr>
-        <w:t>control interface, its SDK, and the availability of simulation assets.</w:t>
-      </w:r>
-    </w:p>
-    <w:p>
-      <w:pPr>
-        <w:spacing w:before="0" w:after="0"/>
-        <w:jc w:val="both"/>
-      </w:pPr>
-      <w:r>
-        <w:rPr>
-          <w:rFonts w:ascii="Times New Roman" w:hAnsi="Times New Roman"/>
-          <w:b w:val="0"/>
-          <w:i w:val="0"/>
-          <w:sz w:val="20"/>
-        </w:rPr>
-        <w:t>Developing and validating locomotion controllers requires physics</w:t>
-      </w:r>
-    </w:p>
-    <w:p>
-      <w:pPr>
-        <w:spacing w:before="0" w:after="0"/>
-        <w:jc w:val="both"/>
-      </w:pPr>
-      <w:r>
-        <w:rPr>
-          <w:rFonts w:ascii="Times New Roman" w:hAnsi="Times New Roman"/>
-          <w:b w:val="0"/>
-          <w:i w:val="0"/>
-          <w:sz w:val="20"/>
-        </w:rPr>
-        <w:t>simulation; NVIDIA Isaac Sim and IsaacLab [2], [3] have become a de-facto</w:t>
-      </w:r>
-    </w:p>
-    <w:p>
-      <w:pPr>
-        <w:spacing w:before="0" w:after="0"/>
-        <w:jc w:val="both"/>
-      </w:pPr>
-      <w:r>
-        <w:rPr>
-          <w:rFonts w:ascii="Times New Roman" w:hAnsi="Times New Roman"/>
-          <w:b w:val="0"/>
-          <w:i w:val="0"/>
-          <w:sz w:val="20"/>
-        </w:rPr>
-        <w:t>standard for GPU-accelerated training and testing of legged robots.</w:t>
-      </w:r>
-    </w:p>
-    <w:p>
-      <w:pPr>
-        <w:spacing w:before="0" w:after="0"/>
-        <w:jc w:val="both"/>
-      </w:pPr>
-      <w:r>
-        <w:rPr>
-          <w:rFonts w:ascii="Times New Roman" w:hAnsi="Times New Roman"/>
-          <w:b w:val="0"/>
-          <w:i w:val="0"/>
-          <w:sz w:val="20"/>
-        </w:rPr>
-        <w:t>Two fundamentally different paradigms are used to control walking. The</w:t>
-      </w:r>
-    </w:p>
-    <w:p>
-      <w:pPr>
-        <w:spacing w:before="0" w:after="0"/>
-        <w:jc w:val="both"/>
-      </w:pPr>
-      <w:r>
-        <w:rPr>
-          <w:rFonts w:ascii="Times New Roman" w:hAnsi="Times New Roman"/>
-          <w:b w:val="0"/>
-          <w:i w:val="0"/>
-          <w:sz w:val="20"/>
-        </w:rPr>
-        <w:t>first is learned policies: a neural network maps observations to joint</w:t>
-      </w:r>
-    </w:p>
-    <w:p>
-      <w:pPr>
-        <w:spacing w:before="0" w:after="0"/>
-        <w:jc w:val="both"/>
-      </w:pPr>
-      <w:r>
-        <w:rPr>
-          <w:rFonts w:ascii="Times New Roman" w:hAnsi="Times New Roman"/>
-          <w:b w:val="0"/>
-          <w:i w:val="0"/>
-          <w:sz w:val="20"/>
-        </w:rPr>
-        <w:t>commands [4]–[7]. Such policies are flexible and can handle complex</w:t>
-      </w:r>
-    </w:p>
-    <w:p>
-      <w:pPr>
-        <w:spacing w:before="0" w:after="0"/>
-        <w:jc w:val="both"/>
-      </w:pPr>
-      <w:r>
-        <w:rPr>
-          <w:rFonts w:ascii="Times New Roman" w:hAnsi="Times New Roman"/>
-          <w:b w:val="0"/>
-          <w:i w:val="0"/>
-          <w:sz w:val="20"/>
-        </w:rPr>
-        <w:t>terrain, but they require GPU training, behave as a black box, generalize</w:t>
-      </w:r>
-    </w:p>
-    <w:p>
-      <w:pPr>
-        <w:spacing w:before="0" w:after="0"/>
-        <w:jc w:val="both"/>
-      </w:pPr>
-      <w:r>
-        <w:rPr>
-          <w:rFonts w:ascii="Times New Roman" w:hAnsi="Times New Roman"/>
-          <w:b w:val="0"/>
-          <w:i w:val="0"/>
-          <w:sz w:val="20"/>
-        </w:rPr>
-        <w:t>poorly outside the training distribution, and do not always recover after a</w:t>
-      </w:r>
-    </w:p>
-    <w:p>
-      <w:pPr>
-        <w:spacing w:before="0" w:after="0"/>
-        <w:jc w:val="both"/>
-      </w:pPr>
-      <w:r>
-        <w:rPr>
-          <w:rFonts w:ascii="Times New Roman" w:hAnsi="Times New Roman"/>
-          <w:b w:val="0"/>
-          <w:i w:val="0"/>
-          <w:sz w:val="20"/>
-        </w:rPr>
-        <w:t>fall. The second is model-based control: deterministic algorithms that</w:t>
-      </w:r>
-    </w:p>
-    <w:p>
-      <w:pPr>
-        <w:spacing w:before="0" w:after="0"/>
-        <w:jc w:val="both"/>
-      </w:pPr>
-      <w:r>
-        <w:rPr>
-          <w:rFonts w:ascii="Times New Roman" w:hAnsi="Times New Roman"/>
-          <w:b w:val="0"/>
-          <w:i w:val="0"/>
-          <w:sz w:val="20"/>
-        </w:rPr>
-        <w:t>combine a gait generator with inverse kinematics [8]–[11], often with</w:t>
-      </w:r>
-    </w:p>
-    <w:p>
-      <w:pPr>
-        <w:spacing w:before="0" w:after="0"/>
-        <w:jc w:val="both"/>
-      </w:pPr>
-      <w:r>
-        <w:rPr>
-          <w:rFonts w:ascii="Times New Roman" w:hAnsi="Times New Roman"/>
-          <w:b w:val="0"/>
-          <w:i w:val="0"/>
-          <w:sz w:val="20"/>
-        </w:rPr>
-        <w:t>an inertial attitude-compensation loop. Model-based controllers are</w:t>
-      </w:r>
-    </w:p>
-    <w:p>
-      <w:pPr>
-        <w:spacing w:before="0" w:after="0"/>
-        <w:jc w:val="both"/>
-      </w:pPr>
-      <w:r>
-        <w:rPr>
-          <w:rFonts w:ascii="Times New Roman" w:hAnsi="Times New Roman"/>
-          <w:b w:val="0"/>
-          <w:i w:val="0"/>
-          <w:sz w:val="20"/>
-        </w:rPr>
-        <w:t>transparent and can run on a CPU, but they are less adaptive to unexpected</w:t>
-      </w:r>
-    </w:p>
-    <w:p>
-      <w:pPr>
-        <w:spacing w:before="0" w:after="0"/>
-        <w:jc w:val="both"/>
-      </w:pPr>
-      <w:r>
-        <w:rPr>
-          <w:rFonts w:ascii="Times New Roman" w:hAnsi="Times New Roman"/>
-          <w:b w:val="0"/>
-          <w:i w:val="0"/>
-          <w:sz w:val="20"/>
-        </w:rPr>
-        <w:t>disturbances.</w:t>
-      </w:r>
-    </w:p>
-    <w:p>
-      <w:pPr>
-        <w:spacing w:before="0" w:after="0"/>
-        <w:jc w:val="both"/>
-      </w:pPr>
-      <w:r>
-        <w:rPr>
-          <w:rFonts w:ascii="Times New Roman" w:hAnsi="Times New Roman"/>
-          <w:b w:val="0"/>
-          <w:i w:val="0"/>
-          <w:sz w:val="20"/>
-        </w:rPr>
-        <w:t>Direct comparisons of the two paradigms in a single simulator, on a single</w:t>
-      </w:r>
-    </w:p>
-    <w:p>
-      <w:pPr>
-        <w:spacing w:before="0" w:after="0"/>
-        <w:jc w:val="both"/>
-      </w:pPr>
-      <w:r>
-        <w:rPr>
-          <w:rFonts w:ascii="Times New Roman" w:hAnsi="Times New Roman"/>
-          <w:b w:val="0"/>
-          <w:i w:val="0"/>
-          <w:sz w:val="20"/>
-        </w:rPr>
-        <w:t>robot, and through a single interface remain rare. The closest work [12]</w:t>
-      </w:r>
-    </w:p>
-    <w:p>
-      <w:pPr>
-        <w:spacing w:before="0" w:after="0"/>
-        <w:jc w:val="both"/>
-      </w:pPr>
-      <w:r>
-        <w:rPr>
-          <w:rFonts w:ascii="Times New Roman" w:hAnsi="Times New Roman"/>
-          <w:b w:val="0"/>
-          <w:i w:val="0"/>
-          <w:sz w:val="20"/>
-        </w:rPr>
-        <w:t>compares model-predictive control (MPC) and RL in MuJoCo on the Unitree</w:t>
-      </w:r>
-    </w:p>
-    <w:p>
-      <w:pPr>
-        <w:spacing w:before="0" w:after="0"/>
-        <w:jc w:val="both"/>
-      </w:pPr>
-      <w:r>
-        <w:rPr>
-          <w:rFonts w:ascii="Times New Roman" w:hAnsi="Times New Roman"/>
-          <w:b w:val="0"/>
-          <w:i w:val="0"/>
-          <w:sz w:val="20"/>
-        </w:rPr>
-        <w:t>Go1. Our work differs in three ways: the model-based controller is an</w:t>
-      </w:r>
-    </w:p>
-    <w:p>
-      <w:pPr>
-        <w:spacing w:before="0" w:after="0"/>
-        <w:jc w:val="both"/>
-      </w:pPr>
-      <w:r>
-        <w:rPr>
-          <w:rFonts w:ascii="Times New Roman" w:hAnsi="Times New Roman"/>
-          <w:b w:val="0"/>
-          <w:i w:val="0"/>
-          <w:sz w:val="20"/>
-        </w:rPr>
-        <w:t>analytic IK/TROT controller (not MPC), the environment is Isaac Sim /</w:t>
-      </w:r>
-    </w:p>
-    <w:p>
-      <w:pPr>
-        <w:spacing w:before="0" w:after="0"/>
-        <w:jc w:val="both"/>
-      </w:pPr>
-      <w:r>
-        <w:rPr>
-          <w:rFonts w:ascii="Times New Roman" w:hAnsi="Times New Roman"/>
-          <w:b w:val="0"/>
-          <w:i w:val="0"/>
-          <w:sz w:val="20"/>
-        </w:rPr>
-        <w:t>IsaacLab (not MuJoCo), and the robot is the Unitree Go2 with the official</w:t>
-      </w:r>
-    </w:p>
-    <w:p>
-      <w:pPr>
-        <w:spacing w:before="0" w:after="0"/>
-        <w:jc w:val="both"/>
-      </w:pPr>
-      <w:r>
-        <w:rPr>
-          <w:rFonts w:ascii="Times New Roman" w:hAnsi="Times New Roman"/>
-          <w:b w:val="0"/>
-          <w:i w:val="0"/>
-          <w:sz w:val="20"/>
-        </w:rPr>
-        <w:t>NVIDIA RL policy. Other work trains RL policies for the Go1 with domain</w:t>
-      </w:r>
-    </w:p>
-    <w:p>
-      <w:pPr>
-        <w:spacing w:before="0" w:after="0"/>
-        <w:jc w:val="both"/>
-      </w:pPr>
-      <w:r>
-        <w:rPr>
-          <w:rFonts w:ascii="Times New Roman" w:hAnsi="Times New Roman"/>
-          <w:b w:val="0"/>
-          <w:i w:val="0"/>
-          <w:sz w:val="20"/>
-        </w:rPr>
-        <w:t>randomization and transfers them to hardware [13]; the comparison there is</w:t>
-      </w:r>
-    </w:p>
-    <w:p>
-      <w:pPr>
-        <w:spacing w:before="0" w:after="0"/>
-        <w:jc w:val="both"/>
-      </w:pPr>
-      <w:r>
-        <w:rPr>
-          <w:rFonts w:ascii="Times New Roman" w:hAnsi="Times New Roman"/>
-          <w:b w:val="0"/>
-          <w:i w:val="0"/>
-          <w:sz w:val="20"/>
-        </w:rPr>
-        <w:t>against the built-in controller. Kine2Go [14] provides a kinematic dataset</w:t>
-      </w:r>
-    </w:p>
-    <w:p>
-      <w:pPr>
-        <w:spacing w:before="0" w:after="0"/>
-        <w:jc w:val="both"/>
-      </w:pPr>
-      <w:r>
-        <w:rPr>
-          <w:rFonts w:ascii="Times New Roman" w:hAnsi="Times New Roman"/>
-          <w:b w:val="0"/>
-          <w:i w:val="0"/>
-          <w:sz w:val="20"/>
-        </w:rPr>
-        <w:t>for the Go2 and confirms the popularity of the platform, but does not</w:t>
-      </w:r>
-    </w:p>
-    <w:p>
-      <w:pPr>
-        <w:spacing w:before="0" w:after="0"/>
-        <w:jc w:val="both"/>
-      </w:pPr>
-      <w:r>
-        <w:rPr>
-          <w:rFonts w:ascii="Times New Roman" w:hAnsi="Times New Roman"/>
-          <w:b w:val="0"/>
-          <w:i w:val="0"/>
-          <w:sz w:val="20"/>
-        </w:rPr>
-        <w:t>compare against a model-based controller.</w:t>
-      </w:r>
-    </w:p>
-    <w:p>
-      <w:pPr>
-        <w:spacing w:before="0" w:after="0"/>
-        <w:jc w:val="both"/>
-      </w:pPr>
-      <w:r>
-        <w:rPr>
-          <w:rFonts w:ascii="Times New Roman" w:hAnsi="Times New Roman"/>
-          <w:b w:val="0"/>
-          <w:i w:val="0"/>
-          <w:sz w:val="20"/>
-        </w:rPr>
-        <w:t>The contributions of this paper are: (1) the implementation of a</w:t>
-      </w:r>
-    </w:p>
-    <w:p>
-      <w:pPr>
-        <w:spacing w:before="0" w:after="0"/>
-        <w:jc w:val="both"/>
-      </w:pPr>
-      <w:r>
-        <w:rPr>
-          <w:rFonts w:ascii="Times New Roman" w:hAnsi="Times New Roman"/>
-          <w:b w:val="0"/>
-          <w:i w:val="0"/>
-          <w:sz w:val="20"/>
-        </w:rPr>
-        <w:t>model-based IK/TROT controller in Rust and its integration with Isaac Sim</w:t>
-      </w:r>
-    </w:p>
-    <w:p>
-      <w:pPr>
-        <w:spacing w:before="0" w:after="0"/>
-        <w:jc w:val="both"/>
-      </w:pPr>
-      <w:r>
-        <w:rPr>
-          <w:rFonts w:ascii="Times New Roman" w:hAnsi="Times New Roman"/>
-          <w:b w:val="0"/>
-          <w:i w:val="0"/>
-          <w:sz w:val="20"/>
-        </w:rPr>
-        <w:t>through IsaacLab and ROS 2; (2) a direct comparison against the official</w:t>
-      </w:r>
-    </w:p>
-    <w:p>
-      <w:pPr>
-        <w:spacing w:before="0" w:after="0"/>
-        <w:jc w:val="both"/>
-      </w:pPr>
-      <w:r>
-        <w:rPr>
-          <w:rFonts w:ascii="Times New Roman" w:hAnsi="Times New Roman"/>
-          <w:b w:val="0"/>
-          <w:i w:val="0"/>
-          <w:sz w:val="20"/>
-        </w:rPr>
-        <w:t>NVIDIA RL policy on a single asset and through one low-level joint</w:t>
-      </w:r>
-    </w:p>
-    <w:p>
-      <w:pPr>
-        <w:spacing w:before="0" w:after="0"/>
-        <w:jc w:val="both"/>
-      </w:pPr>
-      <w:r>
-        <w:rPr>
-          <w:rFonts w:ascii="Times New Roman" w:hAnsi="Times New Roman"/>
-          <w:b w:val="0"/>
-          <w:i w:val="0"/>
-          <w:sz w:val="20"/>
-        </w:rPr>
-        <w:t>interface; (3) a set of practical integration patterns (joint re-mapping,</w:t>
-      </w:r>
-    </w:p>
-    <w:p>
-      <w:pPr>
-        <w:spacing w:before="0" w:after="0"/>
-        <w:jc w:val="both"/>
-      </w:pPr>
-      <w:r>
-        <w:rPr>
-          <w:rFonts w:ascii="Times New Roman" w:hAnsi="Times New Roman"/>
-          <w:b w:val="0"/>
-          <w:i w:val="0"/>
-          <w:sz w:val="20"/>
-        </w:rPr>
-        <w:t>angle convention calibration, amplitude limiting, and time-base</w:t>
-      </w:r>
-    </w:p>
-    <w:p>
-      <w:pPr>
-        <w:spacing w:before="0" w:after="0"/>
-        <w:jc w:val="both"/>
-      </w:pPr>
-      <w:r>
-        <w:rPr>
-          <w:rFonts w:ascii="Times New Roman" w:hAnsi="Times New Roman"/>
-          <w:b w:val="0"/>
-          <w:i w:val="0"/>
-          <w:sz w:val="20"/>
-        </w:rPr>
-        <w:t>correction); (4) a quantitative evaluation of stability, body height,</w:t>
-      </w:r>
-    </w:p>
-    <w:p>
-      <w:pPr>
-        <w:spacing w:before="0" w:after="0"/>
-        <w:jc w:val="both"/>
-      </w:pPr>
-      <w:r>
-        <w:rPr>
-          <w:rFonts w:ascii="Times New Roman" w:hAnsi="Times New Roman"/>
-          <w:b w:val="0"/>
-          <w:i w:val="0"/>
-          <w:sz w:val="20"/>
-        </w:rPr>
-        <w:t>speed, lateral drift, energy, and the operating range of both paradigms;</w:t>
-      </w:r>
-    </w:p>
-    <w:p>
-      <w:pPr>
-        <w:spacing w:before="0" w:after="0"/>
-        <w:jc w:val="both"/>
-      </w:pPr>
-      <w:r>
-        <w:rPr>
-          <w:rFonts w:ascii="Times New Roman" w:hAnsi="Times New Roman"/>
-          <w:b w:val="0"/>
-          <w:i w:val="0"/>
-          <w:sz w:val="20"/>
-        </w:rPr>
-        <w:t>and (5) a reproducible finding that the model-based controller was coupled</w:t>
-      </w:r>
-    </w:p>
-    <w:p>
-      <w:pPr>
-        <w:spacing w:before="0" w:after="0"/>
-        <w:jc w:val="both"/>
-      </w:pPr>
-      <w:r>
-        <w:rPr>
-          <w:rFonts w:ascii="Times New Roman" w:hAnsi="Times New Roman"/>
-          <w:b w:val="0"/>
-          <w:i w:val="0"/>
-          <w:sz w:val="20"/>
-        </w:rPr>
-        <w:t>to real time, whereas the learned policy was not.</w:t>
+        <w:t>The contributions of this paper are: (1) the implementation of a model-based IK/TROT controller in Rust and its integration with Isaac Sim through IsaacLab and ROS 2; (2) a direct comparison against the official NVIDIA RL policy on a single asset and through one low-level joint interface; (3) a set of practical integration patterns (joint re-mapping, angle convention calibration, amplitude limiting, and time-base correction); (4) a quantitative evaluation of stability, body height, speed, lateral drift, energy, and the operating range of both paradigms; and (5) a reproducible finding that the model-based controller was coupled to real time, whereas the learned policy was not.</w:t>
       </w:r>
     </w:p>
     <w:p>
@@ -1089,7 +189,7 @@
           <w:i w:val="0"/>
           <w:sz w:val="20"/>
         </w:rPr>
-        <w:t>Given a single quadruped (Unitree Go2), a single simulator (Isaac Sim /</w:t>
+        <w:t>Given a single quadruped (Unitree Go2), a single simulator (Isaac Sim / IsaacLab), and a single low-level joint-position interface, we address the following questions:</w:t>
       </w:r>
     </w:p>
     <w:p>
@@ -1104,187 +204,7 @@
           <w:i w:val="0"/>
           <w:sz w:val="20"/>
         </w:rPr>
-        <w:t>IsaacLab), and a single low-level joint-position interface, we address the</w:t>
-      </w:r>
-    </w:p>
-    <w:p>
-      <w:pPr>
-        <w:spacing w:before="0" w:after="0"/>
-        <w:jc w:val="both"/>
-      </w:pPr>
-      <w:r>
-        <w:rPr>
-          <w:rFonts w:ascii="Times New Roman" w:hAnsi="Times New Roman"/>
-          <w:b w:val="0"/>
-          <w:i w:val="0"/>
-          <w:sz w:val="20"/>
-        </w:rPr>
-        <w:t>following questions:</w:t>
-      </w:r>
-    </w:p>
-    <w:p>
-      <w:pPr>
-        <w:spacing w:before="0" w:after="0"/>
-        <w:jc w:val="both"/>
-      </w:pPr>
-      <w:r>
-        <w:rPr>
-          <w:rFonts w:ascii="Times New Roman" w:hAnsi="Times New Roman"/>
-          <w:b w:val="0"/>
-          <w:i w:val="0"/>
-          <w:sz w:val="20"/>
-        </w:rPr>
-        <w:t>- RQ1. How do a pre-trained RL policy and a hand-tuned IK/TROT</w:t>
-      </w:r>
-    </w:p>
-    <w:p>
-      <w:pPr>
-        <w:spacing w:before="0" w:after="0"/>
-        <w:jc w:val="both"/>
-      </w:pPr>
-      <w:r>
-        <w:rPr>
-          <w:rFonts w:ascii="Times New Roman" w:hAnsi="Times New Roman"/>
-          <w:b w:val="0"/>
-          <w:i w:val="0"/>
-          <w:sz w:val="20"/>
-        </w:rPr>
-        <w:t>controller compare in speed, body-height stability, roll, lateral drift,</w:t>
-      </w:r>
-    </w:p>
-    <w:p>
-      <w:pPr>
-        <w:spacing w:before="0" w:after="0"/>
-        <w:jc w:val="both"/>
-      </w:pPr>
-      <w:r>
-        <w:rPr>
-          <w:rFonts w:ascii="Times New Roman" w:hAnsi="Times New Roman"/>
-          <w:b w:val="0"/>
-          <w:i w:val="0"/>
-          <w:sz w:val="20"/>
-        </w:rPr>
-        <w:t>and cost of transport on flat terrain?</w:t>
-      </w:r>
-    </w:p>
-    <w:p>
-      <w:pPr>
-        <w:spacing w:before="0" w:after="0"/>
-        <w:jc w:val="both"/>
-      </w:pPr>
-      <w:r>
-        <w:rPr>
-          <w:rFonts w:ascii="Times New Roman" w:hAnsi="Times New Roman"/>
-          <w:b w:val="0"/>
-          <w:i w:val="0"/>
-          <w:sz w:val="20"/>
-        </w:rPr>
-        <w:t>- RQ2. What is the operating range of each controller in commanded</w:t>
-      </w:r>
-    </w:p>
-    <w:p>
-      <w:pPr>
-        <w:spacing w:before="0" w:after="0"/>
-        <w:jc w:val="both"/>
-      </w:pPr>
-      <w:r>
-        <w:rPr>
-          <w:rFonts w:ascii="Times New Roman" w:hAnsi="Times New Roman"/>
-          <w:b w:val="0"/>
-          <w:i w:val="0"/>
-          <w:sz w:val="20"/>
-        </w:rPr>
-        <w:t>speed?</w:t>
-      </w:r>
-    </w:p>
-    <w:p>
-      <w:pPr>
-        <w:spacing w:before="0" w:after="0"/>
-        <w:jc w:val="both"/>
-      </w:pPr>
-      <w:r>
-        <w:rPr>
-          <w:rFonts w:ascii="Times New Roman" w:hAnsi="Times New Roman"/>
-          <w:b w:val="0"/>
-          <w:i w:val="0"/>
-          <w:sz w:val="20"/>
-        </w:rPr>
-        <w:t>- RQ3. Is the model-based controller's behavior reproducible, or is it</w:t>
-      </w:r>
-    </w:p>
-    <w:p>
-      <w:pPr>
-        <w:spacing w:before="0" w:after="0"/>
-        <w:jc w:val="both"/>
-      </w:pPr>
-      <w:r>
-        <w:rPr>
-          <w:rFonts w:ascii="Times New Roman" w:hAnsi="Times New Roman"/>
-          <w:b w:val="0"/>
-          <w:i w:val="0"/>
-          <w:sz w:val="20"/>
-        </w:rPr>
-        <w:t>coupled to the simulator's real-time performance?</w:t>
-      </w:r>
-    </w:p>
-    <w:p>
-      <w:pPr>
-        <w:spacing w:before="0" w:after="0"/>
-        <w:jc w:val="both"/>
-      </w:pPr>
-      <w:r>
-        <w:rPr>
-          <w:rFonts w:ascii="Times New Roman" w:hAnsi="Times New Roman"/>
-          <w:b w:val="0"/>
-          <w:i w:val="0"/>
-          <w:sz w:val="20"/>
-        </w:rPr>
-        <w:t>- RQ4. What are the practical integration defects that must be</w:t>
-      </w:r>
-    </w:p>
-    <w:p>
-      <w:pPr>
-        <w:spacing w:before="0" w:after="0"/>
-        <w:jc w:val="both"/>
-      </w:pPr>
-      <w:r>
-        <w:rPr>
-          <w:rFonts w:ascii="Times New Roman" w:hAnsi="Times New Roman"/>
-          <w:b w:val="0"/>
-          <w:i w:val="0"/>
-          <w:sz w:val="20"/>
-        </w:rPr>
-        <w:t>addressed to run a model-based controller through a modern</w:t>
-      </w:r>
-    </w:p>
-    <w:p>
-      <w:pPr>
-        <w:spacing w:before="0" w:after="0"/>
-        <w:jc w:val="both"/>
-      </w:pPr>
-      <w:r>
-        <w:rPr>
-          <w:rFonts w:ascii="Times New Roman" w:hAnsi="Times New Roman"/>
-          <w:b w:val="0"/>
-          <w:i w:val="0"/>
-          <w:sz w:val="20"/>
-        </w:rPr>
-        <w:t>GPU-accelerated simulator, and what is the limit of a simple</w:t>
-      </w:r>
-    </w:p>
-    <w:p>
-      <w:pPr>
-        <w:spacing w:before="0" w:after="0"/>
-        <w:jc w:val="both"/>
-      </w:pPr>
-      <w:r>
-        <w:rPr>
-          <w:rFonts w:ascii="Times New Roman" w:hAnsi="Times New Roman"/>
-          <w:b w:val="0"/>
-          <w:i w:val="0"/>
-          <w:sz w:val="20"/>
-        </w:rPr>
-        <w:t>proportional attitude stabilizer?</w:t>
+        <w:t>- RQ1. How do a pre-trained RL policy and a hand-tuned IK/TROT controller compare in speed, body-height stability, roll, lateral drift, and cost of transport on flat terrain? - RQ2. What is the operating range of each controller in commanded speed? - RQ3. Is the model-based controller's behavior reproducible, or is it coupled to the simulator's real-time performance? - RQ4. What are the practical integration defects that must be addressed to run a model-based controller through a modern GPU-accelerated simulator, and what is the limit of a simple proportional attitude stabilizer?</w:t>
       </w:r>
     </w:p>
     <w:p>
@@ -1314,82 +234,7 @@
           <w:i w:val="0"/>
           <w:sz w:val="20"/>
         </w:rPr>
-        <w:t>This section presents the theory behind the implemented system. It first</w:t>
-      </w:r>
-    </w:p>
-    <w:p>
-      <w:pPr>
-        <w:spacing w:before="0" w:after="0"/>
-        <w:jc w:val="both"/>
-      </w:pPr>
-      <w:r>
-        <w:rPr>
-          <w:rFonts w:ascii="Times New Roman" w:hAnsi="Times New Roman"/>
-          <w:b w:val="0"/>
-          <w:i w:val="0"/>
-          <w:sz w:val="20"/>
-        </w:rPr>
-        <w:t>describes the overall architecture and the two controllers, then summarizes</w:t>
-      </w:r>
-    </w:p>
-    <w:p>
-      <w:pPr>
-        <w:spacing w:before="0" w:after="0"/>
-        <w:jc w:val="both"/>
-      </w:pPr>
-      <w:r>
-        <w:rPr>
-          <w:rFonts w:ascii="Times New Roman" w:hAnsi="Times New Roman"/>
-          <w:b w:val="0"/>
-          <w:i w:val="0"/>
-          <w:sz w:val="20"/>
-        </w:rPr>
-        <w:t>the practical integration problems and the telemetry used for the</w:t>
-      </w:r>
-    </w:p>
-    <w:p>
-      <w:pPr>
-        <w:spacing w:before="0" w:after="0"/>
-        <w:jc w:val="both"/>
-      </w:pPr>
-      <w:r>
-        <w:rPr>
-          <w:rFonts w:ascii="Times New Roman" w:hAnsi="Times New Roman"/>
-          <w:b w:val="0"/>
-          <w:i w:val="0"/>
-          <w:sz w:val="20"/>
-        </w:rPr>
-        <w:t>evaluation. The emphasis is on the model-based controller, which is the</w:t>
-      </w:r>
-    </w:p>
-    <w:p>
-      <w:pPr>
-        <w:spacing w:before="0" w:after="0"/>
-        <w:jc w:val="both"/>
-      </w:pPr>
-      <w:r>
-        <w:rPr>
-          <w:rFonts w:ascii="Times New Roman" w:hAnsi="Times New Roman"/>
-          <w:b w:val="0"/>
-          <w:i w:val="0"/>
-          <w:sz w:val="20"/>
-        </w:rPr>
-        <w:t>subject of this work, and on the points where it differs from the learned</w:t>
-      </w:r>
-    </w:p>
-    <w:p>
-      <w:pPr>
-        <w:spacing w:before="0" w:after="0"/>
-        <w:jc w:val="both"/>
-      </w:pPr>
-      <w:r>
-        <w:rPr>
-          <w:rFonts w:ascii="Times New Roman" w:hAnsi="Times New Roman"/>
-          <w:b w:val="0"/>
-          <w:i w:val="0"/>
-          <w:sz w:val="20"/>
-        </w:rPr>
-        <w:t>policy.</w:t>
+        <w:t>This section presents the theory behind the implemented system. It first describes the overall architecture and the two controllers, then summarizes the practical integration problems and the telemetry used for the evaluation. The emphasis is on the model-based controller, which is the subject of this work, and on the points where it differs from the learned policy.</w:t>
       </w:r>
     </w:p>
     <w:p>
@@ -1419,7 +264,7 @@
           <w:i w:val="0"/>
           <w:sz w:val="20"/>
         </w:rPr>
-        <w:t>The system consists of a Rust controller running in a container, a ROS 2</w:t>
+        <w:t>The system consists of a Rust controller running in a container, a ROS 2 bridge, and the IsaacLab environment:</w:t>
       </w:r>
     </w:p>
     <w:p>
@@ -1434,130 +279,43 @@
           <w:i w:val="0"/>
           <w:sz w:val="20"/>
         </w:rPr>
-        <w:t>bridge, and the IsaacLab environment:</w:t>
+        <w:t>```mermaid graph LR RC["Rust controller&lt;br/&gt;(container, ROS 2)"] --&gt; ROS["ROS 2 Jazzy&lt;br/&gt;/robot1/joint_group_controller/commands"] ROS --&gt; IS["IsaacLab 3.0&lt;br/&gt;ManagerBasedEnv"] IS --&gt; SIM["Isaac Sim 6.0&lt;br/&gt;PhysX (GPU)"] SIM --&gt; GO2["Unitree Go2"] ```</w:t>
       </w:r>
     </w:p>
     <w:p>
-      <w:pPr>
-        <w:spacing w:before="0" w:after="0"/>
-        <w:jc w:val="both"/>
-      </w:pPr>
       <w:r>
-        <w:rPr>
-          <w:rFonts w:ascii="Times New Roman" w:hAnsi="Times New Roman"/>
-          <w:b w:val="0"/>
-          <w:i w:val="0"/>
-          <w:sz w:val="20"/>
-        </w:rPr>
-        <w:t>```mermaid</w:t>
-      </w:r>
-    </w:p>
-    <w:p>
-      <w:pPr>
-        <w:spacing w:before="0" w:after="0"/>
-        <w:jc w:val="both"/>
-      </w:pPr>
-      <w:r>
-        <w:rPr>
-          <w:rFonts w:ascii="Times New Roman" w:hAnsi="Times New Roman"/>
-          <w:b w:val="0"/>
-          <w:i w:val="0"/>
-          <w:sz w:val="20"/>
-        </w:rPr>
-        <w:t>graph LR</w:t>
-      </w:r>
-    </w:p>
-    <w:p>
-      <w:pPr>
-        <w:spacing w:before="0" w:after="0"/>
-        <w:jc w:val="both"/>
-      </w:pPr>
-      <w:r>
-        <w:rPr>
-          <w:rFonts w:ascii="Times New Roman" w:hAnsi="Times New Roman"/>
-          <w:b w:val="0"/>
-          <w:i w:val="0"/>
-          <w:sz w:val="20"/>
-        </w:rPr>
-        <w:t>RC["Rust controller&lt;br/&gt;(container, ROS 2)"] --&gt; ROS["ROS 2 Jazzy&lt;br/&gt;/robot1/joint_group_controller/commands"]</w:t>
-      </w:r>
-    </w:p>
-    <w:p>
-      <w:pPr>
-        <w:spacing w:before="0" w:after="0"/>
-        <w:jc w:val="both"/>
-      </w:pPr>
-      <w:r>
-        <w:rPr>
-          <w:rFonts w:ascii="Times New Roman" w:hAnsi="Times New Roman"/>
-          <w:b w:val="0"/>
-          <w:i w:val="0"/>
-          <w:sz w:val="20"/>
-        </w:rPr>
-        <w:t>ROS --&gt; IS["IsaacLab 3.0&lt;br/&gt;ManagerBasedEnv"]</w:t>
-      </w:r>
-    </w:p>
-    <w:p>
-      <w:pPr>
-        <w:spacing w:before="0" w:after="0"/>
-        <w:jc w:val="both"/>
-      </w:pPr>
-      <w:r>
-        <w:rPr>
-          <w:rFonts w:ascii="Times New Roman" w:hAnsi="Times New Roman"/>
-          <w:b w:val="0"/>
-          <w:i w:val="0"/>
-          <w:sz w:val="20"/>
-        </w:rPr>
-        <w:t>IS --&gt; SIM["Isaac Sim 6.0&lt;br/&gt;PhysX (GPU)"]</w:t>
-      </w:r>
-    </w:p>
-    <w:p>
-      <w:pPr>
-        <w:spacing w:before="0" w:after="0"/>
-        <w:jc w:val="both"/>
-      </w:pPr>
-      <w:r>
-        <w:rPr>
-          <w:rFonts w:ascii="Times New Roman" w:hAnsi="Times New Roman"/>
-          <w:b w:val="0"/>
-          <w:i w:val="0"/>
-          <w:sz w:val="20"/>
-        </w:rPr>
-        <w:t>SIM --&gt; GO2["Unitree Go2"]</w:t>
-      </w:r>
-    </w:p>
-    <w:p>
-      <w:pPr>
-        <w:spacing w:before="0" w:after="0"/>
-        <w:jc w:val="both"/>
-      </w:pPr>
-      <w:r>
-        <w:rPr>
-          <w:rFonts w:ascii="Times New Roman" w:hAnsi="Times New Roman"/>
-          <w:b w:val="0"/>
-          <w:i w:val="0"/>
-          <w:sz w:val="20"/>
-        </w:rPr>
-        <w:t>```</w:t>
-      </w:r>
-    </w:p>
-    <w:p>
-      <w:r/>
-    </w:p>
-    <w:p>
-      <w:pPr>
-        <w:spacing w:before="0" w:after="0"/>
-        <w:jc w:val="both"/>
-      </w:pPr>
-      <w:r>
-        <w:rPr>
-          <w:rFonts w:ascii="Times New Roman" w:hAnsi="Times New Roman"/>
-          <w:b w:val="0"/>
-          <w:i w:val="0"/>
-          <w:sz w:val="20"/>
-        </w:rPr>
-        <w:t>[image: figures/bw/fig_architecture.png]</w:t>
+        <w:drawing>
+          <wp:inline xmlns:a="http://schemas.openxmlformats.org/drawingml/2006/main" xmlns:pic="http://schemas.openxmlformats.org/drawingml/2006/picture">
+            <wp:extent cx="2700000" cy="3788131"/>
+            <wp:docPr id="1" name="Picture 1"/>
+            <wp:cNvGraphicFramePr>
+              <a:graphicFrameLocks noChangeAspect="1"/>
+            </wp:cNvGraphicFramePr>
+            <a:graphic>
+              <a:graphicData uri="http://schemas.openxmlformats.org/drawingml/2006/picture">
+                <pic:pic>
+                  <pic:nvPicPr>
+                    <pic:cNvPr id="0" name="fig_architecture.png"/>
+                    <pic:cNvPicPr/>
+                  </pic:nvPicPr>
+                  <pic:blipFill>
+                    <a:blip r:embed="rId9"/>
+                    <a:stretch>
+                      <a:fillRect/>
+                    </a:stretch>
+                  </pic:blipFill>
+                  <pic:spPr>
+                    <a:xfrm>
+                      <a:off x="0" y="0"/>
+                      <a:ext cx="2700000" cy="3788131"/>
+                    </a:xfrm>
+                    <a:prstGeom prst="rect"/>
+                  </pic:spPr>
+                </pic:pic>
+              </a:graphicData>
+            </a:graphic>
+          </wp:inline>
+        </w:drawing>
       </w:r>
     </w:p>
     <w:p>
@@ -1587,82 +345,7 @@
           <w:i w:val="0"/>
           <w:sz w:val="20"/>
         </w:rPr>
-        <w:t>The controller publishes twelve joint-position targets as a</w:t>
-      </w:r>
-    </w:p>
-    <w:p>
-      <w:pPr>
-        <w:spacing w:before="0" w:after="0"/>
-        <w:jc w:val="both"/>
-      </w:pPr>
-      <w:r>
-        <w:rPr>
-          <w:rFonts w:ascii="Times New Roman" w:hAnsi="Times New Roman"/>
-          <w:b w:val="0"/>
-          <w:i w:val="0"/>
-          <w:sz w:val="20"/>
-        </w:rPr>
-        <w:t>`std_msgs/Float64MultiArray`. IsaacLab applies them through position</w:t>
-      </w:r>
-    </w:p>
-    <w:p>
-      <w:pPr>
-        <w:spacing w:before="0" w:after="0"/>
-        <w:jc w:val="both"/>
-      </w:pPr>
-      <w:r>
-        <w:rPr>
-          <w:rFonts w:ascii="Times New Roman" w:hAnsi="Times New Roman"/>
-          <w:b w:val="0"/>
-          <w:i w:val="0"/>
-          <w:sz w:val="20"/>
-        </w:rPr>
-        <w:t>actuators with a proportional–derivative law, emulating the low-level mode</w:t>
-      </w:r>
-    </w:p>
-    <w:p>
-      <w:pPr>
-        <w:spacing w:before="0" w:after="0"/>
-        <w:jc w:val="both"/>
-      </w:pPr>
-      <w:r>
-        <w:rPr>
-          <w:rFonts w:ascii="Times New Roman" w:hAnsi="Times New Roman"/>
-          <w:b w:val="0"/>
-          <w:i w:val="0"/>
-          <w:sz w:val="20"/>
-        </w:rPr>
-        <w:t>of the real robot. The RL path uses the same asset and the same</w:t>
-      </w:r>
-    </w:p>
-    <w:p>
-      <w:pPr>
-        <w:spacing w:before="0" w:after="0"/>
-        <w:jc w:val="both"/>
-      </w:pPr>
-      <w:r>
-        <w:rPr>
-          <w:rFonts w:ascii="Times New Roman" w:hAnsi="Times New Roman"/>
-          <w:b w:val="0"/>
-          <w:i w:val="0"/>
-          <w:sz w:val="20"/>
-        </w:rPr>
-        <w:t>joint-position interface; the policy is a TorchScript model executed inside</w:t>
-      </w:r>
-    </w:p>
-    <w:p>
-      <w:pPr>
-        <w:spacing w:before="0" w:after="0"/>
-        <w:jc w:val="both"/>
-      </w:pPr>
-      <w:r>
-        <w:rPr>
-          <w:rFonts w:ascii="Times New Roman" w:hAnsi="Times New Roman"/>
-          <w:b w:val="0"/>
-          <w:i w:val="0"/>
-          <w:sz w:val="20"/>
-        </w:rPr>
-        <w:t>the simulator.</w:t>
+        <w:t>The controller publishes twelve joint-position targets as a `std_msgs/Float64MultiArray`. IsaacLab applies them through position actuators with a proportional–derivative law, emulating the low-level mode of the real robot. The RL path uses the same asset and the same joint-position interface; the policy is a TorchScript model executed inside the simulator.</w:t>
       </w:r>
     </w:p>
     <w:p>
@@ -1692,82 +375,7 @@
           <w:i w:val="0"/>
           <w:sz w:val="20"/>
         </w:rPr>
-        <w:t>The Unitree Go2 has twelve actuated joints: four legs (front-right,</w:t>
-      </w:r>
-    </w:p>
-    <w:p>
-      <w:pPr>
-        <w:spacing w:before="0" w:after="0"/>
-        <w:jc w:val="both"/>
-      </w:pPr>
-      <w:r>
-        <w:rPr>
-          <w:rFonts w:ascii="Times New Roman" w:hAnsi="Times New Roman"/>
-          <w:b w:val="0"/>
-          <w:i w:val="0"/>
-          <w:sz w:val="20"/>
-        </w:rPr>
-        <w:t>front-left, rear-right, rear-left), each with a hip (ab/adduction), a</w:t>
-      </w:r>
-    </w:p>
-    <w:p>
-      <w:pPr>
-        <w:spacing w:before="0" w:after="0"/>
-        <w:jc w:val="both"/>
-      </w:pPr>
-      <w:r>
-        <w:rPr>
-          <w:rFonts w:ascii="Times New Roman" w:hAnsi="Times New Roman"/>
-          <w:b w:val="0"/>
-          <w:i w:val="0"/>
-          <w:sz w:val="20"/>
-        </w:rPr>
-        <w:t>thigh, and a calf joint. Control is performed through target joint</w:t>
-      </w:r>
-    </w:p>
-    <w:p>
-      <w:pPr>
-        <w:spacing w:before="0" w:after="0"/>
-        <w:jc w:val="both"/>
-      </w:pPr>
-      <w:r>
-        <w:rPr>
-          <w:rFonts w:ascii="Times New Roman" w:hAnsi="Times New Roman"/>
-          <w:b w:val="0"/>
-          <w:i w:val="0"/>
-          <w:sz w:val="20"/>
-        </w:rPr>
-        <w:t>positions and a PD law; the model-based controller uses stiffness 75 and</w:t>
-      </w:r>
-    </w:p>
-    <w:p>
-      <w:pPr>
-        <w:spacing w:before="0" w:after="0"/>
-        <w:jc w:val="both"/>
-      </w:pPr>
-      <w:r>
-        <w:rPr>
-          <w:rFonts w:ascii="Times New Roman" w:hAnsi="Times New Roman"/>
-          <w:b w:val="0"/>
-          <w:i w:val="0"/>
-          <w:sz w:val="20"/>
-        </w:rPr>
-        <w:t>damping 0.5, while the NVIDIA policy uses stiffness 25 and damping 0.5, as</w:t>
-      </w:r>
-    </w:p>
-    <w:p>
-      <w:pPr>
-        <w:spacing w:before="0" w:after="0"/>
-        <w:jc w:val="both"/>
-      </w:pPr>
-      <w:r>
-        <w:rPr>
-          <w:rFonts w:ascii="Times New Roman" w:hAnsi="Times New Roman"/>
-          <w:b w:val="0"/>
-          <w:i w:val="0"/>
-          <w:sz w:val="20"/>
-        </w:rPr>
-        <w:t>specified by its environment configuration.</w:t>
+        <w:t>The Unitree Go2 has twelve actuated joints: four legs (front-right, front-left, rear-right, rear-left), each with a hip (ab/adduction), a thigh, and a calf joint. Control is performed through target joint positions and a PD law; the model-based controller uses stiffness 75 and damping 0.5, while the NVIDIA policy uses stiffness 25 and damping 0.5, as specified by its environment configuration.</w:t>
       </w:r>
     </w:p>
     <w:p>
@@ -1842,22 +450,7 @@
           <w:i w:val="0"/>
           <w:sz w:val="20"/>
         </w:rPr>
-        <w:t>where $\mathrm{step_{dist}}$ is the commanded stride distance, $dt$ is the</w:t>
-      </w:r>
-    </w:p>
-    <w:p>
-      <w:pPr>
-        <w:spacing w:before="0" w:after="0"/>
-        <w:jc w:val="both"/>
-      </w:pPr>
-      <w:r>
-        <w:rPr>
-          <w:rFonts w:ascii="Times New Roman" w:hAnsi="Times New Roman"/>
-          <w:b w:val="0"/>
-          <w:i w:val="0"/>
-          <w:sz w:val="20"/>
-        </w:rPr>
-        <w:t>control time step, and $\tau_{\mathrm{st}}$ is the stance duration.</w:t>
+        <w:t>where $\mathrm{step_{dist}}$ is the commanded stride distance, $dt$ is the control time step, and $\tau_{\mathrm{st}}$ is the stance duration.</w:t>
       </w:r>
     </w:p>
     <w:p>
@@ -1902,37 +495,7 @@
           <w:i w:val="0"/>
           <w:sz w:val="20"/>
         </w:rPr>
-        <w:t>where $q_i^{\mathrm{cmd}}$ is the commanded joint angle, $q_i$ is the</w:t>
-      </w:r>
-    </w:p>
-    <w:p>
-      <w:pPr>
-        <w:spacing w:before="0" w:after="0"/>
-        <w:jc w:val="both"/>
-      </w:pPr>
-      <w:r>
-        <w:rPr>
-          <w:rFonts w:ascii="Times New Roman" w:hAnsi="Times New Roman"/>
-          <w:b w:val="0"/>
-          <w:i w:val="0"/>
-          <w:sz w:val="20"/>
-        </w:rPr>
-        <w:t>measured angle, $\dot{q}_i$ is the joint velocity, and $k_p$ and $k_d$ are</w:t>
-      </w:r>
-    </w:p>
-    <w:p>
-      <w:pPr>
-        <w:spacing w:before="0" w:after="0"/>
-        <w:jc w:val="both"/>
-      </w:pPr>
-      <w:r>
-        <w:rPr>
-          <w:rFonts w:ascii="Times New Roman" w:hAnsi="Times New Roman"/>
-          <w:b w:val="0"/>
-          <w:i w:val="0"/>
-          <w:sz w:val="20"/>
-        </w:rPr>
-        <w:t>the stiffness and damping gains.</w:t>
+        <w:t>where $q_i^{\mathrm{cmd}}$ is the commanded joint angle, $q_i$ is the measured angle, $\dot{q}_i$ is the joint velocity, and $k_p$ and $k_d$ are the stiffness and damping gains.</w:t>
       </w:r>
     </w:p>
     <w:p>
@@ -1977,22 +540,7 @@
           <w:i w:val="0"/>
           <w:sz w:val="20"/>
         </w:rPr>
-        <w:t>where $E$ is the mechanical energy, $m$ is the robot mass, $g$ is the</w:t>
-      </w:r>
-    </w:p>
-    <w:p>
-      <w:pPr>
-        <w:spacing w:before="0" w:after="0"/>
-        <w:jc w:val="both"/>
-      </w:pPr>
-      <w:r>
-        <w:rPr>
-          <w:rFonts w:ascii="Times New Roman" w:hAnsi="Times New Roman"/>
-          <w:b w:val="0"/>
-          <w:i w:val="0"/>
-          <w:sz w:val="20"/>
-        </w:rPr>
-        <w:t>gravitational acceleration, and $d$ is the distance travelled.</w:t>
+        <w:t>where $E$ is the mechanical energy, $m$ is the robot mass, $g$ is the gravitational acceleration, and $d$ is the distance travelled.</w:t>
       </w:r>
     </w:p>
     <w:p>
@@ -2052,52 +600,7 @@
           <w:i w:val="0"/>
           <w:sz w:val="20"/>
         </w:rPr>
-        <w:t>where $y_{\mathrm{foot}}$ is the required foot placement, $y_{\mathrm{cm}}$</w:t>
-      </w:r>
-    </w:p>
-    <w:p>
-      <w:pPr>
-        <w:spacing w:before="0" w:after="0"/>
-        <w:jc w:val="both"/>
-      </w:pPr>
-      <w:r>
-        <w:rPr>
-          <w:rFonts w:ascii="Times New Roman" w:hAnsi="Times New Roman"/>
-          <w:b w:val="0"/>
-          <w:i w:val="0"/>
-          <w:sz w:val="20"/>
-        </w:rPr>
-        <w:t>is the center-of-mass position, $v_y$ is the lateral velocity, $\omega$ is</w:t>
-      </w:r>
-    </w:p>
-    <w:p>
-      <w:pPr>
-        <w:spacing w:before="0" w:after="0"/>
-        <w:jc w:val="both"/>
-      </w:pPr>
-      <w:r>
-        <w:rPr>
-          <w:rFonts w:ascii="Times New Roman" w:hAnsi="Times New Roman"/>
-          <w:b w:val="0"/>
-          <w:i w:val="0"/>
-          <w:sz w:val="20"/>
-        </w:rPr>
-        <w:t>the natural frequency, $g$ is the gravitational acceleration, and $h$ is</w:t>
-      </w:r>
-    </w:p>
-    <w:p>
-      <w:pPr>
-        <w:spacing w:before="0" w:after="0"/>
-        <w:jc w:val="both"/>
-      </w:pPr>
-      <w:r>
-        <w:rPr>
-          <w:rFonts w:ascii="Times New Roman" w:hAnsi="Times New Roman"/>
-          <w:b w:val="0"/>
-          <w:i w:val="0"/>
-          <w:sz w:val="20"/>
-        </w:rPr>
-        <w:t>the center-of-mass height.</w:t>
+        <w:t>where $y_{\mathrm{foot}}$ is the required foot placement, $y_{\mathrm{cm}}$ is the center-of-mass position, $v_y$ is the lateral velocity, $\omega$ is the natural frequency, $g$ is the gravitational acceleration, and $h$ is the center-of-mass height.</w:t>
       </w:r>
     </w:p>
     <w:p>
@@ -2142,22 +645,7 @@
           <w:i w:val="0"/>
           <w:sz w:val="20"/>
         </w:rPr>
-        <w:t>where $\varphi$ is the body roll and $\alpha$ is the growth rate of the</w:t>
-      </w:r>
-    </w:p>
-    <w:p>
-      <w:pPr>
-        <w:spacing w:before="0" w:after="0"/>
-        <w:jc w:val="both"/>
-      </w:pPr>
-      <w:r>
-        <w:rPr>
-          <w:rFonts w:ascii="Times New Roman" w:hAnsi="Times New Roman"/>
-          <w:b w:val="0"/>
-          <w:i w:val="0"/>
-          <w:sz w:val="20"/>
-        </w:rPr>
-        <w:t>unstable mode caused by the hip coupling.</w:t>
+        <w:t>where $\varphi$ is the body roll and $\alpha$ is the growth rate of the unstable mode caused by the hip coupling.</w:t>
       </w:r>
     </w:p>
     <w:p>
@@ -2187,7 +675,7 @@
           <w:i w:val="0"/>
           <w:sz w:val="20"/>
         </w:rPr>
-        <w:t>The controller is a finite-state machine with REST, STAND, and TROT</w:t>
+        <w:t>The controller is a finite-state machine with REST, STAND, and TROT states. The TROT generator drives two diagonal pairs in antiphase (FR–RL and FL–RR) with stance and swing phases and a double-support phase. Foot trajectories are generated in the body frame: during stance the foot is fixed in the world and therefore moves backwards in the body frame at the commanded velocity; during swing a Raibert-style heuristic [8] places the foot at the neutral point shifted by the velocity. The foot positions are converted to joint angles by an analytic inverse-kinematics solution using the Go2 link lengths (thigh and calf 0.213 m).</w:t>
       </w:r>
     </w:p>
     <w:p>
@@ -2202,187 +690,7 @@
           <w:i w:val="0"/>
           <w:sz w:val="20"/>
         </w:rPr>
-        <w:t>states. The TROT generator drives two diagonal pairs in antiphase (FR–RL</w:t>
-      </w:r>
-    </w:p>
-    <w:p>
-      <w:pPr>
-        <w:spacing w:before="0" w:after="0"/>
-        <w:jc w:val="both"/>
-      </w:pPr>
-      <w:r>
-        <w:rPr>
-          <w:rFonts w:ascii="Times New Roman" w:hAnsi="Times New Roman"/>
-          <w:b w:val="0"/>
-          <w:i w:val="0"/>
-          <w:sz w:val="20"/>
-        </w:rPr>
-        <w:t>and FL–RR) with stance and swing phases and a double-support phase. Foot</w:t>
-      </w:r>
-    </w:p>
-    <w:p>
-      <w:pPr>
-        <w:spacing w:before="0" w:after="0"/>
-        <w:jc w:val="both"/>
-      </w:pPr>
-      <w:r>
-        <w:rPr>
-          <w:rFonts w:ascii="Times New Roman" w:hAnsi="Times New Roman"/>
-          <w:b w:val="0"/>
-          <w:i w:val="0"/>
-          <w:sz w:val="20"/>
-        </w:rPr>
-        <w:t>trajectories are generated in the body frame: during stance the foot is</w:t>
-      </w:r>
-    </w:p>
-    <w:p>
-      <w:pPr>
-        <w:spacing w:before="0" w:after="0"/>
-        <w:jc w:val="both"/>
-      </w:pPr>
-      <w:r>
-        <w:rPr>
-          <w:rFonts w:ascii="Times New Roman" w:hAnsi="Times New Roman"/>
-          <w:b w:val="0"/>
-          <w:i w:val="0"/>
-          <w:sz w:val="20"/>
-        </w:rPr>
-        <w:t>fixed in the world and therefore moves backwards in the body frame at the</w:t>
-      </w:r>
-    </w:p>
-    <w:p>
-      <w:pPr>
-        <w:spacing w:before="0" w:after="0"/>
-        <w:jc w:val="both"/>
-      </w:pPr>
-      <w:r>
-        <w:rPr>
-          <w:rFonts w:ascii="Times New Roman" w:hAnsi="Times New Roman"/>
-          <w:b w:val="0"/>
-          <w:i w:val="0"/>
-          <w:sz w:val="20"/>
-        </w:rPr>
-        <w:t>commanded velocity; during swing a Raibert-style heuristic [8] places the</w:t>
-      </w:r>
-    </w:p>
-    <w:p>
-      <w:pPr>
-        <w:spacing w:before="0" w:after="0"/>
-        <w:jc w:val="both"/>
-      </w:pPr>
-      <w:r>
-        <w:rPr>
-          <w:rFonts w:ascii="Times New Roman" w:hAnsi="Times New Roman"/>
-          <w:b w:val="0"/>
-          <w:i w:val="0"/>
-          <w:sz w:val="20"/>
-        </w:rPr>
-        <w:t>foot at the neutral point shifted by the velocity. The foot positions are</w:t>
-      </w:r>
-    </w:p>
-    <w:p>
-      <w:pPr>
-        <w:spacing w:before="0" w:after="0"/>
-        <w:jc w:val="both"/>
-      </w:pPr>
-      <w:r>
-        <w:rPr>
-          <w:rFonts w:ascii="Times New Roman" w:hAnsi="Times New Roman"/>
-          <w:b w:val="0"/>
-          <w:i w:val="0"/>
-          <w:sz w:val="20"/>
-        </w:rPr>
-        <w:t>converted to joint angles by an analytic inverse-kinematics solution using</w:t>
-      </w:r>
-    </w:p>
-    <w:p>
-      <w:pPr>
-        <w:spacing w:before="0" w:after="0"/>
-        <w:jc w:val="both"/>
-      </w:pPr>
-      <w:r>
-        <w:rPr>
-          <w:rFonts w:ascii="Times New Roman" w:hAnsi="Times New Roman"/>
-          <w:b w:val="0"/>
-          <w:i w:val="0"/>
-          <w:sz w:val="20"/>
-        </w:rPr>
-        <w:t>the Go2 link lengths (thigh and calf 0.213 m).</w:t>
-      </w:r>
-    </w:p>
-    <w:p>
-      <w:pPr>
-        <w:spacing w:before="0" w:after="0"/>
-        <w:jc w:val="both"/>
-      </w:pPr>
-      <w:r>
-        <w:rPr>
-          <w:rFonts w:ascii="Times New Roman" w:hAnsi="Times New Roman"/>
-          <w:b w:val="0"/>
-          <w:i w:val="0"/>
-          <w:sz w:val="20"/>
-        </w:rPr>
-        <w:t>An attitude-compensation loop uses the IMU orientation to keep the feet</w:t>
-      </w:r>
-    </w:p>
-    <w:p>
-      <w:pPr>
-        <w:spacing w:before="0" w:after="0"/>
-        <w:jc w:val="both"/>
-      </w:pPr>
-      <w:r>
-        <w:rPr>
-          <w:rFonts w:ascii="Times New Roman" w:hAnsi="Times New Roman"/>
-          <w:b w:val="0"/>
-          <w:i w:val="0"/>
-          <w:sz w:val="20"/>
-        </w:rPr>
-        <w:t>level: the pitch error is compensated by rotating the feet about the</w:t>
-      </w:r>
-    </w:p>
-    <w:p>
-      <w:pPr>
-        <w:spacing w:before="0" w:after="0"/>
-        <w:jc w:val="both"/>
-      </w:pPr>
-      <w:r>
-        <w:rPr>
-          <w:rFonts w:ascii="Times New Roman" w:hAnsi="Times New Roman"/>
-          <w:b w:val="0"/>
-          <w:i w:val="0"/>
-          <w:sz w:val="20"/>
-        </w:rPr>
-        <w:t>lateral axis, and the roll error by a differential leg-length adjustment,</w:t>
-      </w:r>
-    </w:p>
-    <w:p>
-      <w:pPr>
-        <w:spacing w:before="0" w:after="0"/>
-        <w:jc w:val="both"/>
-      </w:pPr>
-      <w:r>
-        <w:rPr>
-          <w:rFonts w:ascii="Times New Roman" w:hAnsi="Times New Roman"/>
-          <w:b w:val="0"/>
-          <w:i w:val="0"/>
-          <w:sz w:val="20"/>
-        </w:rPr>
-        <w:t>which avoids driving the hip joints into saturation. A proportional</w:t>
-      </w:r>
-    </w:p>
-    <w:p>
-      <w:pPr>
-        <w:spacing w:before="0" w:after="0"/>
-        <w:jc w:val="both"/>
-      </w:pPr>
-      <w:r>
-        <w:rPr>
-          <w:rFonts w:ascii="Times New Roman" w:hAnsi="Times New Roman"/>
-          <w:b w:val="0"/>
-          <w:i w:val="0"/>
-          <w:sz w:val="20"/>
-        </w:rPr>
-        <w:t>yaw-stabilization term keeps the heading fixed.</w:t>
+        <w:t>An attitude-compensation loop uses the IMU orientation to keep the feet level: the pitch error is compensated by rotating the feet about the lateral axis, and the roll error by a differential leg-length adjustment, which avoids driving the hip joints into saturation. A proportional yaw-stabilization term keeps the heading fixed.</w:t>
       </w:r>
     </w:p>
     <w:p>
@@ -2412,97 +720,7 @@
           <w:i w:val="0"/>
           <w:sz w:val="20"/>
         </w:rPr>
-        <w:t>The RL baseline is the pre-trained NVIDIA policy distributed with Isaac</w:t>
-      </w:r>
-    </w:p>
-    <w:p>
-      <w:pPr>
-        <w:spacing w:before="0" w:after="0"/>
-        <w:jc w:val="both"/>
-      </w:pPr>
-      <w:r>
-        <w:rPr>
-          <w:rFonts w:ascii="Times New Roman" w:hAnsi="Times New Roman"/>
-          <w:b w:val="0"/>
-          <w:i w:val="0"/>
-          <w:sz w:val="20"/>
-        </w:rPr>
-        <w:t>Sim [15]. Its observation is a 48-dimensional vector (base linear and</w:t>
-      </w:r>
-    </w:p>
-    <w:p>
-      <w:pPr>
-        <w:spacing w:before="0" w:after="0"/>
-        <w:jc w:val="both"/>
-      </w:pPr>
-      <w:r>
-        <w:rPr>
-          <w:rFonts w:ascii="Times New Roman" w:hAnsi="Times New Roman"/>
-          <w:b w:val="0"/>
-          <w:i w:val="0"/>
-          <w:sz w:val="20"/>
-        </w:rPr>
-        <w:t>angular velocity in the body frame, gravity direction, commanded</w:t>
-      </w:r>
-    </w:p>
-    <w:p>
-      <w:pPr>
-        <w:spacing w:before="0" w:after="0"/>
-        <w:jc w:val="both"/>
-      </w:pPr>
-      <w:r>
-        <w:rPr>
-          <w:rFonts w:ascii="Times New Roman" w:hAnsi="Times New Roman"/>
-          <w:b w:val="0"/>
-          <w:i w:val="0"/>
-          <w:sz w:val="20"/>
-        </w:rPr>
-        <w:t>velocities, joint position error from the default, joint velocities, and</w:t>
-      </w:r>
-    </w:p>
-    <w:p>
-      <w:pPr>
-        <w:spacing w:before="0" w:after="0"/>
-        <w:jc w:val="both"/>
-      </w:pPr>
-      <w:r>
-        <w:rPr>
-          <w:rFonts w:ascii="Times New Roman" w:hAnsi="Times New Roman"/>
-          <w:b w:val="0"/>
-          <w:i w:val="0"/>
-          <w:sz w:val="20"/>
-        </w:rPr>
-        <w:t>the previous action). The policy outputs twelve actions at a decimated</w:t>
-      </w:r>
-    </w:p>
-    <w:p>
-      <w:pPr>
-        <w:spacing w:before="0" w:after="0"/>
-        <w:jc w:val="both"/>
-      </w:pPr>
-      <w:r>
-        <w:rPr>
-          <w:rFonts w:ascii="Times New Roman" w:hAnsi="Times New Roman"/>
-          <w:b w:val="0"/>
-          <w:i w:val="0"/>
-          <w:sz w:val="20"/>
-        </w:rPr>
-        <w:t>rate, which are converted to joint-position targets. The policy is</w:t>
-      </w:r>
-    </w:p>
-    <w:p>
-      <w:pPr>
-        <w:spacing w:before="0" w:after="0"/>
-        <w:jc w:val="both"/>
-      </w:pPr>
-      <w:r>
-        <w:rPr>
-          <w:rFonts w:ascii="Times New Roman" w:hAnsi="Times New Roman"/>
-          <w:b w:val="0"/>
-          <w:i w:val="0"/>
-          <w:sz w:val="20"/>
-        </w:rPr>
-        <w:t>executed step-by-step, so its behavior does not depend on wall-clock time.</w:t>
+        <w:t>The RL baseline is the pre-trained NVIDIA policy distributed with Isaac Sim [15]. Its observation is a 48-dimensional vector (base linear and angular velocity in the body frame, gravity direction, commanded velocities, joint position error from the default, joint velocities, and the previous action). The policy outputs twelve actions at a decimated rate, which are converted to joint-position targets. The policy is executed step-by-step, so its behavior does not depend on wall-clock time.</w:t>
       </w:r>
     </w:p>
     <w:p>
@@ -2532,7 +750,7 @@
           <w:i w:val="0"/>
           <w:sz w:val="20"/>
         </w:rPr>
-        <w:t>Five concrete defects were found and fixed, each confirmed by telemetry</w:t>
+        <w:t>Five concrete defects were found and fixed, each confirmed by telemetry (125 columns: pose, angles, velocities, torques, foot positions and contacts):</w:t>
       </w:r>
     </w:p>
     <w:p>
@@ -2547,7 +765,7 @@
           <w:i w:val="0"/>
           <w:sz w:val="20"/>
         </w:rPr>
-        <w:t>(125 columns: pose, angles, velocities, torques, foot positions and</w:t>
+        <w:t>1. Stance foot drift. The stance foot velocity was computed as $-\frac{\mathrm{step\_dist}}{4\,dt\,\tau_{\mathrm{st}}}$, where `stance_ticks` is the length of one stance phase, whereas the leg is on the ground for several phases in a row. The foot drifted backwards (up to −1.2 m) and the IK saturated (`calf = 0`). It was replaced by the physically correct velocity, Eq. (1) with v_st = -cmd_vel. 2. IMU compensation accumulation. The compensation was applied incrementally to the gait state, so the tilt accumulated. It is now applied only to the copy used for IK. 3. Inverted IMU sign. The compensation used `R(-comp)` instead of `R(comp)`, amplifying the tilt. After correction, roll dropped from a full flip (180°) to about 8°. 4. Inverted yaw sign. The yaw stabilization used `-0.5·yaw_err`, which spun the robot up. With `+0.5·yaw_err` the heading is maintained. 5. Wall-clock PID. After switching the controller to a simulation-time step, the PID still used wall-clock `dt`, causing a mismatch in the integral and derivative terms.</w:t>
       </w:r>
     </w:p>
     <w:p>
@@ -2562,340 +780,43 @@
           <w:i w:val="0"/>
           <w:sz w:val="20"/>
         </w:rPr>
-        <w:t>contacts):</w:t>
+        <w:t>A structural defect was also identified: compensating the roll by rotating the feet created a positive feedback loop through the hip joints. The roll is now compensated by a differential leg length, which does not actuate the hip; the roll dropped from 50° to about 8° (Fig. 2).</w:t>
       </w:r>
     </w:p>
     <w:p>
-      <w:pPr>
-        <w:spacing w:before="0" w:after="0"/>
-        <w:jc w:val="both"/>
-      </w:pPr>
       <w:r>
-        <w:rPr>
-          <w:rFonts w:ascii="Times New Roman" w:hAnsi="Times New Roman"/>
-          <w:b w:val="0"/>
-          <w:i w:val="0"/>
-          <w:sz w:val="20"/>
-        </w:rPr>
-        <w:t>1. Stance foot drift. The stance foot velocity was computed as</w:t>
-      </w:r>
-    </w:p>
-    <w:p>
-      <w:pPr>
-        <w:spacing w:before="0" w:after="0"/>
-        <w:jc w:val="both"/>
-      </w:pPr>
-      <w:r>
-        <w:rPr>
-          <w:rFonts w:ascii="Times New Roman" w:hAnsi="Times New Roman"/>
-          <w:b w:val="0"/>
-          <w:i w:val="0"/>
-          <w:sz w:val="20"/>
-        </w:rPr>
-        <w:t>$-\frac{\mathrm{step\_dist}}{4\,dt\,\tau_{\mathrm{st}}}$, where `stance_ticks` is the length</w:t>
-      </w:r>
-    </w:p>
-    <w:p>
-      <w:pPr>
-        <w:spacing w:before="0" w:after="0"/>
-        <w:jc w:val="both"/>
-      </w:pPr>
-      <w:r>
-        <w:rPr>
-          <w:rFonts w:ascii="Times New Roman" w:hAnsi="Times New Roman"/>
-          <w:b w:val="0"/>
-          <w:i w:val="0"/>
-          <w:sz w:val="20"/>
-        </w:rPr>
-        <w:t>of one stance phase, whereas the leg is on the ground for several phases</w:t>
-      </w:r>
-    </w:p>
-    <w:p>
-      <w:pPr>
-        <w:spacing w:before="0" w:after="0"/>
-        <w:jc w:val="both"/>
-      </w:pPr>
-      <w:r>
-        <w:rPr>
-          <w:rFonts w:ascii="Times New Roman" w:hAnsi="Times New Roman"/>
-          <w:b w:val="0"/>
-          <w:i w:val="0"/>
-          <w:sz w:val="20"/>
-        </w:rPr>
-        <w:t>in a row. The foot drifted backwards (up to −1.2 m) and the IK saturated</w:t>
-      </w:r>
-    </w:p>
-    <w:p>
-      <w:pPr>
-        <w:spacing w:before="0" w:after="0"/>
-        <w:jc w:val="both"/>
-      </w:pPr>
-      <w:r>
-        <w:rPr>
-          <w:rFonts w:ascii="Times New Roman" w:hAnsi="Times New Roman"/>
-          <w:b w:val="0"/>
-          <w:i w:val="0"/>
-          <w:sz w:val="20"/>
-        </w:rPr>
-        <w:t>(`calf = 0`). It was replaced by the physically correct velocity,</w:t>
-      </w:r>
-    </w:p>
-    <w:p>
-      <w:pPr>
-        <w:spacing w:before="0" w:after="0"/>
-        <w:jc w:val="both"/>
-      </w:pPr>
-      <w:r>
-        <w:rPr>
-          <w:rFonts w:ascii="Times New Roman" w:hAnsi="Times New Roman"/>
-          <w:b w:val="0"/>
-          <w:i w:val="0"/>
-          <w:sz w:val="20"/>
-        </w:rPr>
-        <w:t>Eq. (1) with v_st = -cmd_vel.</w:t>
-      </w:r>
-    </w:p>
-    <w:p>
-      <w:pPr>
-        <w:spacing w:before="0" w:after="0"/>
-        <w:jc w:val="both"/>
-      </w:pPr>
-      <w:r>
-        <w:rPr>
-          <w:rFonts w:ascii="Times New Roman" w:hAnsi="Times New Roman"/>
-          <w:b w:val="0"/>
-          <w:i w:val="0"/>
-          <w:sz w:val="20"/>
-        </w:rPr>
-        <w:t>2. IMU compensation accumulation. The compensation was applied</w:t>
-      </w:r>
-    </w:p>
-    <w:p>
-      <w:pPr>
-        <w:spacing w:before="0" w:after="0"/>
-        <w:jc w:val="both"/>
-      </w:pPr>
-      <w:r>
-        <w:rPr>
-          <w:rFonts w:ascii="Times New Roman" w:hAnsi="Times New Roman"/>
-          <w:b w:val="0"/>
-          <w:i w:val="0"/>
-          <w:sz w:val="20"/>
-        </w:rPr>
-        <w:t>incrementally to the gait state, so the tilt accumulated. It is now</w:t>
-      </w:r>
-    </w:p>
-    <w:p>
-      <w:pPr>
-        <w:spacing w:before="0" w:after="0"/>
-        <w:jc w:val="both"/>
-      </w:pPr>
-      <w:r>
-        <w:rPr>
-          <w:rFonts w:ascii="Times New Roman" w:hAnsi="Times New Roman"/>
-          <w:b w:val="0"/>
-          <w:i w:val="0"/>
-          <w:sz w:val="20"/>
-        </w:rPr>
-        <w:t>applied only to the copy used for IK.</w:t>
-      </w:r>
-    </w:p>
-    <w:p>
-      <w:pPr>
-        <w:spacing w:before="0" w:after="0"/>
-        <w:jc w:val="both"/>
-      </w:pPr>
-      <w:r>
-        <w:rPr>
-          <w:rFonts w:ascii="Times New Roman" w:hAnsi="Times New Roman"/>
-          <w:b w:val="0"/>
-          <w:i w:val="0"/>
-          <w:sz w:val="20"/>
-        </w:rPr>
-        <w:t>3. Inverted IMU sign. The compensation used `R(-comp)` instead of</w:t>
-      </w:r>
-    </w:p>
-    <w:p>
-      <w:pPr>
-        <w:spacing w:before="0" w:after="0"/>
-        <w:jc w:val="both"/>
-      </w:pPr>
-      <w:r>
-        <w:rPr>
-          <w:rFonts w:ascii="Times New Roman" w:hAnsi="Times New Roman"/>
-          <w:b w:val="0"/>
-          <w:i w:val="0"/>
-          <w:sz w:val="20"/>
-        </w:rPr>
-        <w:t>`R(comp)`, amplifying the tilt. After correction, roll dropped from a</w:t>
-      </w:r>
-    </w:p>
-    <w:p>
-      <w:pPr>
-        <w:spacing w:before="0" w:after="0"/>
-        <w:jc w:val="both"/>
-      </w:pPr>
-      <w:r>
-        <w:rPr>
-          <w:rFonts w:ascii="Times New Roman" w:hAnsi="Times New Roman"/>
-          <w:b w:val="0"/>
-          <w:i w:val="0"/>
-          <w:sz w:val="20"/>
-        </w:rPr>
-        <w:t>full flip (180°) to about 8°.</w:t>
-      </w:r>
-    </w:p>
-    <w:p>
-      <w:pPr>
-        <w:spacing w:before="0" w:after="0"/>
-        <w:jc w:val="both"/>
-      </w:pPr>
-      <w:r>
-        <w:rPr>
-          <w:rFonts w:ascii="Times New Roman" w:hAnsi="Times New Roman"/>
-          <w:b w:val="0"/>
-          <w:i w:val="0"/>
-          <w:sz w:val="20"/>
-        </w:rPr>
-        <w:t>4. Inverted yaw sign. The yaw stabilization used `-0.5·yaw_err`, which</w:t>
-      </w:r>
-    </w:p>
-    <w:p>
-      <w:pPr>
-        <w:spacing w:before="0" w:after="0"/>
-        <w:jc w:val="both"/>
-      </w:pPr>
-      <w:r>
-        <w:rPr>
-          <w:rFonts w:ascii="Times New Roman" w:hAnsi="Times New Roman"/>
-          <w:b w:val="0"/>
-          <w:i w:val="0"/>
-          <w:sz w:val="20"/>
-        </w:rPr>
-        <w:t>spun the robot up. With `+0.5·yaw_err` the heading is maintained.</w:t>
-      </w:r>
-    </w:p>
-    <w:p>
-      <w:pPr>
-        <w:spacing w:before="0" w:after="0"/>
-        <w:jc w:val="both"/>
-      </w:pPr>
-      <w:r>
-        <w:rPr>
-          <w:rFonts w:ascii="Times New Roman" w:hAnsi="Times New Roman"/>
-          <w:b w:val="0"/>
-          <w:i w:val="0"/>
-          <w:sz w:val="20"/>
-        </w:rPr>
-        <w:t>5. Wall-clock PID. After switching the controller to a simulation-time</w:t>
-      </w:r>
-    </w:p>
-    <w:p>
-      <w:pPr>
-        <w:spacing w:before="0" w:after="0"/>
-        <w:jc w:val="both"/>
-      </w:pPr>
-      <w:r>
-        <w:rPr>
-          <w:rFonts w:ascii="Times New Roman" w:hAnsi="Times New Roman"/>
-          <w:b w:val="0"/>
-          <w:i w:val="0"/>
-          <w:sz w:val="20"/>
-        </w:rPr>
-        <w:t>step, the PID still used wall-clock `dt`, causing a mismatch in the</w:t>
-      </w:r>
-    </w:p>
-    <w:p>
-      <w:pPr>
-        <w:spacing w:before="0" w:after="0"/>
-        <w:jc w:val="both"/>
-      </w:pPr>
-      <w:r>
-        <w:rPr>
-          <w:rFonts w:ascii="Times New Roman" w:hAnsi="Times New Roman"/>
-          <w:b w:val="0"/>
-          <w:i w:val="0"/>
-          <w:sz w:val="20"/>
-        </w:rPr>
-        <w:t>integral and derivative terms.</w:t>
-      </w:r>
-    </w:p>
-    <w:p>
-      <w:pPr>
-        <w:spacing w:before="0" w:after="0"/>
-        <w:jc w:val="both"/>
-      </w:pPr>
-      <w:r>
-        <w:rPr>
-          <w:rFonts w:ascii="Times New Roman" w:hAnsi="Times New Roman"/>
-          <w:b w:val="0"/>
-          <w:i w:val="0"/>
-          <w:sz w:val="20"/>
-        </w:rPr>
-        <w:t>A structural defect was also identified: compensating the roll by rotating</w:t>
-      </w:r>
-    </w:p>
-    <w:p>
-      <w:pPr>
-        <w:spacing w:before="0" w:after="0"/>
-        <w:jc w:val="both"/>
-      </w:pPr>
-      <w:r>
-        <w:rPr>
-          <w:rFonts w:ascii="Times New Roman" w:hAnsi="Times New Roman"/>
-          <w:b w:val="0"/>
-          <w:i w:val="0"/>
-          <w:sz w:val="20"/>
-        </w:rPr>
-        <w:t>the feet created a positive feedback loop through the hip joints. The roll</w:t>
-      </w:r>
-    </w:p>
-    <w:p>
-      <w:pPr>
-        <w:spacing w:before="0" w:after="0"/>
-        <w:jc w:val="both"/>
-      </w:pPr>
-      <w:r>
-        <w:rPr>
-          <w:rFonts w:ascii="Times New Roman" w:hAnsi="Times New Roman"/>
-          <w:b w:val="0"/>
-          <w:i w:val="0"/>
-          <w:sz w:val="20"/>
-        </w:rPr>
-        <w:t>is now compensated by a differential leg length, which does not actuate the</w:t>
-      </w:r>
-    </w:p>
-    <w:p>
-      <w:pPr>
-        <w:spacing w:before="0" w:after="0"/>
-        <w:jc w:val="both"/>
-      </w:pPr>
-      <w:r>
-        <w:rPr>
-          <w:rFonts w:ascii="Times New Roman" w:hAnsi="Times New Roman"/>
-          <w:b w:val="0"/>
-          <w:i w:val="0"/>
-          <w:sz w:val="20"/>
-        </w:rPr>
-        <w:t>hip; the roll dropped from 50° to about 8° (Fig. 2).</w:t>
-      </w:r>
-    </w:p>
-    <w:p>
-      <w:r/>
-    </w:p>
-    <w:p>
-      <w:pPr>
-        <w:spacing w:before="0" w:after="0"/>
-        <w:jc w:val="both"/>
-      </w:pPr>
-      <w:r>
-        <w:rPr>
-          <w:rFonts w:ascii="Times New Roman" w:hAnsi="Times New Roman"/>
-          <w:b w:val="0"/>
-          <w:i w:val="0"/>
-          <w:sz w:val="20"/>
-        </w:rPr>
-        <w:t>[image: figures/bw/fig_roll.png]</w:t>
+        <w:drawing>
+          <wp:inline xmlns:a="http://schemas.openxmlformats.org/drawingml/2006/main" xmlns:pic="http://schemas.openxmlformats.org/drawingml/2006/picture">
+            <wp:extent cx="2700000" cy="2086364"/>
+            <wp:docPr id="2" name="Picture 2"/>
+            <wp:cNvGraphicFramePr>
+              <a:graphicFrameLocks noChangeAspect="1"/>
+            </wp:cNvGraphicFramePr>
+            <a:graphic>
+              <a:graphicData uri="http://schemas.openxmlformats.org/drawingml/2006/picture">
+                <pic:pic>
+                  <pic:nvPicPr>
+                    <pic:cNvPr id="0" name="fig_roll.png"/>
+                    <pic:cNvPicPr/>
+                  </pic:nvPicPr>
+                  <pic:blipFill>
+                    <a:blip r:embed="rId10"/>
+                    <a:stretch>
+                      <a:fillRect/>
+                    </a:stretch>
+                  </pic:blipFill>
+                  <pic:spPr>
+                    <a:xfrm>
+                      <a:off x="0" y="0"/>
+                      <a:ext cx="2700000" cy="2086364"/>
+                    </a:xfrm>
+                    <a:prstGeom prst="rect"/>
+                  </pic:spPr>
+                </pic:pic>
+              </a:graphicData>
+            </a:graphic>
+          </wp:inline>
+        </w:drawing>
       </w:r>
     </w:p>
     <w:p>
@@ -2940,172 +861,7 @@
           <w:i w:val="0"/>
           <w:sz w:val="20"/>
         </w:rPr>
-        <w:t>A unified telemetry system records 125 quantities per physics step in CSV</w:t>
-      </w:r>
-    </w:p>
-    <w:p>
-      <w:pPr>
-        <w:spacing w:before="0" w:after="0"/>
-        <w:jc w:val="both"/>
-      </w:pPr>
-      <w:r>
-        <w:rPr>
-          <w:rFonts w:ascii="Times New Roman" w:hAnsi="Times New Roman"/>
-          <w:b w:val="0"/>
-          <w:i w:val="0"/>
-          <w:sz w:val="20"/>
-        </w:rPr>
-        <w:t>format: the body pose and orientation, linear and angular velocities in the</w:t>
-      </w:r>
-    </w:p>
-    <w:p>
-      <w:pPr>
-        <w:spacing w:before="0" w:after="0"/>
-        <w:jc w:val="both"/>
-      </w:pPr>
-      <w:r>
-        <w:rPr>
-          <w:rFonts w:ascii="Times New Roman" w:hAnsi="Times New Roman"/>
-          <w:b w:val="0"/>
-          <w:i w:val="0"/>
-          <w:sz w:val="20"/>
-        </w:rPr>
-        <w:t>world and body frames, accelerations and the gravity direction, commanded</w:t>
-      </w:r>
-    </w:p>
-    <w:p>
-      <w:pPr>
-        <w:spacing w:before="0" w:after="0"/>
-        <w:jc w:val="both"/>
-      </w:pPr>
-      <w:r>
-        <w:rPr>
-          <w:rFonts w:ascii="Times New Roman" w:hAnsi="Times New Roman"/>
-          <w:b w:val="0"/>
-          <w:i w:val="0"/>
-          <w:sz w:val="20"/>
-        </w:rPr>
-        <w:t>velocities and the controller mode, world positions and contacts of the</w:t>
-      </w:r>
-    </w:p>
-    <w:p>
-      <w:pPr>
-        <w:spacing w:before="0" w:after="0"/>
-        <w:jc w:val="both"/>
-      </w:pPr>
-      <w:r>
-        <w:rPr>
-          <w:rFonts w:ascii="Times New Roman" w:hAnsi="Times New Roman"/>
-          <w:b w:val="0"/>
-          <w:i w:val="0"/>
-          <w:sz w:val="20"/>
-        </w:rPr>
-        <w:t>four feet, angles and velocities of the twelve joints, an estimate of the</w:t>
-      </w:r>
-    </w:p>
-    <w:p>
-      <w:pPr>
-        <w:spacing w:before="0" w:after="0"/>
-        <w:jc w:val="both"/>
-      </w:pPr>
-      <w:r>
-        <w:rPr>
-          <w:rFonts w:ascii="Times New Roman" w:hAnsi="Times New Roman"/>
-          <w:b w:val="0"/>
-          <w:i w:val="0"/>
-          <w:sz w:val="20"/>
-        </w:rPr>
-        <w:t>joint torques, instantaneous powers and accumulated energy, joint tracking</w:t>
-      </w:r>
-    </w:p>
-    <w:p>
-      <w:pPr>
-        <w:spacing w:before="0" w:after="0"/>
-        <w:jc w:val="both"/>
-      </w:pPr>
-      <w:r>
-        <w:rPr>
-          <w:rFonts w:ascii="Times New Roman" w:hAnsi="Times New Roman"/>
-          <w:b w:val="0"/>
-          <w:i w:val="0"/>
-          <w:sz w:val="20"/>
-        </w:rPr>
-        <w:t>errors, and flags for falls, hip saturation, and NaNs. The same format is</w:t>
-      </w:r>
-    </w:p>
-    <w:p>
-      <w:pPr>
-        <w:spacing w:before="0" w:after="0"/>
-        <w:jc w:val="both"/>
-      </w:pPr>
-      <w:r>
-        <w:rPr>
-          <w:rFonts w:ascii="Times New Roman" w:hAnsi="Times New Roman"/>
-          <w:b w:val="0"/>
-          <w:i w:val="0"/>
-          <w:sz w:val="20"/>
-        </w:rPr>
-        <w:t>used for both controllers. The joint torque is estimated by Eq. (2); the energy is the integral of the</w:t>
-      </w:r>
-    </w:p>
-    <w:p>
-      <w:pPr>
-        <w:spacing w:before="0" w:after="0"/>
-        <w:jc w:val="both"/>
-      </w:pPr>
-      <w:r>
-        <w:rPr>
-          <w:rFonts w:ascii="Times New Roman" w:hAnsi="Times New Roman"/>
-          <w:b w:val="0"/>
-          <w:i w:val="0"/>
-          <w:sz w:val="20"/>
-        </w:rPr>
-        <w:t>sum of joint powers, and the cost of transport is given by Eq. (3). To remove the</w:t>
-      </w:r>
-    </w:p>
-    <w:p>
-      <w:pPr>
-        <w:spacing w:before="0" w:after="0"/>
-        <w:jc w:val="both"/>
-      </w:pPr>
-      <w:r>
-        <w:rPr>
-          <w:rFonts w:ascii="Times New Roman" w:hAnsi="Times New Roman"/>
-          <w:b w:val="0"/>
-          <w:i w:val="0"/>
-          <w:sz w:val="20"/>
-        </w:rPr>
-        <w:t>influence of performance, the model-based controller steps on simulation</w:t>
-      </w:r>
-    </w:p>
-    <w:p>
-      <w:pPr>
-        <w:spacing w:before="0" w:after="0"/>
-        <w:jc w:val="both"/>
-      </w:pPr>
-      <w:r>
-        <w:rPr>
-          <w:rFonts w:ascii="Times New Roman" w:hAnsi="Times New Roman"/>
-          <w:b w:val="0"/>
-          <w:i w:val="0"/>
-          <w:sz w:val="20"/>
-        </w:rPr>
-        <w:t>time, published by the environment on a dedicated topic, which makes its</w:t>
-      </w:r>
-    </w:p>
-    <w:p>
-      <w:pPr>
-        <w:spacing w:before="0" w:after="0"/>
-        <w:jc w:val="both"/>
-      </w:pPr>
-      <w:r>
-        <w:rPr>
-          <w:rFonts w:ascii="Times New Roman" w:hAnsi="Times New Roman"/>
-          <w:b w:val="0"/>
-          <w:i w:val="0"/>
-          <w:sz w:val="20"/>
-        </w:rPr>
-        <w:t>behavior deterministic and independent of the frame rate.</w:t>
+        <w:t>A unified telemetry system records 125 quantities per physics step in CSV format: the body pose and orientation, linear and angular velocities in the world and body frames, accelerations and the gravity direction, commanded velocities and the controller mode, world positions and contacts of the four feet, angles and velocities of the twelve joints, an estimate of the joint torques, instantaneous powers and accumulated energy, joint tracking errors, and flags for falls, hip saturation, and NaNs. The same format is used for both controllers. The joint torque is estimated by Eq. (2); the energy is the integral of the sum of joint powers, and the cost of transport is given by Eq. (3). To remove the influence of performance, the model-based controller steps on simulation time, published by the environment on a dedicated topic, which makes its behavior deterministic and independent of the frame rate.</w:t>
       </w:r>
     </w:p>
     <w:p>
@@ -3135,82 +891,7 @@
           <w:i w:val="0"/>
           <w:sz w:val="20"/>
         </w:rPr>
-        <w:t>This section reports the experimental comparison of the two controllers.</w:t>
-      </w:r>
-    </w:p>
-    <w:p>
-      <w:pPr>
-        <w:spacing w:before="0" w:after="0"/>
-        <w:jc w:val="both"/>
-      </w:pPr>
-      <w:r>
-        <w:rPr>
-          <w:rFonts w:ascii="Times New Roman" w:hAnsi="Times New Roman"/>
-          <w:b w:val="0"/>
-          <w:i w:val="0"/>
-          <w:sz w:val="20"/>
-        </w:rPr>
-        <w:t>We first describe the setup and the metrics, then present the results of</w:t>
-      </w:r>
-    </w:p>
-    <w:p>
-      <w:pPr>
-        <w:spacing w:before="0" w:after="0"/>
-        <w:jc w:val="both"/>
-      </w:pPr>
-      <w:r>
-        <w:rPr>
-          <w:rFonts w:ascii="Times New Roman" w:hAnsi="Times New Roman"/>
-          <w:b w:val="0"/>
-          <w:i w:val="0"/>
-          <w:sz w:val="20"/>
-        </w:rPr>
-        <w:t>forward walking, the operating range in commanded speed, additional</w:t>
-      </w:r>
-    </w:p>
-    <w:p>
-      <w:pPr>
-        <w:spacing w:before="0" w:after="0"/>
-        <w:jc w:val="both"/>
-      </w:pPr>
-      <w:r>
-        <w:rPr>
-          <w:rFonts w:ascii="Times New Roman" w:hAnsi="Times New Roman"/>
-          <w:b w:val="0"/>
-          <w:i w:val="0"/>
-          <w:sz w:val="20"/>
-        </w:rPr>
-        <w:t>metrics, and the failure taxonomy with the negative results. All numbers</w:t>
-      </w:r>
-    </w:p>
-    <w:p>
-      <w:pPr>
-        <w:spacing w:before="0" w:after="0"/>
-        <w:jc w:val="both"/>
-      </w:pPr>
-      <w:r>
-        <w:rPr>
-          <w:rFonts w:ascii="Times New Roman" w:hAnsi="Times New Roman"/>
-          <w:b w:val="0"/>
-          <w:i w:val="0"/>
-          <w:sz w:val="20"/>
-        </w:rPr>
-        <w:t>are reported as the mean and standard deviation over three runs unless</w:t>
-      </w:r>
-    </w:p>
-    <w:p>
-      <w:pPr>
-        <w:spacing w:before="0" w:after="0"/>
-        <w:jc w:val="both"/>
-      </w:pPr>
-      <w:r>
-        <w:rPr>
-          <w:rFonts w:ascii="Times New Roman" w:hAnsi="Times New Roman"/>
-          <w:b w:val="0"/>
-          <w:i w:val="0"/>
-          <w:sz w:val="20"/>
-        </w:rPr>
-        <w:t>stated otherwise.</w:t>
+        <w:t>This section reports the experimental comparison of the two controllers. We first describe the setup and the metrics, then present the results of forward walking, the operating range in commanded speed, additional metrics, and the failure taxonomy with the negative results. All numbers are reported as the mean and standard deviation over three runs unless stated otherwise.</w:t>
       </w:r>
     </w:p>
     <w:p>
@@ -3240,82 +921,7 @@
           <w:i w:val="0"/>
           <w:sz w:val="20"/>
         </w:rPr>
-        <w:t>The simulator is Isaac Sim 6.0.1 with IsaacLab 3.0 on an Ubuntu 26.04</w:t>
-      </w:r>
-    </w:p>
-    <w:p>
-      <w:pPr>
-        <w:spacing w:before="0" w:after="0"/>
-        <w:jc w:val="both"/>
-      </w:pPr>
-      <w:r>
-        <w:rPr>
-          <w:rFonts w:ascii="Times New Roman" w:hAnsi="Times New Roman"/>
-          <w:b w:val="0"/>
-          <w:i w:val="0"/>
-          <w:sz w:val="20"/>
-        </w:rPr>
-        <w:t>workstation with an NVIDIA RTX 5070 Ti GPU. The terrain is a flat plane</w:t>
-      </w:r>
-    </w:p>
-    <w:p>
-      <w:pPr>
-        <w:spacing w:before="0" w:after="0"/>
-        <w:jc w:val="both"/>
-      </w:pPr>
-      <w:r>
-        <w:rPr>
-          <w:rFonts w:ascii="Times New Roman" w:hAnsi="Times New Roman"/>
-          <w:b w:val="0"/>
-          <w:i w:val="0"/>
-          <w:sz w:val="20"/>
-        </w:rPr>
-        <w:t>with a friction coefficient of 1.0. The robot is the Unitree Go2 with the</w:t>
-      </w:r>
-    </w:p>
-    <w:p>
-      <w:pPr>
-        <w:spacing w:before="0" w:after="0"/>
-        <w:jc w:val="both"/>
-      </w:pPr>
-      <w:r>
-        <w:rPr>
-          <w:rFonts w:ascii="Times New Roman" w:hAnsi="Times New Roman"/>
-          <w:b w:val="0"/>
-          <w:i w:val="0"/>
-          <w:sz w:val="20"/>
-        </w:rPr>
-        <w:t>IsaacLab asset. The commanded velocity is 0.3 m/s (with a sweep from 0.1</w:t>
-      </w:r>
-    </w:p>
-    <w:p>
-      <w:pPr>
-        <w:spacing w:before="0" w:after="0"/>
-        <w:jc w:val="both"/>
-      </w:pPr>
-      <w:r>
-        <w:rPr>
-          <w:rFonts w:ascii="Times New Roman" w:hAnsi="Times New Roman"/>
-          <w:b w:val="0"/>
-          <w:i w:val="0"/>
-          <w:sz w:val="20"/>
-        </w:rPr>
-        <w:t>to 0.4 m/s). Each controller was run three times; telemetry was recorded at</w:t>
-      </w:r>
-    </w:p>
-    <w:p>
-      <w:pPr>
-        <w:spacing w:before="0" w:after="0"/>
-        <w:jc w:val="both"/>
-      </w:pPr>
-      <w:r>
-        <w:rPr>
-          <w:rFonts w:ascii="Times New Roman" w:hAnsi="Times New Roman"/>
-          <w:b w:val="0"/>
-          <w:i w:val="0"/>
-          <w:sz w:val="20"/>
-        </w:rPr>
-        <w:t>the physics rate.</w:t>
+        <w:t>The simulator is Isaac Sim 6.0.1 with IsaacLab 3.0 on an Ubuntu 26.04 workstation with an NVIDIA RTX 5070 Ti GPU. The terrain is a flat plane with a friction coefficient of 1.0. The robot is the Unitree Go2 with the IsaacLab asset. The commanded velocity is 0.3 m/s (with a sweep from 0.1 to 0.4 m/s). Each controller was run three times; telemetry was recorded at the physics rate.</w:t>
       </w:r>
     </w:p>
     <w:p>
@@ -3345,127 +951,7 @@
           <w:i w:val="0"/>
           <w:sz w:val="20"/>
         </w:rPr>
-        <w:t>To compare the two controllers objectively we use a set of kinematic and</w:t>
-      </w:r>
-    </w:p>
-    <w:p>
-      <w:pPr>
-        <w:spacing w:before="0" w:after="0"/>
-        <w:jc w:val="both"/>
-      </w:pPr>
-      <w:r>
-        <w:rPr>
-          <w:rFonts w:ascii="Times New Roman" w:hAnsi="Times New Roman"/>
-          <w:b w:val="0"/>
-          <w:i w:val="0"/>
-          <w:sz w:val="20"/>
-        </w:rPr>
-        <w:t>energetic metrics computed from the recorded telemetry. The distance</w:t>
-      </w:r>
-    </w:p>
-    <w:p>
-      <w:pPr>
-        <w:spacing w:before="0" w:after="0"/>
-        <w:jc w:val="both"/>
-      </w:pPr>
-      <w:r>
-        <w:rPr>
-          <w:rFonts w:ascii="Times New Roman" w:hAnsi="Times New Roman"/>
-          <w:b w:val="0"/>
-          <w:i w:val="0"/>
-          <w:sz w:val="20"/>
-        </w:rPr>
-        <w:t>travelled and the mean speed characterize the locomotion performance; the</w:t>
-      </w:r>
-    </w:p>
-    <w:p>
-      <w:pPr>
-        <w:spacing w:before="0" w:after="0"/>
-        <w:jc w:val="both"/>
-      </w:pPr>
-      <w:r>
-        <w:rPr>
-          <w:rFonts w:ascii="Times New Roman" w:hAnsi="Times New Roman"/>
-          <w:b w:val="0"/>
-          <w:i w:val="0"/>
-          <w:sz w:val="20"/>
-        </w:rPr>
-        <w:t>mean and standard deviation of the body height quantify how steadily the</w:t>
-      </w:r>
-    </w:p>
-    <w:p>
-      <w:pPr>
-        <w:spacing w:before="0" w:after="0"/>
-        <w:jc w:val="both"/>
-      </w:pPr>
-      <w:r>
-        <w:rPr>
-          <w:rFonts w:ascii="Times New Roman" w:hAnsi="Times New Roman"/>
-          <w:b w:val="0"/>
-          <w:i w:val="0"/>
-          <w:sz w:val="20"/>
-        </w:rPr>
-        <w:t>robot holds its posture; the maximum roll and pitch quantify the body</w:t>
-      </w:r>
-    </w:p>
-    <w:p>
-      <w:pPr>
-        <w:spacing w:before="0" w:after="0"/>
-        <w:jc w:val="both"/>
-      </w:pPr>
-      <w:r>
-        <w:rPr>
-          <w:rFonts w:ascii="Times New Roman" w:hAnsi="Times New Roman"/>
-          <w:b w:val="0"/>
-          <w:i w:val="0"/>
-          <w:sz w:val="20"/>
-        </w:rPr>
-        <w:t>attitude; the lateral drift quantifies how well the controller keeps a</w:t>
-      </w:r>
-    </w:p>
-    <w:p>
-      <w:pPr>
-        <w:spacing w:before="0" w:after="0"/>
-        <w:jc w:val="both"/>
-      </w:pPr>
-      <w:r>
-        <w:rPr>
-          <w:rFonts w:ascii="Times New Roman" w:hAnsi="Times New Roman"/>
-          <w:b w:val="0"/>
-          <w:i w:val="0"/>
-          <w:sz w:val="20"/>
-        </w:rPr>
-        <w:t>straight line; the cost of transport (CoT) quantifies the energy</w:t>
-      </w:r>
-    </w:p>
-    <w:p>
-      <w:pPr>
-        <w:spacing w:before="0" w:after="0"/>
-        <w:jc w:val="both"/>
-      </w:pPr>
-      <w:r>
-        <w:rPr>
-          <w:rFonts w:ascii="Times New Roman" w:hAnsi="Times New Roman"/>
-          <w:b w:val="0"/>
-          <w:i w:val="0"/>
-          <w:sz w:val="20"/>
-        </w:rPr>
-        <w:t>efficiency; and the time to reach a steady gait quantifies the transient</w:t>
-      </w:r>
-    </w:p>
-    <w:p>
-      <w:pPr>
-        <w:spacing w:before="0" w:after="0"/>
-        <w:jc w:val="both"/>
-      </w:pPr>
-      <w:r>
-        <w:rPr>
-          <w:rFonts w:ascii="Times New Roman" w:hAnsi="Times New Roman"/>
-          <w:b w:val="0"/>
-          <w:i w:val="0"/>
-          <w:sz w:val="20"/>
-        </w:rPr>
-        <w:t>response. All metrics are averaged over the three runs of each controller.</w:t>
+        <w:t>To compare the two controllers objectively we use a set of kinematic and energetic metrics computed from the recorded telemetry. The distance travelled and the mean speed characterize the locomotion performance; the mean and standard deviation of the body height quantify how steadily the robot holds its posture; the maximum roll and pitch quantify the body attitude; the lateral drift quantifies how well the controller keeps a straight line; the cost of transport (CoT) quantifies the energy efficiency; and the time to reach a steady gait quantifies the transient response. All metrics are averaged over the three runs of each controller.</w:t>
       </w:r>
     </w:p>
     <w:p>
@@ -3486,12 +972,12 @@
     <w:p>
       <w:pPr>
         <w:spacing w:before="0" w:after="0"/>
-        <w:jc w:val="left"/>
+        <w:jc w:val="both"/>
       </w:pPr>
       <w:r>
         <w:rPr>
           <w:rFonts w:ascii="Times New Roman" w:hAnsi="Times New Roman"/>
-          <w:b/>
+          <w:b w:val="0"/>
           <w:i w:val="0"/>
           <w:sz w:val="20"/>
         </w:rPr>
@@ -3992,55 +1478,43 @@
           <w:i w:val="0"/>
           <w:sz w:val="20"/>
         </w:rPr>
-        <w:t>\* the IK pitch maximum is a startup transient; the steady-state pitch is</w:t>
+        <w:t>\* the IK pitch maximum is a startup transient; the steady-state pitch is about 2°. The RL policy is deterministic across runs (standard deviation zero). The trajectories of the two controllers are compared in Fig. 3.</w:t>
       </w:r>
     </w:p>
     <w:p>
-      <w:pPr>
-        <w:spacing w:before="0" w:after="0"/>
-        <w:jc w:val="both"/>
-      </w:pPr>
       <w:r>
-        <w:rPr>
-          <w:rFonts w:ascii="Times New Roman" w:hAnsi="Times New Roman"/>
-          <w:b w:val="0"/>
-          <w:i w:val="0"/>
-          <w:sz w:val="20"/>
-        </w:rPr>
-        <w:t>about 2°. The RL policy is deterministic across runs (standard deviation</w:t>
-      </w:r>
-    </w:p>
-    <w:p>
-      <w:pPr>
-        <w:spacing w:before="0" w:after="0"/>
-        <w:jc w:val="both"/>
-      </w:pPr>
-      <w:r>
-        <w:rPr>
-          <w:rFonts w:ascii="Times New Roman" w:hAnsi="Times New Roman"/>
-          <w:b w:val="0"/>
-          <w:i w:val="0"/>
-          <w:sz w:val="20"/>
-        </w:rPr>
-        <w:t>zero). The trajectories of the two controllers are compared in Fig. 3.</w:t>
-      </w:r>
-    </w:p>
-    <w:p>
-      <w:r/>
-    </w:p>
-    <w:p>
-      <w:pPr>
-        <w:spacing w:before="0" w:after="0"/>
-        <w:jc w:val="both"/>
-      </w:pPr>
-      <w:r>
-        <w:rPr>
-          <w:rFonts w:ascii="Times New Roman" w:hAnsi="Times New Roman"/>
-          <w:b w:val="0"/>
-          <w:i w:val="0"/>
-          <w:sz w:val="20"/>
-        </w:rPr>
-        <w:t>[image: figures/bw/fig_trajectory.png]</w:t>
+        <w:drawing>
+          <wp:inline xmlns:a="http://schemas.openxmlformats.org/drawingml/2006/main" xmlns:pic="http://schemas.openxmlformats.org/drawingml/2006/picture">
+            <wp:extent cx="2700000" cy="2331818"/>
+            <wp:docPr id="3" name="Picture 3"/>
+            <wp:cNvGraphicFramePr>
+              <a:graphicFrameLocks noChangeAspect="1"/>
+            </wp:cNvGraphicFramePr>
+            <a:graphic>
+              <a:graphicData uri="http://schemas.openxmlformats.org/drawingml/2006/picture">
+                <pic:pic>
+                  <pic:nvPicPr>
+                    <pic:cNvPr id="0" name="fig_trajectory.png"/>
+                    <pic:cNvPicPr/>
+                  </pic:nvPicPr>
+                  <pic:blipFill>
+                    <a:blip r:embed="rId11"/>
+                    <a:stretch>
+                      <a:fillRect/>
+                    </a:stretch>
+                  </pic:blipFill>
+                  <pic:spPr>
+                    <a:xfrm>
+                      <a:off x="0" y="0"/>
+                      <a:ext cx="2700000" cy="2331818"/>
+                    </a:xfrm>
+                    <a:prstGeom prst="rect"/>
+                  </pic:spPr>
+                </pic:pic>
+              </a:graphicData>
+            </a:graphic>
+          </wp:inline>
+        </w:drawing>
       </w:r>
     </w:p>
     <w:p>
@@ -4061,12 +1535,12 @@
     <w:p>
       <w:pPr>
         <w:spacing w:before="0" w:after="0"/>
-        <w:jc w:val="left"/>
+        <w:jc w:val="both"/>
       </w:pPr>
       <w:r>
         <w:rPr>
           <w:rFonts w:ascii="Times New Roman" w:hAnsi="Times New Roman"/>
-          <w:b/>
+          <w:b w:val="0"/>
           <w:i w:val="0"/>
           <w:sz w:val="20"/>
         </w:rPr>
@@ -4332,55 +1806,43 @@
           <w:i w:val="0"/>
           <w:sz w:val="20"/>
         </w:rPr>
-        <w:t>The RL policy tracks the commanded velocity over the whole range with a</w:t>
+        <w:t>The RL policy tracks the commanded velocity over the whole range with a small roll, whereas the model-based controller is stable only near 0.3 m/s. The speed tracking of both controllers is shown in Fig. 4.</w:t>
       </w:r>
     </w:p>
     <w:p>
-      <w:pPr>
-        <w:spacing w:before="0" w:after="0"/>
-        <w:jc w:val="both"/>
-      </w:pPr>
       <w:r>
-        <w:rPr>
-          <w:rFonts w:ascii="Times New Roman" w:hAnsi="Times New Roman"/>
-          <w:b w:val="0"/>
-          <w:i w:val="0"/>
-          <w:sz w:val="20"/>
-        </w:rPr>
-        <w:t>small roll, whereas the model-based controller is stable only near</w:t>
-      </w:r>
-    </w:p>
-    <w:p>
-      <w:pPr>
-        <w:spacing w:before="0" w:after="0"/>
-        <w:jc w:val="both"/>
-      </w:pPr>
-      <w:r>
-        <w:rPr>
-          <w:rFonts w:ascii="Times New Roman" w:hAnsi="Times New Roman"/>
-          <w:b w:val="0"/>
-          <w:i w:val="0"/>
-          <w:sz w:val="20"/>
-        </w:rPr>
-        <w:t>0.3 m/s. The speed tracking of both controllers is shown in Fig. 4.</w:t>
-      </w:r>
-    </w:p>
-    <w:p>
-      <w:r/>
-    </w:p>
-    <w:p>
-      <w:pPr>
-        <w:spacing w:before="0" w:after="0"/>
-        <w:jc w:val="both"/>
-      </w:pPr>
-      <w:r>
-        <w:rPr>
-          <w:rFonts w:ascii="Times New Roman" w:hAnsi="Times New Roman"/>
-          <w:b w:val="0"/>
-          <w:i w:val="0"/>
-          <w:sz w:val="20"/>
-        </w:rPr>
-        <w:t>[image: figures/bw/fig_speed.png]</w:t>
+        <w:drawing>
+          <wp:inline xmlns:a="http://schemas.openxmlformats.org/drawingml/2006/main" xmlns:pic="http://schemas.openxmlformats.org/drawingml/2006/picture">
+            <wp:extent cx="2700000" cy="2086364"/>
+            <wp:docPr id="4" name="Picture 4"/>
+            <wp:cNvGraphicFramePr>
+              <a:graphicFrameLocks noChangeAspect="1"/>
+            </wp:cNvGraphicFramePr>
+            <a:graphic>
+              <a:graphicData uri="http://schemas.openxmlformats.org/drawingml/2006/picture">
+                <pic:pic>
+                  <pic:nvPicPr>
+                    <pic:cNvPr id="0" name="fig_speed.png"/>
+                    <pic:cNvPicPr/>
+                  </pic:nvPicPr>
+                  <pic:blipFill>
+                    <a:blip r:embed="rId12"/>
+                    <a:stretch>
+                      <a:fillRect/>
+                    </a:stretch>
+                  </pic:blipFill>
+                  <pic:spPr>
+                    <a:xfrm>
+                      <a:off x="0" y="0"/>
+                      <a:ext cx="2700000" cy="2086364"/>
+                    </a:xfrm>
+                    <a:prstGeom prst="rect"/>
+                  </pic:spPr>
+                </pic:pic>
+              </a:graphicData>
+            </a:graphic>
+          </wp:inline>
+        </w:drawing>
       </w:r>
     </w:p>
     <w:p>
@@ -4425,97 +1887,7 @@
           <w:i w:val="0"/>
           <w:sz w:val="20"/>
         </w:rPr>
-        <w:t>The body jerk (root-mean-square of the derivative of the body-frame</w:t>
-      </w:r>
-    </w:p>
-    <w:p>
-      <w:pPr>
-        <w:spacing w:before="0" w:after="0"/>
-        <w:jc w:val="both"/>
-      </w:pPr>
-      <w:r>
-        <w:rPr>
-          <w:rFonts w:ascii="Times New Roman" w:hAnsi="Times New Roman"/>
-          <w:b w:val="0"/>
-          <w:i w:val="0"/>
-          <w:sz w:val="20"/>
-        </w:rPr>
-        <w:t>acceleration) is high for the model-based controller (about 370, 580, and</w:t>
-      </w:r>
-    </w:p>
-    <w:p>
-      <w:pPr>
-        <w:spacing w:before="0" w:after="0"/>
-        <w:jc w:val="both"/>
-      </w:pPr>
-      <w:r>
-        <w:rPr>
-          <w:rFonts w:ascii="Times New Roman" w:hAnsi="Times New Roman"/>
-          <w:b w:val="0"/>
-          <w:i w:val="0"/>
-          <w:sz w:val="20"/>
-        </w:rPr>
-        <w:t>620 m/s³ on the three axes), reflecting the impulsive stance/swing</w:t>
-      </w:r>
-    </w:p>
-    <w:p>
-      <w:pPr>
-        <w:spacing w:before="0" w:after="0"/>
-        <w:jc w:val="both"/>
-      </w:pPr>
-      <w:r>
-        <w:rPr>
-          <w:rFonts w:ascii="Times New Roman" w:hAnsi="Times New Roman"/>
-          <w:b w:val="0"/>
-          <w:i w:val="0"/>
-          <w:sz w:val="20"/>
-        </w:rPr>
-        <w:t>transitions. The energy distribution across joint groups is about 8% in</w:t>
-      </w:r>
-    </w:p>
-    <w:p>
-      <w:pPr>
-        <w:spacing w:before="0" w:after="0"/>
-        <w:jc w:val="both"/>
-      </w:pPr>
-      <w:r>
-        <w:rPr>
-          <w:rFonts w:ascii="Times New Roman" w:hAnsi="Times New Roman"/>
-          <w:b w:val="0"/>
-          <w:i w:val="0"/>
-          <w:sz w:val="20"/>
-        </w:rPr>
-        <w:t>the hip joints, 37% in the thigh joints, and 55% in the calf joints; the</w:t>
-      </w:r>
-    </w:p>
-    <w:p>
-      <w:pPr>
-        <w:spacing w:before="0" w:after="0"/>
-        <w:jc w:val="both"/>
-      </w:pPr>
-      <w:r>
-        <w:rPr>
-          <w:rFonts w:ascii="Times New Roman" w:hAnsi="Times New Roman"/>
-          <w:b w:val="0"/>
-          <w:i w:val="0"/>
-          <w:sz w:val="20"/>
-        </w:rPr>
-        <w:t>calf joints dominate, consistent with their role in supporting and</w:t>
-      </w:r>
-    </w:p>
-    <w:p>
-      <w:pPr>
-        <w:spacing w:before="0" w:after="0"/>
-        <w:jc w:val="both"/>
-      </w:pPr>
-      <w:r>
-        <w:rPr>
-          <w:rFonts w:ascii="Times New Roman" w:hAnsi="Times New Roman"/>
-          <w:b w:val="0"/>
-          <w:i w:val="0"/>
-          <w:sz w:val="20"/>
-        </w:rPr>
-        <w:t>propelling the body.</w:t>
+        <w:t>The body jerk (root-mean-square of the derivative of the body-frame acceleration) is high for the model-based controller (about 370, 580, and 620 m/s³ on the three axes), reflecting the impulsive stance/swing transitions. The energy distribution across joint groups is about 8% in the hip joints, 37% in the thigh joints, and 55% in the calf joints; the calf joints dominate, consistent with their role in supporting and propelling the body.</w:t>
       </w:r>
     </w:p>
     <w:p>
@@ -4536,12 +1908,12 @@
     <w:p>
       <w:pPr>
         <w:spacing w:before="0" w:after="0"/>
-        <w:jc w:val="left"/>
+        <w:jc w:val="both"/>
       </w:pPr>
       <w:r>
         <w:rPr>
           <w:rFonts w:ascii="Times New Roman" w:hAnsi="Times New Roman"/>
-          <w:b/>
+          <w:b w:val="0"/>
           <w:i w:val="0"/>
           <w:sz w:val="20"/>
         </w:rPr>
@@ -5069,67 +2441,7 @@
           <w:i w:val="0"/>
           <w:sz w:val="20"/>
         </w:rPr>
-        <w:t>Several plausible remedies did not help: increasing the attitude gain</w:t>
-      </w:r>
-    </w:p>
-    <w:p>
-      <w:pPr>
-        <w:spacing w:before="0" w:after="0"/>
-        <w:jc w:val="both"/>
-      </w:pPr>
-      <w:r>
-        <w:rPr>
-          <w:rFonts w:ascii="Times New Roman" w:hAnsi="Times New Roman"/>
-          <w:b w:val="0"/>
-          <w:i w:val="0"/>
-          <w:sz w:val="20"/>
-        </w:rPr>
-        <w:t>(`kp=1.0→2.0`), relaxing the hip limit (`0.3→0.6`), inverting the</w:t>
-      </w:r>
-    </w:p>
-    <w:p>
-      <w:pPr>
-        <w:spacing w:before="0" w:after="0"/>
-        <w:jc w:val="both"/>
-      </w:pPr>
-      <w:r>
-        <w:rPr>
-          <w:rFonts w:ascii="Times New Roman" w:hAnsi="Times New Roman"/>
-          <w:b w:val="0"/>
-          <w:i w:val="0"/>
-          <w:sz w:val="20"/>
-        </w:rPr>
-        <w:t>roll-compensation sign, and a symmetric stance/swing trot all degraded</w:t>
-      </w:r>
-    </w:p>
-    <w:p>
-      <w:pPr>
-        <w:spacing w:before="0" w:after="0"/>
-        <w:jc w:val="both"/>
-      </w:pPr>
-      <w:r>
-        <w:rPr>
-          <w:rFonts w:ascii="Times New Roman" w:hAnsi="Times New Roman"/>
-          <w:b w:val="0"/>
-          <w:i w:val="0"/>
-          <w:sz w:val="20"/>
-        </w:rPr>
-        <w:t>stability. Only the differential leg-length compensation reduced the roll</w:t>
-      </w:r>
-    </w:p>
-    <w:p>
-      <w:pPr>
-        <w:spacing w:before="0" w:after="0"/>
-        <w:jc w:val="both"/>
-      </w:pPr>
-      <w:r>
-        <w:rPr>
-          <w:rFonts w:ascii="Times New Roman" w:hAnsi="Times New Roman"/>
-          <w:b w:val="0"/>
-          <w:i w:val="0"/>
-          <w:sz w:val="20"/>
-        </w:rPr>
-        <w:t>substantially.</w:t>
+        <w:t>Several plausible remedies did not help: increasing the attitude gain (`kp=1.0→2.0`), relaxing the hip limit (`0.3→0.6`), inverting the roll-compensation sign, and a symmetric stance/swing trot all degraded stability. Only the differential leg-length compensation reduced the roll substantially.</w:t>
       </w:r>
     </w:p>
     <w:p>
@@ -5159,7 +2471,7 @@
           <w:i w:val="0"/>
           <w:sz w:val="20"/>
         </w:rPr>
-        <w:t>The two paradigms trade off differently. The learned policy is markedly</w:t>
+        <w:t>The two paradigms trade off differently. The learned policy is markedly more stable, keeps the course, and works over a wide speed range; it is the natural choice when a trained policy is available and a GPU is present. The model-based controller is fully deterministic, transparent, requires no GPU or training, and holds the body height more tightly, but it is stable only in a narrow regime and has a residual roll and drift.</w:t>
       </w:r>
     </w:p>
     <w:p>
@@ -5174,7 +2486,7 @@
           <w:i w:val="0"/>
           <w:sz w:val="20"/>
         </w:rPr>
-        <w:t>more stable, keeps the course, and works over a wide speed range; it is</w:t>
+        <w:t>A key observation concerns time-base coupling. Before correction, the model-based controller ran its 60 Hz loop on wall-clock time while the simulation advanced by fixed steps; when the simulation slowed down, the number of physics steps per control command changed, and the robot's behavior changed with it. After switching the controller to simulation time, the behavior became deterministic. The learned policy, being step-based, never had this problem.</w:t>
       </w:r>
     </w:p>
     <w:p>
@@ -5189,7 +2501,7 @@
           <w:i w:val="0"/>
           <w:sz w:val="20"/>
         </w:rPr>
-        <w:t>the natural choice when a trained policy is available and a GPU is present.</w:t>
+        <w:t>The residual roll of the model-based controller is not an implementation defect but a reproducible limit of a simple proportional attitude stabilizer. A linearized view explains why: compensating the roll by rotating the feet necessarily actuates the hip, and if the sign of this coupling reinforces the roll, the loop has positive feedback, Eq. (6), limited only by the hip clamp. Compensating the roll through the leg length removes the feedback and reduced the roll from 50° to about 8°. Full elimination requires placing the feet outside the center of mass — a capture-point condition, Eq. (4) — which the simple proportional loop does not satisfy.</w:t>
       </w:r>
     </w:p>
     <w:p>
@@ -5204,7 +2516,7 @@
           <w:i w:val="0"/>
           <w:sz w:val="20"/>
         </w:rPr>
-        <w:t>The model-based controller is fully deterministic, transparent, requires no</w:t>
+        <w:t>The results are summarized as four propositions. P1 (time-base coupling): a model-based controller that runs on wall-clock time is unpredictably coupled to the simulator's real-time performance, whereas a simulation-time loop is deterministic. P2 (limit of a proportional attitude stabilizer): compensating roll by rotating the feet actuates the hip and can create positive feedback; a differential leg length reduces but does not eliminate it. P3 (stability versus determinism): the RL policy is more stable and tracks a wider velocity range, while the model-based controller is deterministic, training-free, and holds height better; the two are complementary. P4 (comparable energy): despite the stability gap, the two achieve a comparable cost of transport (2.83 vs 2.84).</w:t>
       </w:r>
     </w:p>
     <w:p>
@@ -5219,7 +2531,7 @@
           <w:i w:val="0"/>
           <w:sz w:val="20"/>
         </w:rPr>
-        <w:t>GPU or training, and holds the body height more tightly, but it is stable</w:t>
+        <w:t>Limitations. The study is simulation-only; sim-to-real was not verified. The two controllers use different assets and PD gains, so part of the difference may be attributable to these rather than to the control paradigm. The model-based controller's operating range is narrow. The RL policy is a ready-made NVIDIA model and was not trained by us.</w:t>
       </w:r>
     </w:p>
     <w:p>
@@ -5234,592 +2546,7 @@
           <w:i w:val="0"/>
           <w:sz w:val="20"/>
         </w:rPr>
-        <w:t>only in a narrow regime and has a residual roll and drift.</w:t>
-      </w:r>
-    </w:p>
-    <w:p>
-      <w:pPr>
-        <w:spacing w:before="0" w:after="0"/>
-        <w:jc w:val="both"/>
-      </w:pPr>
-      <w:r>
-        <w:rPr>
-          <w:rFonts w:ascii="Times New Roman" w:hAnsi="Times New Roman"/>
-          <w:b w:val="0"/>
-          <w:i w:val="0"/>
-          <w:sz w:val="20"/>
-        </w:rPr>
-        <w:t>A key observation concerns time-base coupling. Before correction, the</w:t>
-      </w:r>
-    </w:p>
-    <w:p>
-      <w:pPr>
-        <w:spacing w:before="0" w:after="0"/>
-        <w:jc w:val="both"/>
-      </w:pPr>
-      <w:r>
-        <w:rPr>
-          <w:rFonts w:ascii="Times New Roman" w:hAnsi="Times New Roman"/>
-          <w:b w:val="0"/>
-          <w:i w:val="0"/>
-          <w:sz w:val="20"/>
-        </w:rPr>
-        <w:t>model-based controller ran its 60 Hz loop on wall-clock time while the</w:t>
-      </w:r>
-    </w:p>
-    <w:p>
-      <w:pPr>
-        <w:spacing w:before="0" w:after="0"/>
-        <w:jc w:val="both"/>
-      </w:pPr>
-      <w:r>
-        <w:rPr>
-          <w:rFonts w:ascii="Times New Roman" w:hAnsi="Times New Roman"/>
-          <w:b w:val="0"/>
-          <w:i w:val="0"/>
-          <w:sz w:val="20"/>
-        </w:rPr>
-        <w:t>simulation advanced by fixed steps; when the simulation slowed down, the</w:t>
-      </w:r>
-    </w:p>
-    <w:p>
-      <w:pPr>
-        <w:spacing w:before="0" w:after="0"/>
-        <w:jc w:val="both"/>
-      </w:pPr>
-      <w:r>
-        <w:rPr>
-          <w:rFonts w:ascii="Times New Roman" w:hAnsi="Times New Roman"/>
-          <w:b w:val="0"/>
-          <w:i w:val="0"/>
-          <w:sz w:val="20"/>
-        </w:rPr>
-        <w:t>number of physics steps per control command changed, and the robot's</w:t>
-      </w:r>
-    </w:p>
-    <w:p>
-      <w:pPr>
-        <w:spacing w:before="0" w:after="0"/>
-        <w:jc w:val="both"/>
-      </w:pPr>
-      <w:r>
-        <w:rPr>
-          <w:rFonts w:ascii="Times New Roman" w:hAnsi="Times New Roman"/>
-          <w:b w:val="0"/>
-          <w:i w:val="0"/>
-          <w:sz w:val="20"/>
-        </w:rPr>
-        <w:t>behavior changed with it. After switching the controller to simulation</w:t>
-      </w:r>
-    </w:p>
-    <w:p>
-      <w:pPr>
-        <w:spacing w:before="0" w:after="0"/>
-        <w:jc w:val="both"/>
-      </w:pPr>
-      <w:r>
-        <w:rPr>
-          <w:rFonts w:ascii="Times New Roman" w:hAnsi="Times New Roman"/>
-          <w:b w:val="0"/>
-          <w:i w:val="0"/>
-          <w:sz w:val="20"/>
-        </w:rPr>
-        <w:t>time, the behavior became deterministic. The learned policy, being</w:t>
-      </w:r>
-    </w:p>
-    <w:p>
-      <w:pPr>
-        <w:spacing w:before="0" w:after="0"/>
-        <w:jc w:val="both"/>
-      </w:pPr>
-      <w:r>
-        <w:rPr>
-          <w:rFonts w:ascii="Times New Roman" w:hAnsi="Times New Roman"/>
-          <w:b w:val="0"/>
-          <w:i w:val="0"/>
-          <w:sz w:val="20"/>
-        </w:rPr>
-        <w:t>step-based, never had this problem.</w:t>
-      </w:r>
-    </w:p>
-    <w:p>
-      <w:pPr>
-        <w:spacing w:before="0" w:after="0"/>
-        <w:jc w:val="both"/>
-      </w:pPr>
-      <w:r>
-        <w:rPr>
-          <w:rFonts w:ascii="Times New Roman" w:hAnsi="Times New Roman"/>
-          <w:b w:val="0"/>
-          <w:i w:val="0"/>
-          <w:sz w:val="20"/>
-        </w:rPr>
-        <w:t>The residual roll of the model-based controller is not an implementation</w:t>
-      </w:r>
-    </w:p>
-    <w:p>
-      <w:pPr>
-        <w:spacing w:before="0" w:after="0"/>
-        <w:jc w:val="both"/>
-      </w:pPr>
-      <w:r>
-        <w:rPr>
-          <w:rFonts w:ascii="Times New Roman" w:hAnsi="Times New Roman"/>
-          <w:b w:val="0"/>
-          <w:i w:val="0"/>
-          <w:sz w:val="20"/>
-        </w:rPr>
-        <w:t>defect but a reproducible limit of a simple proportional attitude</w:t>
-      </w:r>
-    </w:p>
-    <w:p>
-      <w:pPr>
-        <w:spacing w:before="0" w:after="0"/>
-        <w:jc w:val="both"/>
-      </w:pPr>
-      <w:r>
-        <w:rPr>
-          <w:rFonts w:ascii="Times New Roman" w:hAnsi="Times New Roman"/>
-          <w:b w:val="0"/>
-          <w:i w:val="0"/>
-          <w:sz w:val="20"/>
-        </w:rPr>
-        <w:t>stabilizer. A linearized view explains why: compensating the roll by</w:t>
-      </w:r>
-    </w:p>
-    <w:p>
-      <w:pPr>
-        <w:spacing w:before="0" w:after="0"/>
-        <w:jc w:val="both"/>
-      </w:pPr>
-      <w:r>
-        <w:rPr>
-          <w:rFonts w:ascii="Times New Roman" w:hAnsi="Times New Roman"/>
-          <w:b w:val="0"/>
-          <w:i w:val="0"/>
-          <w:sz w:val="20"/>
-        </w:rPr>
-        <w:t>rotating the feet necessarily actuates the hip, and if the sign of this</w:t>
-      </w:r>
-    </w:p>
-    <w:p>
-      <w:pPr>
-        <w:spacing w:before="0" w:after="0"/>
-        <w:jc w:val="both"/>
-      </w:pPr>
-      <w:r>
-        <w:rPr>
-          <w:rFonts w:ascii="Times New Roman" w:hAnsi="Times New Roman"/>
-          <w:b w:val="0"/>
-          <w:i w:val="0"/>
-          <w:sz w:val="20"/>
-        </w:rPr>
-        <w:t>coupling reinforces the roll, the loop has positive feedback,</w:t>
-      </w:r>
-    </w:p>
-    <w:p>
-      <w:pPr>
-        <w:spacing w:before="0" w:after="0"/>
-        <w:jc w:val="both"/>
-      </w:pPr>
-      <w:r>
-        <w:rPr>
-          <w:rFonts w:ascii="Times New Roman" w:hAnsi="Times New Roman"/>
-          <w:b w:val="0"/>
-          <w:i w:val="0"/>
-          <w:sz w:val="20"/>
-        </w:rPr>
-        <w:t>Eq. (6), limited only by the hip clamp. Compensating the roll through</w:t>
-      </w:r>
-    </w:p>
-    <w:p>
-      <w:pPr>
-        <w:spacing w:before="0" w:after="0"/>
-        <w:jc w:val="both"/>
-      </w:pPr>
-      <w:r>
-        <w:rPr>
-          <w:rFonts w:ascii="Times New Roman" w:hAnsi="Times New Roman"/>
-          <w:b w:val="0"/>
-          <w:i w:val="0"/>
-          <w:sz w:val="20"/>
-        </w:rPr>
-        <w:t>the leg length removes the feedback and reduced the roll from 50° to about</w:t>
-      </w:r>
-    </w:p>
-    <w:p>
-      <w:pPr>
-        <w:spacing w:before="0" w:after="0"/>
-        <w:jc w:val="both"/>
-      </w:pPr>
-      <w:r>
-        <w:rPr>
-          <w:rFonts w:ascii="Times New Roman" w:hAnsi="Times New Roman"/>
-          <w:b w:val="0"/>
-          <w:i w:val="0"/>
-          <w:sz w:val="20"/>
-        </w:rPr>
-        <w:t>8°. Full elimination requires placing the feet outside the center of mass —</w:t>
-      </w:r>
-    </w:p>
-    <w:p>
-      <w:pPr>
-        <w:spacing w:before="0" w:after="0"/>
-        <w:jc w:val="both"/>
-      </w:pPr>
-      <w:r>
-        <w:rPr>
-          <w:rFonts w:ascii="Times New Roman" w:hAnsi="Times New Roman"/>
-          <w:b w:val="0"/>
-          <w:i w:val="0"/>
-          <w:sz w:val="20"/>
-        </w:rPr>
-        <w:t>a capture-point condition, Eq. (4) —</w:t>
-      </w:r>
-    </w:p>
-    <w:p>
-      <w:pPr>
-        <w:spacing w:before="0" w:after="0"/>
-        <w:jc w:val="both"/>
-      </w:pPr>
-      <w:r>
-        <w:rPr>
-          <w:rFonts w:ascii="Times New Roman" w:hAnsi="Times New Roman"/>
-          <w:b w:val="0"/>
-          <w:i w:val="0"/>
-          <w:sz w:val="20"/>
-        </w:rPr>
-        <w:t>which the simple proportional loop does not satisfy.</w:t>
-      </w:r>
-    </w:p>
-    <w:p>
-      <w:pPr>
-        <w:spacing w:before="0" w:after="0"/>
-        <w:jc w:val="both"/>
-      </w:pPr>
-      <w:r>
-        <w:rPr>
-          <w:rFonts w:ascii="Times New Roman" w:hAnsi="Times New Roman"/>
-          <w:b w:val="0"/>
-          <w:i w:val="0"/>
-          <w:sz w:val="20"/>
-        </w:rPr>
-        <w:t>The results are summarized as four propositions. **P1 (time-base</w:t>
-      </w:r>
-    </w:p>
-    <w:p>
-      <w:pPr>
-        <w:spacing w:before="0" w:after="0"/>
-        <w:jc w:val="both"/>
-      </w:pPr>
-      <w:r>
-        <w:rPr>
-          <w:rFonts w:ascii="Times New Roman" w:hAnsi="Times New Roman"/>
-          <w:b w:val="0"/>
-          <w:i w:val="0"/>
-          <w:sz w:val="20"/>
-        </w:rPr>
-        <w:t>coupling):** a model-based controller that runs on wall-clock time is</w:t>
-      </w:r>
-    </w:p>
-    <w:p>
-      <w:pPr>
-        <w:spacing w:before="0" w:after="0"/>
-        <w:jc w:val="both"/>
-      </w:pPr>
-      <w:r>
-        <w:rPr>
-          <w:rFonts w:ascii="Times New Roman" w:hAnsi="Times New Roman"/>
-          <w:b w:val="0"/>
-          <w:i w:val="0"/>
-          <w:sz w:val="20"/>
-        </w:rPr>
-        <w:t>unpredictably coupled to the simulator's real-time performance, whereas a</w:t>
-      </w:r>
-    </w:p>
-    <w:p>
-      <w:pPr>
-        <w:spacing w:before="0" w:after="0"/>
-        <w:jc w:val="both"/>
-      </w:pPr>
-      <w:r>
-        <w:rPr>
-          <w:rFonts w:ascii="Times New Roman" w:hAnsi="Times New Roman"/>
-          <w:b w:val="0"/>
-          <w:i w:val="0"/>
-          <w:sz w:val="20"/>
-        </w:rPr>
-        <w:t>simulation-time loop is deterministic. **P2 (limit of a proportional</w:t>
-      </w:r>
-    </w:p>
-    <w:p>
-      <w:pPr>
-        <w:spacing w:before="0" w:after="0"/>
-        <w:jc w:val="both"/>
-      </w:pPr>
-      <w:r>
-        <w:rPr>
-          <w:rFonts w:ascii="Times New Roman" w:hAnsi="Times New Roman"/>
-          <w:b w:val="0"/>
-          <w:i w:val="0"/>
-          <w:sz w:val="20"/>
-        </w:rPr>
-        <w:t>attitude stabilizer):** compensating roll by rotating the feet actuates</w:t>
-      </w:r>
-    </w:p>
-    <w:p>
-      <w:pPr>
-        <w:spacing w:before="0" w:after="0"/>
-        <w:jc w:val="both"/>
-      </w:pPr>
-      <w:r>
-        <w:rPr>
-          <w:rFonts w:ascii="Times New Roman" w:hAnsi="Times New Roman"/>
-          <w:b w:val="0"/>
-          <w:i w:val="0"/>
-          <w:sz w:val="20"/>
-        </w:rPr>
-        <w:t>the hip and can create positive feedback; a differential leg length reduces</w:t>
-      </w:r>
-    </w:p>
-    <w:p>
-      <w:pPr>
-        <w:spacing w:before="0" w:after="0"/>
-        <w:jc w:val="both"/>
-      </w:pPr>
-      <w:r>
-        <w:rPr>
-          <w:rFonts w:ascii="Times New Roman" w:hAnsi="Times New Roman"/>
-          <w:b w:val="0"/>
-          <w:i w:val="0"/>
-          <w:sz w:val="20"/>
-        </w:rPr>
-        <w:t>but does not eliminate it. P3 (stability versus determinism): the RL</w:t>
-      </w:r>
-    </w:p>
-    <w:p>
-      <w:pPr>
-        <w:spacing w:before="0" w:after="0"/>
-        <w:jc w:val="both"/>
-      </w:pPr>
-      <w:r>
-        <w:rPr>
-          <w:rFonts w:ascii="Times New Roman" w:hAnsi="Times New Roman"/>
-          <w:b w:val="0"/>
-          <w:i w:val="0"/>
-          <w:sz w:val="20"/>
-        </w:rPr>
-        <w:t>policy is more stable and tracks a wider velocity range, while the</w:t>
-      </w:r>
-    </w:p>
-    <w:p>
-      <w:pPr>
-        <w:spacing w:before="0" w:after="0"/>
-        <w:jc w:val="both"/>
-      </w:pPr>
-      <w:r>
-        <w:rPr>
-          <w:rFonts w:ascii="Times New Roman" w:hAnsi="Times New Roman"/>
-          <w:b w:val="0"/>
-          <w:i w:val="0"/>
-          <w:sz w:val="20"/>
-        </w:rPr>
-        <w:t>model-based controller is deterministic, training-free, and holds height</w:t>
-      </w:r>
-    </w:p>
-    <w:p>
-      <w:pPr>
-        <w:spacing w:before="0" w:after="0"/>
-        <w:jc w:val="both"/>
-      </w:pPr>
-      <w:r>
-        <w:rPr>
-          <w:rFonts w:ascii="Times New Roman" w:hAnsi="Times New Roman"/>
-          <w:b w:val="0"/>
-          <w:i w:val="0"/>
-          <w:sz w:val="20"/>
-        </w:rPr>
-        <w:t>better; the two are complementary. P4 (comparable energy): despite the</w:t>
-      </w:r>
-    </w:p>
-    <w:p>
-      <w:pPr>
-        <w:spacing w:before="0" w:after="0"/>
-        <w:jc w:val="both"/>
-      </w:pPr>
-      <w:r>
-        <w:rPr>
-          <w:rFonts w:ascii="Times New Roman" w:hAnsi="Times New Roman"/>
-          <w:b w:val="0"/>
-          <w:i w:val="0"/>
-          <w:sz w:val="20"/>
-        </w:rPr>
-        <w:t>stability gap, the two achieve a comparable cost of transport (2.83 vs</w:t>
-      </w:r>
-    </w:p>
-    <w:p>
-      <w:pPr>
-        <w:spacing w:before="0" w:after="0"/>
-        <w:jc w:val="both"/>
-      </w:pPr>
-      <w:r>
-        <w:rPr>
-          <w:rFonts w:ascii="Times New Roman" w:hAnsi="Times New Roman"/>
-          <w:b w:val="0"/>
-          <w:i w:val="0"/>
-          <w:sz w:val="20"/>
-        </w:rPr>
-        <w:t>2.84).</w:t>
-      </w:r>
-    </w:p>
-    <w:p>
-      <w:pPr>
-        <w:spacing w:before="0" w:after="0"/>
-        <w:jc w:val="both"/>
-      </w:pPr>
-      <w:r>
-        <w:rPr>
-          <w:rFonts w:ascii="Times New Roman" w:hAnsi="Times New Roman"/>
-          <w:b w:val="0"/>
-          <w:i w:val="0"/>
-          <w:sz w:val="20"/>
-        </w:rPr>
-        <w:t>Limitations. The study is simulation-only; sim-to-real was not</w:t>
-      </w:r>
-    </w:p>
-    <w:p>
-      <w:pPr>
-        <w:spacing w:before="0" w:after="0"/>
-        <w:jc w:val="both"/>
-      </w:pPr>
-      <w:r>
-        <w:rPr>
-          <w:rFonts w:ascii="Times New Roman" w:hAnsi="Times New Roman"/>
-          <w:b w:val="0"/>
-          <w:i w:val="0"/>
-          <w:sz w:val="20"/>
-        </w:rPr>
-        <w:t>verified. The two controllers use different assets and PD gains, so part</w:t>
-      </w:r>
-    </w:p>
-    <w:p>
-      <w:pPr>
-        <w:spacing w:before="0" w:after="0"/>
-        <w:jc w:val="both"/>
-      </w:pPr>
-      <w:r>
-        <w:rPr>
-          <w:rFonts w:ascii="Times New Roman" w:hAnsi="Times New Roman"/>
-          <w:b w:val="0"/>
-          <w:i w:val="0"/>
-          <w:sz w:val="20"/>
-        </w:rPr>
-        <w:t>of the difference may be attributable to these rather than to the control</w:t>
-      </w:r>
-    </w:p>
-    <w:p>
-      <w:pPr>
-        <w:spacing w:before="0" w:after="0"/>
-        <w:jc w:val="both"/>
-      </w:pPr>
-      <w:r>
-        <w:rPr>
-          <w:rFonts w:ascii="Times New Roman" w:hAnsi="Times New Roman"/>
-          <w:b w:val="0"/>
-          <w:i w:val="0"/>
-          <w:sz w:val="20"/>
-        </w:rPr>
-        <w:t>paradigm. The model-based controller's operating range is narrow. The RL</w:t>
-      </w:r>
-    </w:p>
-    <w:p>
-      <w:pPr>
-        <w:spacing w:before="0" w:after="0"/>
-        <w:jc w:val="both"/>
-      </w:pPr>
-      <w:r>
-        <w:rPr>
-          <w:rFonts w:ascii="Times New Roman" w:hAnsi="Times New Roman"/>
-          <w:b w:val="0"/>
-          <w:i w:val="0"/>
-          <w:sz w:val="20"/>
-        </w:rPr>
-        <w:t>policy is a ready-made NVIDIA model and was not trained by us.</w:t>
-      </w:r>
-    </w:p>
-    <w:p>
-      <w:pPr>
-        <w:spacing w:before="0" w:after="0"/>
-        <w:jc w:val="both"/>
-      </w:pPr>
-      <w:r>
-        <w:rPr>
-          <w:rFonts w:ascii="Times New Roman" w:hAnsi="Times New Roman"/>
-          <w:b w:val="0"/>
-          <w:i w:val="0"/>
-          <w:sz w:val="20"/>
-        </w:rPr>
-        <w:t>Future work. Implement a capture-point balancer and a turning</w:t>
-      </w:r>
-    </w:p>
-    <w:p>
-      <w:pPr>
-        <w:spacing w:before="0" w:after="0"/>
-        <w:jc w:val="both"/>
-      </w:pPr>
-      <w:r>
-        <w:rPr>
-          <w:rFonts w:ascii="Times New Roman" w:hAnsi="Times New Roman"/>
-          <w:b w:val="0"/>
-          <w:i w:val="0"/>
-          <w:sz w:val="20"/>
-        </w:rPr>
-        <w:t>controller to eliminate the residual roll and drift; equalize the</w:t>
-      </w:r>
-    </w:p>
-    <w:p>
-      <w:pPr>
-        <w:spacing w:before="0" w:after="0"/>
-        <w:jc w:val="both"/>
-      </w:pPr>
-      <w:r>
-        <w:rPr>
-          <w:rFonts w:ascii="Times New Roman" w:hAnsi="Times New Roman"/>
-          <w:b w:val="0"/>
-          <w:i w:val="0"/>
-          <w:sz w:val="20"/>
-        </w:rPr>
-        <w:t>comparison conditions by running both controllers on a single asset with</w:t>
-      </w:r>
-    </w:p>
-    <w:p>
-      <w:pPr>
-        <w:spacing w:before="0" w:after="0"/>
-        <w:jc w:val="both"/>
-      </w:pPr>
-      <w:r>
-        <w:rPr>
-          <w:rFonts w:ascii="Times New Roman" w:hAnsi="Times New Roman"/>
-          <w:b w:val="0"/>
-          <w:i w:val="0"/>
-          <w:sz w:val="20"/>
-        </w:rPr>
-        <w:t>identical PD gains; conduct disturbance experiments (lateral push,</w:t>
-      </w:r>
-    </w:p>
-    <w:p>
-      <w:pPr>
-        <w:spacing w:before="0" w:after="0"/>
-        <w:jc w:val="both"/>
-      </w:pPr>
-      <w:r>
-        <w:rPr>
-          <w:rFonts w:ascii="Times New Roman" w:hAnsi="Times New Roman"/>
-          <w:b w:val="0"/>
-          <w:i w:val="0"/>
-          <w:sz w:val="20"/>
-        </w:rPr>
-        <w:t>slippery surface); and transfer the result to a real robot.</w:t>
+        <w:t>Future work. Implement a capture-point balancer and a turning controller to eliminate the residual roll and drift; equalize the comparison conditions by running both controllers on a single asset with identical PD gains; conduct disturbance experiments (lateral push, slippery surface); and transfer the result to a real robot.</w:t>
       </w:r>
     </w:p>
     <w:p>
@@ -5849,22 +2576,7 @@
           <w:i w:val="0"/>
           <w:sz w:val="20"/>
         </w:rPr>
-        <w:t>The author thanks the Department of Robotics and Mechatronics of Bauman</w:t>
-      </w:r>
-    </w:p>
-    <w:p>
-      <w:pPr>
-        <w:spacing w:before="0" w:after="0"/>
-        <w:jc w:val="both"/>
-      </w:pPr>
-      <w:r>
-        <w:rPr>
-          <w:rFonts w:ascii="Times New Roman" w:hAnsi="Times New Roman"/>
-          <w:b w:val="0"/>
-          <w:i w:val="0"/>
-          <w:sz w:val="20"/>
-        </w:rPr>
-        <w:t>Moscow State Technical University for supporting this work.</w:t>
+        <w:t>The author thanks the Department of Robotics and Mechatronics of Bauman Moscow State Technical University for supporting this work.</w:t>
       </w:r>
     </w:p>
     <w:p>
@@ -5894,217 +2606,7 @@
           <w:i w:val="0"/>
           <w:sz w:val="20"/>
         </w:rPr>
-        <w:t>[1] Unitree Robotics, "Unitree Go2 — quadruped robot and SDK," documentation, 2024.</w:t>
-      </w:r>
-    </w:p>
-    <w:p>
-      <w:pPr>
-        <w:spacing w:before="0" w:after="0"/>
-        <w:jc w:val="both"/>
-      </w:pPr>
-      <w:r>
-        <w:rPr>
-          <w:rFonts w:ascii="Times New Roman" w:hAnsi="Times New Roman"/>
-          <w:b w:val="0"/>
-          <w:i w:val="0"/>
-          <w:sz w:val="20"/>
-        </w:rPr>
-        <w:t>[2] NVIDIA, "Isaac Lab: A unified and modular framework for robot learning," documentation, 2024.</w:t>
-      </w:r>
-    </w:p>
-    <w:p>
-      <w:pPr>
-        <w:spacing w:before="0" w:after="0"/>
-        <w:jc w:val="both"/>
-      </w:pPr>
-      <w:r>
-        <w:rPr>
-          <w:rFonts w:ascii="Times New Roman" w:hAnsi="Times New Roman"/>
-          <w:b w:val="0"/>
-          <w:i w:val="0"/>
-          <w:sz w:val="20"/>
-        </w:rPr>
-        <w:t>[3] NVIDIA, "Isaac Sim," documentation, 2026.</w:t>
-      </w:r>
-    </w:p>
-    <w:p>
-      <w:pPr>
-        <w:spacing w:before="0" w:after="0"/>
-        <w:jc w:val="both"/>
-      </w:pPr>
-      <w:r>
-        <w:rPr>
-          <w:rFonts w:ascii="Times New Roman" w:hAnsi="Times New Roman"/>
-          <w:b w:val="0"/>
-          <w:i w:val="0"/>
-          <w:sz w:val="20"/>
-        </w:rPr>
-        <w:t>[4] J. Hwangbo et al., "Learning agile and dynamic motor skills for legged robots," *Science Robotics*, vol. 4, no. 26, 2019.</w:t>
-      </w:r>
-    </w:p>
-    <w:p>
-      <w:pPr>
-        <w:spacing w:before="0" w:after="0"/>
-        <w:jc w:val="both"/>
-      </w:pPr>
-      <w:r>
-        <w:rPr>
-          <w:rFonts w:ascii="Times New Roman" w:hAnsi="Times New Roman"/>
-          <w:b w:val="0"/>
-          <w:i w:val="0"/>
-          <w:sz w:val="20"/>
-        </w:rPr>
-        <w:t>[5] J. Lee, J. Hwangbo, L. Sentis, V. Kim, and P. Fankhauser, "Learning quadrupedal locomotion over challenging terrain," *Science Robotics*, vol. 5, no. 47, 2020.</w:t>
-      </w:r>
-    </w:p>
-    <w:p>
-      <w:pPr>
-        <w:spacing w:before="0" w:after="0"/>
-        <w:jc w:val="both"/>
-      </w:pPr>
-      <w:r>
-        <w:rPr>
-          <w:rFonts w:ascii="Times New Roman" w:hAnsi="Times New Roman"/>
-          <w:b w:val="0"/>
-          <w:i w:val="0"/>
-          <w:sz w:val="20"/>
-        </w:rPr>
-        <w:t>[6] T. Miki et al., "Learning robust perceptive locomotion for quadrupedal robots in the wild," *Science Robotics*, vol. 7, no. 62, 2022.</w:t>
-      </w:r>
-    </w:p>
-    <w:p>
-      <w:pPr>
-        <w:spacing w:before="0" w:after="0"/>
-        <w:jc w:val="both"/>
-      </w:pPr>
-      <w:r>
-        <w:rPr>
-          <w:rFonts w:ascii="Times New Roman" w:hAnsi="Times New Roman"/>
-          <w:b w:val="0"/>
-          <w:i w:val="0"/>
-          <w:sz w:val="20"/>
-        </w:rPr>
-        <w:t>[7] N. Rudin, D. Hoeller, P. Reist, and M. Hutter, "Learning to walk in minutes using massively parallel deep reinforcement learning," in *Proc. Conf. Robot Learning (CoRL)*, 2021.</w:t>
-      </w:r>
-    </w:p>
-    <w:p>
-      <w:pPr>
-        <w:spacing w:before="0" w:after="0"/>
-        <w:jc w:val="both"/>
-      </w:pPr>
-      <w:r>
-        <w:rPr>
-          <w:rFonts w:ascii="Times New Roman" w:hAnsi="Times New Roman"/>
-          <w:b w:val="0"/>
-          <w:i w:val="0"/>
-          <w:sz w:val="20"/>
-        </w:rPr>
-        <w:t>[8] M. H. Raibert, *Legged Robots That Balance*. Cambridge, MA, USA: MIT Press, 1986.</w:t>
-      </w:r>
-    </w:p>
-    <w:p>
-      <w:pPr>
-        <w:spacing w:before="0" w:after="0"/>
-        <w:jc w:val="both"/>
-      </w:pPr>
-      <w:r>
-        <w:rPr>
-          <w:rFonts w:ascii="Times New Roman" w:hAnsi="Times New Roman"/>
-          <w:b w:val="0"/>
-          <w:i w:val="0"/>
-          <w:sz w:val="20"/>
-        </w:rPr>
-        <w:t>[9] B. Katz, J. Di Carlo, and S. Kim, "Mini Cheetah: A platform for pushing the limits of dynamic quadruped control," in *Proc. IEEE Int. Conf. Robotics and Automation (ICRA)*, 2019, pp. 6295–6301.</w:t>
-      </w:r>
-    </w:p>
-    <w:p>
-      <w:pPr>
-        <w:spacing w:before="0" w:after="0"/>
-        <w:jc w:val="both"/>
-      </w:pPr>
-      <w:r>
-        <w:rPr>
-          <w:rFonts w:ascii="Times New Roman" w:hAnsi="Times New Roman"/>
-          <w:b w:val="0"/>
-          <w:i w:val="0"/>
-          <w:sz w:val="20"/>
-        </w:rPr>
-        <w:t>[10] J. M. Jimeno, "CHAMP: Controller for highly agile multi-legged platforms," GitHub repository, 2021.</w:t>
-      </w:r>
-    </w:p>
-    <w:p>
-      <w:pPr>
-        <w:spacing w:before="0" w:after="0"/>
-        <w:jc w:val="both"/>
-      </w:pPr>
-      <w:r>
-        <w:rPr>
-          <w:rFonts w:ascii="Times New Roman" w:hAnsi="Times New Roman"/>
-          <w:b w:val="0"/>
-          <w:i w:val="0"/>
-          <w:sz w:val="20"/>
-        </w:rPr>
-        <w:t>[11] G. Bledt et al., "MIT Cheetah 3: Design and control of a robust, dynamic quadruped robot," in *Proc. IEEE/RSJ Int. Conf. Intelligent Robots and Systems (IROS)*, 2018, pp. 2245–2252.</w:t>
-      </w:r>
-    </w:p>
-    <w:p>
-      <w:pPr>
-        <w:spacing w:before="0" w:after="0"/>
-        <w:jc w:val="both"/>
-      </w:pPr>
-      <w:r>
-        <w:rPr>
-          <w:rFonts w:ascii="Times New Roman" w:hAnsi="Times New Roman"/>
-          <w:b w:val="0"/>
-          <w:i w:val="0"/>
-          <w:sz w:val="20"/>
-        </w:rPr>
-        <w:t>[12] *Benchmarking MPC and RL for legged robot locomotion in MuJoCo*, arXiv:2501.16590, 2025.</w:t>
-      </w:r>
-    </w:p>
-    <w:p>
-      <w:pPr>
-        <w:spacing w:before="0" w:after="0"/>
-        <w:jc w:val="both"/>
-      </w:pPr>
-      <w:r>
-        <w:rPr>
-          <w:rFonts w:ascii="Times New Roman" w:hAnsi="Times New Roman"/>
-          <w:b w:val="0"/>
-          <w:i w:val="0"/>
-          <w:sz w:val="20"/>
-        </w:rPr>
-        <w:t>[13] *Isaac Sim-to-real: RL-based locomotion for quadrupeds*, arXiv:2607.18135, 2026.</w:t>
-      </w:r>
-    </w:p>
-    <w:p>
-      <w:pPr>
-        <w:spacing w:before="0" w:after="0"/>
-        <w:jc w:val="both"/>
-      </w:pPr>
-      <w:r>
-        <w:rPr>
-          <w:rFonts w:ascii="Times New Roman" w:hAnsi="Times New Roman"/>
-          <w:b w:val="0"/>
-          <w:i w:val="0"/>
-          <w:sz w:val="20"/>
-        </w:rPr>
-        <w:t>[14] *Kine2Go: A kinematic dataset for the Unitree Go2*, arXiv:2606.14433, 2026.</w:t>
-      </w:r>
-    </w:p>
-    <w:p>
-      <w:pPr>
-        <w:spacing w:before="0" w:after="0"/>
-        <w:jc w:val="both"/>
-      </w:pPr>
-      <w:r>
-        <w:rPr>
-          <w:rFonts w:ascii="Times New Roman" w:hAnsi="Times New Roman"/>
-          <w:b w:val="0"/>
-          <w:i w:val="0"/>
-          <w:sz w:val="20"/>
-        </w:rPr>
-        <w:t>[15] NVIDIA, "Isaac Gym: High performance GPU-based physics simulation for robot learning," arXiv:2108.10470, 2021.</w:t>
+        <w:t>[1] Unitree Robotics, "Unitree Go2 — quadruped robot and SDK," documentation, 2024. [2] NVIDIA, "Isaac Lab: A unified and modular framework for robot learning," documentation, 2024. [3] NVIDIA, "Isaac Sim," documentation, 2026. [4] J. Hwangbo et al., "Learning agile and dynamic motor skills for legged robots," *Science Robotics*, vol. 4, no. 26, 2019. [5] J. Lee, J. Hwangbo, L. Sentis, V. Kim, and P. Fankhauser, "Learning quadrupedal locomotion over challenging terrain," *Science Robotics*, vol. 5, no. 47, 2020. [6] T. Miki et al., "Learning robust perceptive locomotion for quadrupedal robots in the wild," *Science Robotics*, vol. 7, no. 62, 2022. [7] N. Rudin, D. Hoeller, P. Reist, and M. Hutter, "Learning to walk in minutes using massively parallel deep reinforcement learning," in *Proc. Conf. Robot Learning (CoRL)*, 2021. [8] M. H. Raibert, *Legged Robots That Balance*. Cambridge, MA, USA: MIT Press, 1986. [9] B. Katz, J. Di Carlo, and S. Kim, "Mini Cheetah: A platform for pushing the limits of dynamic quadruped control," in *Proc. IEEE Int. Conf. Robotics and Automation (ICRA)*, 2019, pp. 6295–6301. [10] J. M. Jimeno, "CHAMP: Controller for highly agile multi-legged platforms," GitHub repository, 2021. [11] G. Bledt et al., "MIT Cheetah 3: Design and control of a robust, dynamic quadruped robot," in *Proc. IEEE/RSJ Int. Conf. Intelligent Robots and Systems (IROS)*, 2018, pp. 2245–2252. [12] *Benchmarking MPC and RL for legged robot locomotion in MuJoCo*, arXiv:2501.16590, 2025. [13] *Isaac Sim-to-real: RL-based locomotion for quadrupeds*, arXiv:2607.18135, 2026. [14] *Kine2Go: A kinematic dataset for the Unitree Go2*, arXiv:2606.14433, 2026. [15] NVIDIA, "Isaac Gym: High performance GPU-based physics simulation for robot learning," arXiv:2108.10470, 2021.</w:t>
       </w:r>
     </w:p>
     <w:sectPr>

--- a/docs/ieee-article/PIERE2026_Papin_generated.docx
+++ b/docs/ieee-article/PIERE2026_Papin_generated.docx
@@ -425,18 +425,185 @@
     </w:p>
     <w:p>
       <w:pPr>
-        <w:spacing w:before="0" w:after="0"/>
-        <w:jc w:val="both"/>
+        <w:spacing w:before="80" w:after="80"/>
+        <w:jc w:val="center"/>
       </w:pPr>
-      <w:r>
-        <w:rPr>
-          <w:rFonts w:ascii="Times New Roman" w:hAnsi="Times New Roman"/>
-          <w:b w:val="0"/>
-          <w:i w:val="0"/>
-          <w:sz w:val="20"/>
-        </w:rPr>
-        <w:t>$$v_{\mathrm{st}} = -\frac{\mathrm{step_{dist}}}{4 dt \tau_{\mathrm{st}}} \tag{1}$$</w:t>
-      </w:r>
+      <m:oMath>
+        <m:box>
+          <m:e>
+            <m:sSub>
+              <m:e>
+                <m:r>
+                  <m:rPr>
+                    <m:sty m:val="i"/>
+                  </m:rPr>
+                  <m:t>v</m:t>
+                </m:r>
+              </m:e>
+              <m:sub>
+                <m:box>
+                  <m:e>
+                    <m:box>
+                      <m:e>
+                        <m:r>
+                          <m:rPr>
+                            <m:sty m:val="p"/>
+                          </m:rPr>
+                          <m:t>s</m:t>
+                        </m:r>
+                        <m:r>
+                          <m:rPr>
+                            <m:sty m:val="p"/>
+                          </m:rPr>
+                          <m:t>t</m:t>
+                        </m:r>
+                      </m:e>
+                    </m:box>
+                  </m:e>
+                </m:box>
+              </m:sub>
+            </m:sSub>
+            <m:r>
+              <m:rPr>
+                <m:sty m:val="p"/>
+              </m:rPr>
+              <m:t>=</m:t>
+            </m:r>
+            <m:r>
+              <m:rPr>
+                <m:sty m:val="p"/>
+              </m:rPr>
+              <m:t>−</m:t>
+            </m:r>
+            <m:f>
+              <m:num>
+                <m:box>
+                  <m:e>
+                    <m:box>
+                      <m:e>
+                        <m:r>
+                          <m:rPr>
+                            <m:sty m:val="p"/>
+                          </m:rPr>
+                          <m:t>s</m:t>
+                        </m:r>
+                        <m:r>
+                          <m:rPr>
+                            <m:sty m:val="p"/>
+                          </m:rPr>
+                          <m:t>t</m:t>
+                        </m:r>
+                        <m:r>
+                          <m:rPr>
+                            <m:sty m:val="p"/>
+                          </m:rPr>
+                          <m:t>e</m:t>
+                        </m:r>
+                        <m:sSub>
+                          <m:e>
+                            <m:r>
+                              <m:rPr>
+                                <m:sty m:val="p"/>
+                              </m:rPr>
+                              <m:t>p</m:t>
+                            </m:r>
+                          </m:e>
+                          <m:sub>
+                            <m:box>
+                              <m:e>
+                                <m:r>
+                                  <m:rPr>
+                                    <m:sty m:val="p"/>
+                                  </m:rPr>
+                                  <m:t>d</m:t>
+                                </m:r>
+                                <m:r>
+                                  <m:rPr>
+                                    <m:sty m:val="p"/>
+                                  </m:rPr>
+                                  <m:t>i</m:t>
+                                </m:r>
+                                <m:r>
+                                  <m:rPr>
+                                    <m:sty m:val="p"/>
+                                  </m:rPr>
+                                  <m:t>s</m:t>
+                                </m:r>
+                                <m:r>
+                                  <m:rPr>
+                                    <m:sty m:val="p"/>
+                                  </m:rPr>
+                                  <m:t>t</m:t>
+                                </m:r>
+                              </m:e>
+                            </m:box>
+                          </m:sub>
+                        </m:sSub>
+                      </m:e>
+                    </m:box>
+                  </m:e>
+                </m:box>
+              </m:num>
+              <m:den>
+                <m:box>
+                  <m:e>
+                    <m:r>
+                      <m:rPr>
+                        <m:sty m:val="p"/>
+                      </m:rPr>
+                      <m:t>4</m:t>
+                    </m:r>
+                    <m:r>
+                      <m:rPr>
+                        <m:sty m:val="i"/>
+                      </m:rPr>
+                      <m:t>d</m:t>
+                    </m:r>
+                    <m:r>
+                      <m:rPr>
+                        <m:sty m:val="i"/>
+                      </m:rPr>
+                      <m:t>t</m:t>
+                    </m:r>
+                    <m:sSub>
+                      <m:e>
+                        <m:r>
+                          <m:rPr>
+                            <m:sty m:val="i"/>
+                          </m:rPr>
+                          <m:t>τ</m:t>
+                        </m:r>
+                      </m:e>
+                      <m:sub>
+                        <m:box>
+                          <m:e>
+                            <m:box>
+                              <m:e>
+                                <m:r>
+                                  <m:rPr>
+                                    <m:sty m:val="p"/>
+                                  </m:rPr>
+                                  <m:t>s</m:t>
+                                </m:r>
+                                <m:r>
+                                  <m:rPr>
+                                    <m:sty m:val="p"/>
+                                  </m:rPr>
+                                  <m:t>t</m:t>
+                                </m:r>
+                              </m:e>
+                            </m:box>
+                          </m:e>
+                        </m:box>
+                      </m:sub>
+                    </m:sSub>
+                  </m:e>
+                </m:box>
+              </m:den>
+            </m:f>
+          </m:e>
+        </m:box>
+      </m:oMath>
     </w:p>
     <w:p>
       <w:pPr>
@@ -450,7 +617,158 @@
           <w:i w:val="0"/>
           <w:sz w:val="20"/>
         </w:rPr>
-        <w:t>where $\mathrm{step_{dist}}$ is the commanded stride distance, $dt$ is the control time step, and $\tau_{\mathrm{st}}$ is the stance duration.</w:t>
+        <w:t xml:space="preserve">where </w:t>
+      </w:r>
+      <m:oMath>
+        <m:box>
+          <m:e>
+            <m:box>
+              <m:e>
+                <m:r>
+                  <m:rPr>
+                    <m:sty m:val="p"/>
+                  </m:rPr>
+                  <m:t>s</m:t>
+                </m:r>
+                <m:r>
+                  <m:rPr>
+                    <m:sty m:val="p"/>
+                  </m:rPr>
+                  <m:t>t</m:t>
+                </m:r>
+                <m:r>
+                  <m:rPr>
+                    <m:sty m:val="p"/>
+                  </m:rPr>
+                  <m:t>e</m:t>
+                </m:r>
+                <m:sSub>
+                  <m:e>
+                    <m:r>
+                      <m:rPr>
+                        <m:sty m:val="p"/>
+                      </m:rPr>
+                      <m:t>p</m:t>
+                    </m:r>
+                  </m:e>
+                  <m:sub>
+                    <m:box>
+                      <m:e>
+                        <m:r>
+                          <m:rPr>
+                            <m:sty m:val="p"/>
+                          </m:rPr>
+                          <m:t>d</m:t>
+                        </m:r>
+                        <m:r>
+                          <m:rPr>
+                            <m:sty m:val="p"/>
+                          </m:rPr>
+                          <m:t>i</m:t>
+                        </m:r>
+                        <m:r>
+                          <m:rPr>
+                            <m:sty m:val="p"/>
+                          </m:rPr>
+                          <m:t>s</m:t>
+                        </m:r>
+                        <m:r>
+                          <m:rPr>
+                            <m:sty m:val="p"/>
+                          </m:rPr>
+                          <m:t>t</m:t>
+                        </m:r>
+                      </m:e>
+                    </m:box>
+                  </m:sub>
+                </m:sSub>
+              </m:e>
+            </m:box>
+          </m:e>
+        </m:box>
+      </m:oMath>
+      <w:r>
+        <w:rPr>
+          <w:rFonts w:ascii="Times New Roman" w:hAnsi="Times New Roman"/>
+          <w:b w:val="0"/>
+          <w:i w:val="0"/>
+          <w:sz w:val="20"/>
+        </w:rPr>
+        <w:t xml:space="preserve"> is the commanded stride distance, </w:t>
+      </w:r>
+      <m:oMath>
+        <m:box>
+          <m:e>
+            <m:r>
+              <m:rPr>
+                <m:sty m:val="i"/>
+              </m:rPr>
+              <m:t>d</m:t>
+            </m:r>
+            <m:r>
+              <m:rPr>
+                <m:sty m:val="i"/>
+              </m:rPr>
+              <m:t>t</m:t>
+            </m:r>
+          </m:e>
+        </m:box>
+      </m:oMath>
+      <w:r>
+        <w:rPr>
+          <w:rFonts w:ascii="Times New Roman" w:hAnsi="Times New Roman"/>
+          <w:b w:val="0"/>
+          <w:i w:val="0"/>
+          <w:sz w:val="20"/>
+        </w:rPr>
+        <w:t xml:space="preserve"> is the control time step, and </w:t>
+      </w:r>
+      <m:oMath>
+        <m:box>
+          <m:e>
+            <m:sSub>
+              <m:e>
+                <m:r>
+                  <m:rPr>
+                    <m:sty m:val="i"/>
+                  </m:rPr>
+                  <m:t>τ</m:t>
+                </m:r>
+              </m:e>
+              <m:sub>
+                <m:box>
+                  <m:e>
+                    <m:box>
+                      <m:e>
+                        <m:r>
+                          <m:rPr>
+                            <m:sty m:val="p"/>
+                          </m:rPr>
+                          <m:t>s</m:t>
+                        </m:r>
+                        <m:r>
+                          <m:rPr>
+                            <m:sty m:val="p"/>
+                          </m:rPr>
+                          <m:t>t</m:t>
+                        </m:r>
+                      </m:e>
+                    </m:box>
+                  </m:e>
+                </m:box>
+              </m:sub>
+            </m:sSub>
+          </m:e>
+        </m:box>
+      </m:oMath>
+      <w:r>
+        <w:rPr>
+          <w:rFonts w:ascii="Times New Roman" w:hAnsi="Times New Roman"/>
+          <w:b w:val="0"/>
+          <w:i w:val="0"/>
+          <w:sz w:val="20"/>
+        </w:rPr>
+        <w:t xml:space="preserve"> is the stance duration.</w:t>
       </w:r>
     </w:p>
     <w:p>
@@ -470,18 +788,197 @@
     </w:p>
     <w:p>
       <w:pPr>
-        <w:spacing w:before="0" w:after="0"/>
-        <w:jc w:val="both"/>
+        <w:spacing w:before="80" w:after="80"/>
+        <w:jc w:val="center"/>
       </w:pPr>
-      <w:r>
-        <w:rPr>
-          <w:rFonts w:ascii="Times New Roman" w:hAnsi="Times New Roman"/>
-          <w:b w:val="0"/>
-          <w:i w:val="0"/>
-          <w:sz w:val="20"/>
-        </w:rPr>
-        <w:t>$$\tau_i = k_p (q_i^{\mathrm{cmd}} - q_i) - k_d \dot{q}_i \tag{2}$$</w:t>
-      </w:r>
+      <m:oMath>
+        <m:box>
+          <m:e>
+            <m:sSub>
+              <m:e>
+                <m:r>
+                  <m:rPr>
+                    <m:sty m:val="i"/>
+                  </m:rPr>
+                  <m:t>τ</m:t>
+                </m:r>
+              </m:e>
+              <m:sub>
+                <m:r>
+                  <m:rPr>
+                    <m:sty m:val="i"/>
+                  </m:rPr>
+                  <m:t>i</m:t>
+                </m:r>
+              </m:sub>
+            </m:sSub>
+            <m:r>
+              <m:rPr>
+                <m:sty m:val="p"/>
+              </m:rPr>
+              <m:t>=</m:t>
+            </m:r>
+            <m:sSub>
+              <m:e>
+                <m:r>
+                  <m:rPr>
+                    <m:sty m:val="i"/>
+                  </m:rPr>
+                  <m:t>k</m:t>
+                </m:r>
+              </m:e>
+              <m:sub>
+                <m:r>
+                  <m:rPr>
+                    <m:sty m:val="i"/>
+                  </m:rPr>
+                  <m:t>p</m:t>
+                </m:r>
+              </m:sub>
+            </m:sSub>
+            <m:r>
+              <m:rPr>
+                <m:sty m:val="p"/>
+              </m:rPr>
+              <m:t>(</m:t>
+            </m:r>
+            <m:sSubSup>
+              <m:e>
+                <m:r>
+                  <m:rPr>
+                    <m:sty m:val="i"/>
+                  </m:rPr>
+                  <m:t>q</m:t>
+                </m:r>
+              </m:e>
+              <m:sub>
+                <m:r>
+                  <m:rPr>
+                    <m:sty m:val="i"/>
+                  </m:rPr>
+                  <m:t>i</m:t>
+                </m:r>
+              </m:sub>
+              <m:sup>
+                <m:box>
+                  <m:e>
+                    <m:box>
+                      <m:e>
+                        <m:r>
+                          <m:rPr>
+                            <m:sty m:val="p"/>
+                          </m:rPr>
+                          <m:t>c</m:t>
+                        </m:r>
+                        <m:r>
+                          <m:rPr>
+                            <m:sty m:val="p"/>
+                          </m:rPr>
+                          <m:t>m</m:t>
+                        </m:r>
+                        <m:r>
+                          <m:rPr>
+                            <m:sty m:val="p"/>
+                          </m:rPr>
+                          <m:t>d</m:t>
+                        </m:r>
+                      </m:e>
+                    </m:box>
+                  </m:e>
+                </m:box>
+              </m:sup>
+            </m:sSubSup>
+            <m:r>
+              <m:rPr>
+                <m:sty m:val="p"/>
+              </m:rPr>
+              <m:t>−</m:t>
+            </m:r>
+            <m:sSub>
+              <m:e>
+                <m:r>
+                  <m:rPr>
+                    <m:sty m:val="i"/>
+                  </m:rPr>
+                  <m:t>q</m:t>
+                </m:r>
+              </m:e>
+              <m:sub>
+                <m:r>
+                  <m:rPr>
+                    <m:sty m:val="i"/>
+                  </m:rPr>
+                  <m:t>i</m:t>
+                </m:r>
+              </m:sub>
+            </m:sSub>
+            <m:r>
+              <m:rPr>
+                <m:sty m:val="p"/>
+              </m:rPr>
+              <m:t>)</m:t>
+            </m:r>
+            <m:r>
+              <m:rPr>
+                <m:sty m:val="p"/>
+              </m:rPr>
+              <m:t>−</m:t>
+            </m:r>
+            <m:sSub>
+              <m:e>
+                <m:r>
+                  <m:rPr>
+                    <m:sty m:val="i"/>
+                  </m:rPr>
+                  <m:t>k</m:t>
+                </m:r>
+              </m:e>
+              <m:sub>
+                <m:r>
+                  <m:rPr>
+                    <m:sty m:val="i"/>
+                  </m:rPr>
+                  <m:t>d</m:t>
+                </m:r>
+              </m:sub>
+            </m:sSub>
+            <m:sSub>
+              <m:e>
+                <m:limUpp>
+                  <m:e>
+                    <m:box>
+                      <m:e>
+                        <m:r>
+                          <m:rPr>
+                            <m:sty m:val="i"/>
+                          </m:rPr>
+                          <m:t>q</m:t>
+                        </m:r>
+                      </m:e>
+                    </m:box>
+                  </m:e>
+                  <m:lim>
+                    <m:r>
+                      <m:rPr>
+                        <m:sty m:val="p"/>
+                      </m:rPr>
+                      <m:t>˙</m:t>
+                    </m:r>
+                  </m:lim>
+                </m:limUpp>
+              </m:e>
+              <m:sub>
+                <m:r>
+                  <m:rPr>
+                    <m:sty m:val="i"/>
+                  </m:rPr>
+                  <m:t>i</m:t>
+                </m:r>
+              </m:sub>
+            </m:sSub>
+          </m:e>
+        </m:box>
+      </m:oMath>
     </w:p>
     <w:p>
       <w:pPr>
@@ -495,7 +992,216 @@
           <w:i w:val="0"/>
           <w:sz w:val="20"/>
         </w:rPr>
-        <w:t>where $q_i^{\mathrm{cmd}}$ is the commanded joint angle, $q_i$ is the measured angle, $\dot{q}_i$ is the joint velocity, and $k_p$ and $k_d$ are the stiffness and damping gains.</w:t>
+        <w:t xml:space="preserve">where </w:t>
+      </w:r>
+      <m:oMath>
+        <m:box>
+          <m:e>
+            <m:sSubSup>
+              <m:e>
+                <m:r>
+                  <m:rPr>
+                    <m:sty m:val="i"/>
+                  </m:rPr>
+                  <m:t>q</m:t>
+                </m:r>
+              </m:e>
+              <m:sub>
+                <m:r>
+                  <m:rPr>
+                    <m:sty m:val="i"/>
+                  </m:rPr>
+                  <m:t>i</m:t>
+                </m:r>
+              </m:sub>
+              <m:sup>
+                <m:box>
+                  <m:e>
+                    <m:box>
+                      <m:e>
+                        <m:r>
+                          <m:rPr>
+                            <m:sty m:val="p"/>
+                          </m:rPr>
+                          <m:t>c</m:t>
+                        </m:r>
+                        <m:r>
+                          <m:rPr>
+                            <m:sty m:val="p"/>
+                          </m:rPr>
+                          <m:t>m</m:t>
+                        </m:r>
+                        <m:r>
+                          <m:rPr>
+                            <m:sty m:val="p"/>
+                          </m:rPr>
+                          <m:t>d</m:t>
+                        </m:r>
+                      </m:e>
+                    </m:box>
+                  </m:e>
+                </m:box>
+              </m:sup>
+            </m:sSubSup>
+          </m:e>
+        </m:box>
+      </m:oMath>
+      <w:r>
+        <w:rPr>
+          <w:rFonts w:ascii="Times New Roman" w:hAnsi="Times New Roman"/>
+          <w:b w:val="0"/>
+          <w:i w:val="0"/>
+          <w:sz w:val="20"/>
+        </w:rPr>
+        <w:t xml:space="preserve"> is the commanded joint angle, </w:t>
+      </w:r>
+      <m:oMath>
+        <m:box>
+          <m:e>
+            <m:sSub>
+              <m:e>
+                <m:r>
+                  <m:rPr>
+                    <m:sty m:val="i"/>
+                  </m:rPr>
+                  <m:t>q</m:t>
+                </m:r>
+              </m:e>
+              <m:sub>
+                <m:r>
+                  <m:rPr>
+                    <m:sty m:val="i"/>
+                  </m:rPr>
+                  <m:t>i</m:t>
+                </m:r>
+              </m:sub>
+            </m:sSub>
+          </m:e>
+        </m:box>
+      </m:oMath>
+      <w:r>
+        <w:rPr>
+          <w:rFonts w:ascii="Times New Roman" w:hAnsi="Times New Roman"/>
+          <w:b w:val="0"/>
+          <w:i w:val="0"/>
+          <w:sz w:val="20"/>
+        </w:rPr>
+        <w:t xml:space="preserve"> is the measured angle, </w:t>
+      </w:r>
+      <m:oMath>
+        <m:box>
+          <m:e>
+            <m:sSub>
+              <m:e>
+                <m:limUpp>
+                  <m:e>
+                    <m:box>
+                      <m:e>
+                        <m:r>
+                          <m:rPr>
+                            <m:sty m:val="i"/>
+                          </m:rPr>
+                          <m:t>q</m:t>
+                        </m:r>
+                      </m:e>
+                    </m:box>
+                  </m:e>
+                  <m:lim>
+                    <m:r>
+                      <m:rPr>
+                        <m:sty m:val="p"/>
+                      </m:rPr>
+                      <m:t>˙</m:t>
+                    </m:r>
+                  </m:lim>
+                </m:limUpp>
+              </m:e>
+              <m:sub>
+                <m:r>
+                  <m:rPr>
+                    <m:sty m:val="i"/>
+                  </m:rPr>
+                  <m:t>i</m:t>
+                </m:r>
+              </m:sub>
+            </m:sSub>
+          </m:e>
+        </m:box>
+      </m:oMath>
+      <w:r>
+        <w:rPr>
+          <w:rFonts w:ascii="Times New Roman" w:hAnsi="Times New Roman"/>
+          <w:b w:val="0"/>
+          <w:i w:val="0"/>
+          <w:sz w:val="20"/>
+        </w:rPr>
+        <w:t xml:space="preserve"> is the joint velocity, and </w:t>
+      </w:r>
+      <m:oMath>
+        <m:box>
+          <m:e>
+            <m:sSub>
+              <m:e>
+                <m:r>
+                  <m:rPr>
+                    <m:sty m:val="i"/>
+                  </m:rPr>
+                  <m:t>k</m:t>
+                </m:r>
+              </m:e>
+              <m:sub>
+                <m:r>
+                  <m:rPr>
+                    <m:sty m:val="i"/>
+                  </m:rPr>
+                  <m:t>p</m:t>
+                </m:r>
+              </m:sub>
+            </m:sSub>
+          </m:e>
+        </m:box>
+      </m:oMath>
+      <w:r>
+        <w:rPr>
+          <w:rFonts w:ascii="Times New Roman" w:hAnsi="Times New Roman"/>
+          <w:b w:val="0"/>
+          <w:i w:val="0"/>
+          <w:sz w:val="20"/>
+        </w:rPr>
+        <w:t xml:space="preserve"> and </w:t>
+      </w:r>
+      <m:oMath>
+        <m:box>
+          <m:e>
+            <m:sSub>
+              <m:e>
+                <m:r>
+                  <m:rPr>
+                    <m:sty m:val="i"/>
+                  </m:rPr>
+                  <m:t>k</m:t>
+                </m:r>
+              </m:e>
+              <m:sub>
+                <m:r>
+                  <m:rPr>
+                    <m:sty m:val="i"/>
+                  </m:rPr>
+                  <m:t>d</m:t>
+                </m:r>
+              </m:sub>
+            </m:sSub>
+          </m:e>
+        </m:box>
+      </m:oMath>
+      <w:r>
+        <w:rPr>
+          <w:rFonts w:ascii="Times New Roman" w:hAnsi="Times New Roman"/>
+          <w:b w:val="0"/>
+          <w:i w:val="0"/>
+          <w:sz w:val="20"/>
+        </w:rPr>
+        <w:t xml:space="preserve"> are the stiffness and damping gains.</w:t>
       </w:r>
     </w:p>
     <w:p>
@@ -515,18 +1221,81 @@
     </w:p>
     <w:p>
       <w:pPr>
-        <w:spacing w:before="0" w:after="0"/>
-        <w:jc w:val="both"/>
+        <w:spacing w:before="80" w:after="80"/>
+        <w:jc w:val="center"/>
       </w:pPr>
-      <w:r>
-        <w:rPr>
-          <w:rFonts w:ascii="Times New Roman" w:hAnsi="Times New Roman"/>
-          <w:b w:val="0"/>
-          <w:i w:val="0"/>
-          <w:sz w:val="20"/>
-        </w:rPr>
-        <w:t>$$\mathrm{CoT} = \frac{E}{m g d} \tag{3}$$</w:t>
-      </w:r>
+      <m:oMath>
+        <m:box>
+          <m:e>
+            <m:box>
+              <m:e>
+                <m:r>
+                  <m:rPr>
+                    <m:sty m:val="p"/>
+                  </m:rPr>
+                  <m:t>C</m:t>
+                </m:r>
+                <m:r>
+                  <m:rPr>
+                    <m:sty m:val="p"/>
+                  </m:rPr>
+                  <m:t>o</m:t>
+                </m:r>
+                <m:r>
+                  <m:rPr>
+                    <m:sty m:val="p"/>
+                  </m:rPr>
+                  <m:t>T</m:t>
+                </m:r>
+              </m:e>
+            </m:box>
+            <m:r>
+              <m:rPr>
+                <m:sty m:val="p"/>
+              </m:rPr>
+              <m:t>=</m:t>
+            </m:r>
+            <m:f>
+              <m:num>
+                <m:box>
+                  <m:e>
+                    <m:r>
+                      <m:rPr>
+                        <m:sty m:val="i"/>
+                      </m:rPr>
+                      <m:t>E</m:t>
+                    </m:r>
+                  </m:e>
+                </m:box>
+              </m:num>
+              <m:den>
+                <m:box>
+                  <m:e>
+                    <m:r>
+                      <m:rPr>
+                        <m:sty m:val="i"/>
+                      </m:rPr>
+                      <m:t>m</m:t>
+                    </m:r>
+                    <m:r>
+                      <m:rPr>
+                        <m:sty m:val="i"/>
+                      </m:rPr>
+                      <m:t>g</m:t>
+                    </m:r>
+                    <m:r>
+                      <m:rPr>
+                        <m:sty m:val="i"/>
+                      </m:rPr>
+                      <m:t>d</m:t>
+                    </m:r>
+                  </m:e>
+                </m:box>
+              </m:den>
+            </m:f>
+          </m:e>
+        </m:box>
+      </m:oMath>
     </w:p>
     <w:p>
       <w:pPr>
@@ -540,7 +1309,91 @@
           <w:i w:val="0"/>
           <w:sz w:val="20"/>
         </w:rPr>
-        <w:t>where $E$ is the mechanical energy, $m$ is the robot mass, $g$ is the gravitational acceleration, and $d$ is the distance travelled.</w:t>
+        <w:t xml:space="preserve">where </w:t>
+      </w:r>
+      <m:oMath>
+        <m:box>
+          <m:e>
+            <m:r>
+              <m:rPr>
+                <m:sty m:val="i"/>
+              </m:rPr>
+              <m:t>E</m:t>
+            </m:r>
+          </m:e>
+        </m:box>
+      </m:oMath>
+      <w:r>
+        <w:rPr>
+          <w:rFonts w:ascii="Times New Roman" w:hAnsi="Times New Roman"/>
+          <w:b w:val="0"/>
+          <w:i w:val="0"/>
+          <w:sz w:val="20"/>
+        </w:rPr>
+        <w:t xml:space="preserve"> is the mechanical energy, </w:t>
+      </w:r>
+      <m:oMath>
+        <m:box>
+          <m:e>
+            <m:r>
+              <m:rPr>
+                <m:sty m:val="i"/>
+              </m:rPr>
+              <m:t>m</m:t>
+            </m:r>
+          </m:e>
+        </m:box>
+      </m:oMath>
+      <w:r>
+        <w:rPr>
+          <w:rFonts w:ascii="Times New Roman" w:hAnsi="Times New Roman"/>
+          <w:b w:val="0"/>
+          <w:i w:val="0"/>
+          <w:sz w:val="20"/>
+        </w:rPr>
+        <w:t xml:space="preserve"> is the robot mass, </w:t>
+      </w:r>
+      <m:oMath>
+        <m:box>
+          <m:e>
+            <m:r>
+              <m:rPr>
+                <m:sty m:val="i"/>
+              </m:rPr>
+              <m:t>g</m:t>
+            </m:r>
+          </m:e>
+        </m:box>
+      </m:oMath>
+      <w:r>
+        <w:rPr>
+          <w:rFonts w:ascii="Times New Roman" w:hAnsi="Times New Roman"/>
+          <w:b w:val="0"/>
+          <w:i w:val="0"/>
+          <w:sz w:val="20"/>
+        </w:rPr>
+        <w:t xml:space="preserve"> is the gravitational acceleration, and </w:t>
+      </w:r>
+      <m:oMath>
+        <m:box>
+          <m:e>
+            <m:r>
+              <m:rPr>
+                <m:sty m:val="i"/>
+              </m:rPr>
+              <m:t>d</m:t>
+            </m:r>
+          </m:e>
+        </m:box>
+      </m:oMath>
+      <w:r>
+        <w:rPr>
+          <w:rFonts w:ascii="Times New Roman" w:hAnsi="Times New Roman"/>
+          <w:b w:val="0"/>
+          <w:i w:val="0"/>
+          <w:sz w:val="20"/>
+        </w:rPr>
+        <w:t xml:space="preserve"> is the distance travelled.</w:t>
       </w:r>
     </w:p>
     <w:p>
@@ -560,18 +1413,203 @@
     </w:p>
     <w:p>
       <w:pPr>
-        <w:spacing w:before="0" w:after="0"/>
-        <w:jc w:val="both"/>
+        <w:spacing w:before="80" w:after="80"/>
+        <w:jc w:val="center"/>
       </w:pPr>
-      <w:r>
-        <w:rPr>
-          <w:rFonts w:ascii="Times New Roman" w:hAnsi="Times New Roman"/>
-          <w:b w:val="0"/>
-          <w:i w:val="0"/>
-          <w:sz w:val="20"/>
-        </w:rPr>
-        <w:t>$$y_{\mathrm{foot}} = y_{\mathrm{cm}} + \frac{v_y}{\omega} \tag{4}$$</w:t>
-      </w:r>
+      <m:oMath>
+        <m:box>
+          <m:e>
+            <m:sSub>
+              <m:e>
+                <m:r>
+                  <m:rPr>
+                    <m:sty m:val="i"/>
+                  </m:rPr>
+                  <m:t>y</m:t>
+                </m:r>
+              </m:e>
+              <m:sub>
+                <m:box>
+                  <m:e>
+                    <m:box>
+                      <m:e>
+                        <m:r>
+                          <m:rPr>
+                            <m:sty m:val="p"/>
+                          </m:rPr>
+                          <m:t>f</m:t>
+                        </m:r>
+                        <m:r>
+                          <m:rPr>
+                            <m:sty m:val="p"/>
+                          </m:rPr>
+                          <m:t>o</m:t>
+                        </m:r>
+                        <m:r>
+                          <m:rPr>
+                            <m:sty m:val="p"/>
+                          </m:rPr>
+                          <m:t>o</m:t>
+                        </m:r>
+                        <m:r>
+                          <m:rPr>
+                            <m:sty m:val="p"/>
+                          </m:rPr>
+                          <m:t>t</m:t>
+                        </m:r>
+                      </m:e>
+                    </m:box>
+                  </m:e>
+                </m:box>
+              </m:sub>
+            </m:sSub>
+            <m:r>
+              <m:rPr>
+                <m:sty m:val="p"/>
+              </m:rPr>
+              <m:t>=</m:t>
+            </m:r>
+            <m:sSub>
+              <m:e>
+                <m:r>
+                  <m:rPr>
+                    <m:sty m:val="i"/>
+                  </m:rPr>
+                  <m:t>y</m:t>
+                </m:r>
+              </m:e>
+              <m:sub>
+                <m:box>
+                  <m:e>
+                    <m:box>
+                      <m:e>
+                        <m:r>
+                          <m:rPr>
+                            <m:sty m:val="p"/>
+                          </m:rPr>
+                          <m:t>c</m:t>
+                        </m:r>
+                        <m:r>
+                          <m:rPr>
+                            <m:sty m:val="p"/>
+                          </m:rPr>
+                          <m:t>m</m:t>
+                        </m:r>
+                      </m:e>
+                    </m:box>
+                  </m:e>
+                </m:box>
+              </m:sub>
+            </m:sSub>
+            <m:r>
+              <m:rPr>
+                <m:sty m:val="p"/>
+              </m:rPr>
+              <m:t>+</m:t>
+            </m:r>
+            <m:f>
+              <m:num>
+                <m:box>
+                  <m:e>
+                    <m:sSub>
+                      <m:e>
+                        <m:r>
+                          <m:rPr>
+                            <m:sty m:val="i"/>
+                          </m:rPr>
+                          <m:t>v</m:t>
+                        </m:r>
+                      </m:e>
+                      <m:sub>
+                        <m:r>
+                          <m:rPr>
+                            <m:sty m:val="i"/>
+                          </m:rPr>
+                          <m:t>y</m:t>
+                        </m:r>
+                      </m:sub>
+                    </m:sSub>
+                  </m:e>
+                </m:box>
+              </m:num>
+              <m:den>
+                <m:box>
+                  <m:e>
+                    <m:r>
+                      <m:rPr>
+                        <m:sty m:val="i"/>
+                      </m:rPr>
+                      <m:t>ω</m:t>
+                    </m:r>
+                  </m:e>
+                </m:box>
+              </m:den>
+            </m:f>
+          </m:e>
+        </m:box>
+      </m:oMath>
+    </w:p>
+    <w:p>
+      <w:pPr>
+        <w:spacing w:before="80" w:after="80"/>
+        <w:jc w:val="center"/>
+      </w:pPr>
+      <m:oMath>
+        <m:box>
+          <m:e>
+            <m:r>
+              <m:rPr>
+                <m:sty m:val="i"/>
+              </m:rPr>
+              <m:t>ω</m:t>
+            </m:r>
+            <m:r>
+              <m:rPr>
+                <m:sty m:val="p"/>
+              </m:rPr>
+              <m:t>=</m:t>
+            </m:r>
+            <m:rad>
+              <m:e>
+                <m:box>
+                  <m:e>
+                    <m:box>
+                      <m:e>
+                        <m:f>
+                          <m:num>
+                            <m:box>
+                              <m:e>
+                                <m:r>
+                                  <m:rPr>
+                                    <m:sty m:val="i"/>
+                                  </m:rPr>
+                                  <m:t>g</m:t>
+                                </m:r>
+                              </m:e>
+                            </m:box>
+                          </m:num>
+                          <m:den>
+                            <m:box>
+                              <m:e>
+                                <m:r>
+                                  <m:rPr>
+                                    <m:sty m:val="i"/>
+                                  </m:rPr>
+                                  <m:t>h</m:t>
+                                </m:r>
+                              </m:e>
+                            </m:box>
+                          </m:den>
+                        </m:f>
+                      </m:e>
+                    </m:box>
+                  </m:e>
+                </m:box>
+              </m:e>
+            </m:rad>
+          </m:e>
+        </m:box>
+      </m:oMath>
     </w:p>
     <w:p>
       <w:pPr>
@@ -585,14 +1623,58 @@
           <w:i w:val="0"/>
           <w:sz w:val="20"/>
         </w:rPr>
-        <w:t>$$\omega = \sqrt{\frac{g}{h}} \tag{5}$$</w:t>
+        <w:t xml:space="preserve">where </w:t>
       </w:r>
-    </w:p>
-    <w:p>
-      <w:pPr>
-        <w:spacing w:before="0" w:after="0"/>
-        <w:jc w:val="both"/>
-      </w:pPr>
+      <m:oMath>
+        <m:box>
+          <m:e>
+            <m:sSub>
+              <m:e>
+                <m:r>
+                  <m:rPr>
+                    <m:sty m:val="i"/>
+                  </m:rPr>
+                  <m:t>y</m:t>
+                </m:r>
+              </m:e>
+              <m:sub>
+                <m:box>
+                  <m:e>
+                    <m:box>
+                      <m:e>
+                        <m:r>
+                          <m:rPr>
+                            <m:sty m:val="p"/>
+                          </m:rPr>
+                          <m:t>f</m:t>
+                        </m:r>
+                        <m:r>
+                          <m:rPr>
+                            <m:sty m:val="p"/>
+                          </m:rPr>
+                          <m:t>o</m:t>
+                        </m:r>
+                        <m:r>
+                          <m:rPr>
+                            <m:sty m:val="p"/>
+                          </m:rPr>
+                          <m:t>o</m:t>
+                        </m:r>
+                        <m:r>
+                          <m:rPr>
+                            <m:sty m:val="p"/>
+                          </m:rPr>
+                          <m:t>t</m:t>
+                        </m:r>
+                      </m:e>
+                    </m:box>
+                  </m:e>
+                </m:box>
+              </m:sub>
+            </m:sSub>
+          </m:e>
+        </m:box>
+      </m:oMath>
       <w:r>
         <w:rPr>
           <w:rFonts w:ascii="Times New Roman" w:hAnsi="Times New Roman"/>
@@ -600,7 +1682,150 @@
           <w:i w:val="0"/>
           <w:sz w:val="20"/>
         </w:rPr>
-        <w:t>where $y_{\mathrm{foot}}$ is the required foot placement, $y_{\mathrm{cm}}$ is the center-of-mass position, $v_y$ is the lateral velocity, $\omega$ is the natural frequency, $g$ is the gravitational acceleration, and $h$ is the center-of-mass height.</w:t>
+        <w:t xml:space="preserve"> is the required foot placement, </w:t>
+      </w:r>
+      <m:oMath>
+        <m:box>
+          <m:e>
+            <m:sSub>
+              <m:e>
+                <m:r>
+                  <m:rPr>
+                    <m:sty m:val="i"/>
+                  </m:rPr>
+                  <m:t>y</m:t>
+                </m:r>
+              </m:e>
+              <m:sub>
+                <m:box>
+                  <m:e>
+                    <m:box>
+                      <m:e>
+                        <m:r>
+                          <m:rPr>
+                            <m:sty m:val="p"/>
+                          </m:rPr>
+                          <m:t>c</m:t>
+                        </m:r>
+                        <m:r>
+                          <m:rPr>
+                            <m:sty m:val="p"/>
+                          </m:rPr>
+                          <m:t>m</m:t>
+                        </m:r>
+                      </m:e>
+                    </m:box>
+                  </m:e>
+                </m:box>
+              </m:sub>
+            </m:sSub>
+          </m:e>
+        </m:box>
+      </m:oMath>
+      <w:r>
+        <w:rPr>
+          <w:rFonts w:ascii="Times New Roman" w:hAnsi="Times New Roman"/>
+          <w:b w:val="0"/>
+          <w:i w:val="0"/>
+          <w:sz w:val="20"/>
+        </w:rPr>
+        <w:t xml:space="preserve"> is the center-of-mass position, </w:t>
+      </w:r>
+      <m:oMath>
+        <m:box>
+          <m:e>
+            <m:sSub>
+              <m:e>
+                <m:r>
+                  <m:rPr>
+                    <m:sty m:val="i"/>
+                  </m:rPr>
+                  <m:t>v</m:t>
+                </m:r>
+              </m:e>
+              <m:sub>
+                <m:r>
+                  <m:rPr>
+                    <m:sty m:val="i"/>
+                  </m:rPr>
+                  <m:t>y</m:t>
+                </m:r>
+              </m:sub>
+            </m:sSub>
+          </m:e>
+        </m:box>
+      </m:oMath>
+      <w:r>
+        <w:rPr>
+          <w:rFonts w:ascii="Times New Roman" w:hAnsi="Times New Roman"/>
+          <w:b w:val="0"/>
+          <w:i w:val="0"/>
+          <w:sz w:val="20"/>
+        </w:rPr>
+        <w:t xml:space="preserve"> is the lateral velocity, </w:t>
+      </w:r>
+      <m:oMath>
+        <m:box>
+          <m:e>
+            <m:r>
+              <m:rPr>
+                <m:sty m:val="i"/>
+              </m:rPr>
+              <m:t>ω</m:t>
+            </m:r>
+          </m:e>
+        </m:box>
+      </m:oMath>
+      <w:r>
+        <w:rPr>
+          <w:rFonts w:ascii="Times New Roman" w:hAnsi="Times New Roman"/>
+          <w:b w:val="0"/>
+          <w:i w:val="0"/>
+          <w:sz w:val="20"/>
+        </w:rPr>
+        <w:t xml:space="preserve"> is the natural frequency, </w:t>
+      </w:r>
+      <m:oMath>
+        <m:box>
+          <m:e>
+            <m:r>
+              <m:rPr>
+                <m:sty m:val="i"/>
+              </m:rPr>
+              <m:t>g</m:t>
+            </m:r>
+          </m:e>
+        </m:box>
+      </m:oMath>
+      <w:r>
+        <w:rPr>
+          <w:rFonts w:ascii="Times New Roman" w:hAnsi="Times New Roman"/>
+          <w:b w:val="0"/>
+          <w:i w:val="0"/>
+          <w:sz w:val="20"/>
+        </w:rPr>
+        <w:t xml:space="preserve"> is the gravitational acceleration, and </w:t>
+      </w:r>
+      <m:oMath>
+        <m:box>
+          <m:e>
+            <m:r>
+              <m:rPr>
+                <m:sty m:val="i"/>
+              </m:rPr>
+              <m:t>h</m:t>
+            </m:r>
+          </m:e>
+        </m:box>
+      </m:oMath>
+      <w:r>
+        <w:rPr>
+          <w:rFonts w:ascii="Times New Roman" w:hAnsi="Times New Roman"/>
+          <w:b w:val="0"/>
+          <w:i w:val="0"/>
+          <w:sz w:val="20"/>
+        </w:rPr>
+        <w:t xml:space="preserve"> is the center-of-mass height.</w:t>
       </w:r>
     </w:p>
     <w:p>
@@ -620,18 +1845,55 @@
     </w:p>
     <w:p>
       <w:pPr>
-        <w:spacing w:before="0" w:after="0"/>
-        <w:jc w:val="both"/>
+        <w:spacing w:before="80" w:after="80"/>
+        <w:jc w:val="center"/>
       </w:pPr>
-      <w:r>
-        <w:rPr>
-          <w:rFonts w:ascii="Times New Roman" w:hAnsi="Times New Roman"/>
-          <w:b w:val="0"/>
-          <w:i w:val="0"/>
-          <w:sz w:val="20"/>
-        </w:rPr>
-        <w:t>$$\dot{\varphi} = \alpha \varphi \tag{6}$$</w:t>
-      </w:r>
+      <m:oMath>
+        <m:box>
+          <m:e>
+            <m:limUpp>
+              <m:e>
+                <m:box>
+                  <m:e>
+                    <m:r>
+                      <m:rPr>
+                        <m:sty m:val="i"/>
+                      </m:rPr>
+                      <m:t>φ</m:t>
+                    </m:r>
+                  </m:e>
+                </m:box>
+              </m:e>
+              <m:lim>
+                <m:r>
+                  <m:rPr>
+                    <m:sty m:val="p"/>
+                  </m:rPr>
+                  <m:t>˙</m:t>
+                </m:r>
+              </m:lim>
+            </m:limUpp>
+            <m:r>
+              <m:rPr>
+                <m:sty m:val="p"/>
+              </m:rPr>
+              <m:t>=</m:t>
+            </m:r>
+            <m:r>
+              <m:rPr>
+                <m:sty m:val="i"/>
+              </m:rPr>
+              <m:t>α</m:t>
+            </m:r>
+            <m:r>
+              <m:rPr>
+                <m:sty m:val="i"/>
+              </m:rPr>
+              <m:t>φ</m:t>
+            </m:r>
+          </m:e>
+        </m:box>
+      </m:oMath>
     </w:p>
     <w:p>
       <w:pPr>
@@ -645,7 +1907,49 @@
           <w:i w:val="0"/>
           <w:sz w:val="20"/>
         </w:rPr>
-        <w:t>where $\varphi$ is the body roll and $\alpha$ is the growth rate of the unstable mode caused by the hip coupling.</w:t>
+        <w:t xml:space="preserve">where </w:t>
+      </w:r>
+      <m:oMath>
+        <m:box>
+          <m:e>
+            <m:r>
+              <m:rPr>
+                <m:sty m:val="i"/>
+              </m:rPr>
+              <m:t>φ</m:t>
+            </m:r>
+          </m:e>
+        </m:box>
+      </m:oMath>
+      <w:r>
+        <w:rPr>
+          <w:rFonts w:ascii="Times New Roman" w:hAnsi="Times New Roman"/>
+          <w:b w:val="0"/>
+          <w:i w:val="0"/>
+          <w:sz w:val="20"/>
+        </w:rPr>
+        <w:t xml:space="preserve"> is the body roll and </w:t>
+      </w:r>
+      <m:oMath>
+        <m:box>
+          <m:e>
+            <m:r>
+              <m:rPr>
+                <m:sty m:val="i"/>
+              </m:rPr>
+              <m:t>α</m:t>
+            </m:r>
+          </m:e>
+        </m:box>
+      </m:oMath>
+      <w:r>
+        <w:rPr>
+          <w:rFonts w:ascii="Times New Roman" w:hAnsi="Times New Roman"/>
+          <w:b w:val="0"/>
+          <w:i w:val="0"/>
+          <w:sz w:val="20"/>
+        </w:rPr>
+        <w:t xml:space="preserve"> is the growth rate of the unstable mode caused by the hip coupling.</w:t>
       </w:r>
     </w:p>
     <w:p>
@@ -765,7 +2069,156 @@
           <w:i w:val="0"/>
           <w:sz w:val="20"/>
         </w:rPr>
-        <w:t>1. Stance foot drift. The stance foot velocity was computed as $-\frac{\mathrm{step\_dist}}{4\,dt\,\tau_{\mathrm{st}}}$, where `stance_ticks` is the length of one stance phase, whereas the leg is on the ground for several phases in a row. The foot drifted backwards (up to −1.2 m) and the IK saturated (`calf = 0`). It was replaced by the physically correct velocity, Eq. (1) with v_st = -cmd_vel. 2. IMU compensation accumulation. The compensation was applied incrementally to the gait state, so the tilt accumulated. It is now applied only to the copy used for IK. 3. Inverted IMU sign. The compensation used `R(-comp)` instead of `R(comp)`, amplifying the tilt. After correction, roll dropped from a full flip (180°) to about 8°. 4. Inverted yaw sign. The yaw stabilization used `-0.5·yaw_err`, which spun the robot up. With `+0.5·yaw_err` the heading is maintained. 5. Wall-clock PID. After switching the controller to a simulation-time step, the PID still used wall-clock `dt`, causing a mismatch in the integral and derivative terms.</w:t>
+        <w:t xml:space="preserve">1. Stance foot drift. The stance foot velocity was computed as </w:t>
+      </w:r>
+      <m:oMath>
+        <m:box>
+          <m:e>
+            <m:r>
+              <m:rPr>
+                <m:sty m:val="p"/>
+              </m:rPr>
+              <m:t>−</m:t>
+            </m:r>
+            <m:f>
+              <m:num>
+                <m:box>
+                  <m:e>
+                    <m:box>
+                      <m:e>
+                        <m:r>
+                          <m:rPr>
+                            <m:sty m:val="p"/>
+                          </m:rPr>
+                          <m:t>s</m:t>
+                        </m:r>
+                        <m:r>
+                          <m:rPr>
+                            <m:sty m:val="p"/>
+                          </m:rPr>
+                          <m:t>t</m:t>
+                        </m:r>
+                        <m:r>
+                          <m:rPr>
+                            <m:sty m:val="p"/>
+                          </m:rPr>
+                          <m:t>e</m:t>
+                        </m:r>
+                        <m:r>
+                          <m:rPr>
+                            <m:sty m:val="p"/>
+                          </m:rPr>
+                          <m:t>p</m:t>
+                        </m:r>
+                        <m:r>
+                          <m:rPr>
+                            <m:sty m:val="p"/>
+                          </m:rPr>
+                          <m:t>_</m:t>
+                        </m:r>
+                        <m:r>
+                          <m:rPr>
+                            <m:sty m:val="p"/>
+                          </m:rPr>
+                          <m:t>d</m:t>
+                        </m:r>
+                        <m:r>
+                          <m:rPr>
+                            <m:sty m:val="p"/>
+                          </m:rPr>
+                          <m:t>i</m:t>
+                        </m:r>
+                        <m:r>
+                          <m:rPr>
+                            <m:sty m:val="p"/>
+                          </m:rPr>
+                          <m:t>s</m:t>
+                        </m:r>
+                        <m:r>
+                          <m:rPr>
+                            <m:sty m:val="p"/>
+                          </m:rPr>
+                          <m:t>t</m:t>
+                        </m:r>
+                      </m:e>
+                    </m:box>
+                  </m:e>
+                </m:box>
+              </m:num>
+              <m:den>
+                <m:box>
+                  <m:e>
+                    <m:r>
+                      <m:rPr>
+                        <m:sty m:val="p"/>
+                      </m:rPr>
+                      <m:t>4</m:t>
+                    </m:r>
+                    <m:r>
+                      <m:t/>
+                    </m:r>
+                    <m:r>
+                      <m:rPr>
+                        <m:sty m:val="i"/>
+                      </m:rPr>
+                      <m:t>d</m:t>
+                    </m:r>
+                    <m:r>
+                      <m:rPr>
+                        <m:sty m:val="i"/>
+                      </m:rPr>
+                      <m:t>t</m:t>
+                    </m:r>
+                    <m:r>
+                      <m:t/>
+                    </m:r>
+                    <m:sSub>
+                      <m:e>
+                        <m:r>
+                          <m:rPr>
+                            <m:sty m:val="i"/>
+                          </m:rPr>
+                          <m:t>τ</m:t>
+                        </m:r>
+                      </m:e>
+                      <m:sub>
+                        <m:box>
+                          <m:e>
+                            <m:box>
+                              <m:e>
+                                <m:r>
+                                  <m:rPr>
+                                    <m:sty m:val="p"/>
+                                  </m:rPr>
+                                  <m:t>s</m:t>
+                                </m:r>
+                                <m:r>
+                                  <m:rPr>
+                                    <m:sty m:val="p"/>
+                                  </m:rPr>
+                                  <m:t>t</m:t>
+                                </m:r>
+                              </m:e>
+                            </m:box>
+                          </m:e>
+                        </m:box>
+                      </m:sub>
+                    </m:sSub>
+                  </m:e>
+                </m:box>
+              </m:den>
+            </m:f>
+          </m:e>
+        </m:box>
+      </m:oMath>
+      <w:r>
+        <w:rPr>
+          <w:rFonts w:ascii="Times New Roman" w:hAnsi="Times New Roman"/>
+          <w:b w:val="0"/>
+          <w:i w:val="0"/>
+          <w:sz w:val="20"/>
+        </w:rPr>
+        <w:t>, where `stance_ticks` is the length of one stance phase, whereas the leg is on the ground for several phases in a row. The foot drifted backwards (up to −1.2 m) and the IK saturated (`calf = 0`). It was replaced by the physically correct velocity, Eq. (1) with v_st = -cmd_vel. 2. IMU compensation accumulation. The compensation was applied incrementally to the gait state, so the tilt accumulated. It is now applied only to the copy used for IK. 3. Inverted IMU sign. The compensation used `R(-comp)` instead of `R(comp)`, amplifying the tilt. After correction, roll dropped from a full flip (180°) to about 8°. 4. Inverted yaw sign. The yaw stabilization used `-0.5·yaw_err`, which spun the robot up. With `+0.5·yaw_err` the heading is maintained. 5. Wall-clock PID. After switching the controller to a simulation-time step, the PID still used wall-clock `dt`, causing a mismatch in the integral and derivative terms.</w:t>
       </w:r>
     </w:p>
     <w:p>

--- a/docs/ieee-article/PIERE2026_Papin_generated.docx
+++ b/docs/ieee-article/PIERE2026_Papin_generated.docx
@@ -2233,6 +2233,18 @@
           <w:b w:val="0"/>
           <w:i w:val="0"/>
         </w:rPr>
+        <w:t>Table 1 summarizes the forward-walking comparison at the commanded speed of 0.3 m/s. Both controllers walk at a comparable speed and a comparable cost of transport, but they differ markedly in stability: the learned policy keeps a small roll and a small lateral drift, whereas the model-based controller has a larger roll and drift. In return, the model-based controller holds the body height more tightly and is fully deterministic.</w:t>
+      </w:r>
+    </w:p>
+    <w:p>
+      <w:pPr>
+        <w:pStyle w:val="a3"/>
+      </w:pPr>
+      <w:r>
+        <w:rPr>
+          <w:b w:val="0"/>
+          <w:i w:val="0"/>
+        </w:rPr>
         <w:t>Table 1. Forward walking (vx = 0.3 m/s, mean ± std, n = 3).</w:t>
       </w:r>
     </w:p>
@@ -2794,6 +2806,18 @@
           <w:b w:val="0"/>
           <w:i w:val="0"/>
         </w:rPr>
+        <w:t>The operating range of both controllers is reported in Table 2, which lists the achieved speed, the maximum roll, and the lateral drift for four commanded speeds.</w:t>
+      </w:r>
+    </w:p>
+    <w:p>
+      <w:pPr>
+        <w:pStyle w:val="a3"/>
+      </w:pPr>
+      <w:r>
+        <w:rPr>
+          <w:b w:val="0"/>
+          <w:i w:val="0"/>
+        </w:rPr>
         <w:t>Table 2. Operating range (speed / roll / drift).</w:t>
       </w:r>
     </w:p>
@@ -3145,6 +3169,18 @@
           <w:i w:val="0"/>
         </w:rPr>
         <w:t>Failure Taxonomy and Negative Results</w:t>
+      </w:r>
+    </w:p>
+    <w:p>
+      <w:pPr>
+        <w:pStyle w:val="a3"/>
+      </w:pPr>
+      <w:r>
+        <w:rPr>
+          <w:b w:val="0"/>
+          <w:i w:val="0"/>
+        </w:rPr>
+        <w:t>Table 3 collects the failure modes that were identified during integration, together with their symptoms, root causes, and resolutions.</w:t>
       </w:r>
     </w:p>
     <w:p>

--- a/docs/ieee-article/PIERE2026_Papin_generated.docx
+++ b/docs/ieee-article/PIERE2026_Papin_generated.docx
@@ -3780,7 +3780,7 @@
           <w:b w:val="0"/>
           <w:i w:val="0"/>
         </w:rPr>
-        <w:t>The results are summarized as four propositions. P1 (time-base coupling): a model-based controller that runs on wall-clock time is unpredictably coupled to the simulator's real-time performance, whereas a simulation-time loop is deterministic. P2 (limit of a proportional attitude stabilizer): compensating roll by rotating the feet actuates the hip and can create positive feedback; a differential leg length reduces but does not eliminate it. P3 (stability versus determinism): the RL policy is more stable and tracks a wider velocity range, while the model-based controller is deterministic, training-free, and holds height better; the two are complementary. P4 (comparable energy): despite the stability gap, the two achieve a comparable cost of transport (2.83 vs 2.84).</w:t>
+        <w:t>These findings can be summarized in a few concise statements. First, the behavior of a model-based controller that runs its loop on wall-clock time is unpredictably coupled to the real-time performance of the simulator, whereas a loop driven by simulation time is deterministic. Second, compensating the roll by rotating the feet actuates the hip and can create positive feedback; a differential leg length reduces but does not eliminate it. Third, the learned policy is more stable and tracks a wider velocity range, while the model-based controller is deterministic, training-free, and holds the height better, so the two are complementary rather than substitutable. Fourth, despite the stability gap, both achieve a comparable cost of transport (2.83 vs 2.84), so energy efficiency alone does not discriminate between the paradigms.</w:t>
       </w:r>
     </w:p>
     <w:p>
@@ -3792,7 +3792,19 @@
           <w:b w:val="0"/>
           <w:i w:val="0"/>
         </w:rPr>
-        <w:t>Limitations. The study is simulation-only; sim-to-real was not verified. The two controllers use different assets and PD gains, so part of the difference may be attributable to these rather than to the control paradigm. The model-based controller's operating range is narrow. The RL policy is a ready-made NVIDIA model and was not trained by us.</w:t>
+        <w:t>These conclusions hold within the scope of the present study, which is limited to simulation; sim-to-real was not verified. The two controllers also use different assets and PD gains, so part of the difference may be attributable to these rather than to the control paradigm, and the operating range of the model-based controller is narrow. The RL policy is a ready-made NVIDIA model and was not trained by us. Building on these results, the natural next steps are to implement a capture-point balancer and a turning controller that eliminate the residual roll and drift, to equalize the comparison conditions by running both controllers on a single asset with identical PD gains, to conduct disturbance experiments such as a lateral push or a slippery surface, and to transfer the result to a real robot.</w:t>
+      </w:r>
+    </w:p>
+    <w:p>
+      <w:pPr>
+        <w:pStyle w:val="1"/>
+      </w:pPr>
+      <w:r>
+        <w:rPr>
+          <w:b w:val="0"/>
+          <w:i w:val="0"/>
+        </w:rPr>
+        <w:t>Acknowledgment</w:t>
       </w:r>
     </w:p>
     <w:p>
@@ -3804,7 +3816,7 @@
           <w:b w:val="0"/>
           <w:i w:val="0"/>
         </w:rPr>
-        <w:t>Future work. Implement a capture-point balancer and a turning controller to eliminate the residual roll and drift; equalize the comparison conditions by running both controllers on a single asset with identical PD gains; conduct disturbance experiments (lateral push, slippery surface); and transfer the result to a real robot.</w:t>
+        <w:t>The author thanks the Department of Robotics and Mechatronics of Bauman Moscow State Technical University for supporting this work.</w:t>
       </w:r>
     </w:p>
     <w:p>
@@ -3816,7 +3828,7 @@
           <w:b w:val="0"/>
           <w:i w:val="0"/>
         </w:rPr>
-        <w:t>Acknowledgment</w:t>
+        <w:t>References</w:t>
       </w:r>
     </w:p>
     <w:p>
@@ -3828,19 +3840,7 @@
           <w:b w:val="0"/>
           <w:i w:val="0"/>
         </w:rPr>
-        <w:t>The author thanks the Department of Robotics and Mechatronics of Bauman Moscow State Technical University for supporting this work.</w:t>
-      </w:r>
-    </w:p>
-    <w:p>
-      <w:pPr>
-        <w:pStyle w:val="1"/>
-      </w:pPr>
-      <w:r>
-        <w:rPr>
-          <w:b w:val="0"/>
-          <w:i w:val="0"/>
-        </w:rPr>
-        <w:t>References</w:t>
+        <w:t>Unitree Robotics, "Unitree Go2 — quadruped robot and SDK," documentation, 2024.</w:t>
       </w:r>
     </w:p>
     <w:p>
@@ -3852,7 +3852,163 @@
           <w:b w:val="0"/>
           <w:i w:val="0"/>
         </w:rPr>
-        <w:t>[1] Unitree Robotics, "Unitree Go2 — quadruped robot and SDK," documentation, 2024. [2] NVIDIA, "Isaac Lab: A unified and modular framework for robot learning," documentation, 2024. [3] NVIDIA, "Isaac Sim," documentation, 2026. [4] J. Hwangbo et al., "Learning agile and dynamic motor skills for legged robots," *Science Robotics*, vol. 4, no. 26, 2019. [5] J. Lee, J. Hwangbo, L. Sentis, V. Kim, and P. Fankhauser, "Learning quadrupedal locomotion over challenging terrain," *Science Robotics*, vol. 5, no. 47, 2020. [6] T. Miki et al., "Learning robust perceptive locomotion for quadrupedal robots in the wild," *Science Robotics*, vol. 7, no. 62, 2022. [7] N. Rudin, D. Hoeller, P. Reist, and M. Hutter, "Learning to walk in minutes using massively parallel deep reinforcement learning," in *Proc. Conf. Robot Learning (CoRL)*, 2021. [8] M. H. Raibert, *Legged Robots That Balance*. Cambridge, MA, USA: MIT Press, 1986. [9] B. Katz, J. Di Carlo, and S. Kim, "Mini Cheetah: A platform for pushing the limits of dynamic quadruped control," in *Proc. IEEE Int. Conf. Robotics and Automation (ICRA)*, 2019, pp. 6295–6301. [10] J. M. Jimeno, "CHAMP: Controller for highly agile multi-legged platforms," GitHub repository, 2021. [11] G. Bledt et al., "MIT Cheetah 3: Design and control of a robust, dynamic quadruped robot," in *Proc. IEEE/RSJ Int. Conf. Intelligent Robots and Systems (IROS)*, 2018, pp. 2245–2252. [12] *Benchmarking MPC and RL for legged robot locomotion in MuJoCo*, arXiv:2501.16590, 2025. [13] *Isaac Sim-to-real: RL-based locomotion for quadrupeds*, arXiv:2607.18135, 2026. [14] *Kine2Go: A kinematic dataset for the Unitree Go2*, arXiv:2606.14433, 2026. [15] NVIDIA, "Isaac Gym: High performance GPU-based physics simulation for robot learning," arXiv:2108.10470, 2021.</w:t>
+        <w:t>NVIDIA, "Isaac Lab: A unified and modular framework for robot learning," documentation, 2024.</w:t>
+      </w:r>
+    </w:p>
+    <w:p>
+      <w:pPr>
+        <w:pStyle w:val="a3"/>
+      </w:pPr>
+      <w:r>
+        <w:rPr>
+          <w:b w:val="0"/>
+          <w:i w:val="0"/>
+        </w:rPr>
+        <w:t>NVIDIA, "Isaac Sim," documentation, 2026.</w:t>
+      </w:r>
+    </w:p>
+    <w:p>
+      <w:pPr>
+        <w:pStyle w:val="a3"/>
+      </w:pPr>
+      <w:r>
+        <w:rPr>
+          <w:b w:val="0"/>
+          <w:i w:val="0"/>
+        </w:rPr>
+        <w:t>J. Hwangbo et al., "Learning agile and dynamic motor skills for legged robots," *Science Robotics*, vol. 4, no. 26, 2019.</w:t>
+      </w:r>
+    </w:p>
+    <w:p>
+      <w:pPr>
+        <w:pStyle w:val="a3"/>
+      </w:pPr>
+      <w:r>
+        <w:rPr>
+          <w:b w:val="0"/>
+          <w:i w:val="0"/>
+        </w:rPr>
+        <w:t>J. Lee, J. Hwangbo, L. Sentis, V. Kim, and P. Fankhauser, "Learning quadrupedal locomotion over challenging terrain," *Science Robotics*, vol. 5, no. 47, 2020.</w:t>
+      </w:r>
+    </w:p>
+    <w:p>
+      <w:pPr>
+        <w:pStyle w:val="a3"/>
+      </w:pPr>
+      <w:r>
+        <w:rPr>
+          <w:b w:val="0"/>
+          <w:i w:val="0"/>
+        </w:rPr>
+        <w:t>T. Miki et al., "Learning robust perceptive locomotion for quadrupedal robots in the wild," *Science Robotics*, vol. 7, no. 62, 2022.</w:t>
+      </w:r>
+    </w:p>
+    <w:p>
+      <w:pPr>
+        <w:pStyle w:val="a3"/>
+      </w:pPr>
+      <w:r>
+        <w:rPr>
+          <w:b w:val="0"/>
+          <w:i w:val="0"/>
+        </w:rPr>
+        <w:t>N. Rudin, D. Hoeller, P. Reist, and M. Hutter, "Learning to walk in minutes using massively parallel deep reinforcement learning," in *Proc. Conf. Robot Learning (CoRL)*, 2021.</w:t>
+      </w:r>
+    </w:p>
+    <w:p>
+      <w:pPr>
+        <w:pStyle w:val="a3"/>
+      </w:pPr>
+      <w:r>
+        <w:rPr>
+          <w:b w:val="0"/>
+          <w:i w:val="0"/>
+        </w:rPr>
+        <w:t>M. H. Raibert, *Legged Robots That Balance*. Cambridge, MA, USA: MIT Press, 1986.</w:t>
+      </w:r>
+    </w:p>
+    <w:p>
+      <w:pPr>
+        <w:pStyle w:val="a3"/>
+      </w:pPr>
+      <w:r>
+        <w:rPr>
+          <w:b w:val="0"/>
+          <w:i w:val="0"/>
+        </w:rPr>
+        <w:t>B. Katz, J. Di Carlo, and S. Kim, "Mini Cheetah: A platform for pushing the limits of dynamic quadruped control," in *Proc. IEEE Int. Conf. Robotics and Automation (ICRA)*, 2019, pp. 6295–6301.</w:t>
+      </w:r>
+    </w:p>
+    <w:p>
+      <w:pPr>
+        <w:pStyle w:val="a3"/>
+      </w:pPr>
+      <w:r>
+        <w:rPr>
+          <w:b w:val="0"/>
+          <w:i w:val="0"/>
+        </w:rPr>
+        <w:t>J. M. Jimeno, "CHAMP: Controller for highly agile multi-legged platforms," GitHub repository, 2021.</w:t>
+      </w:r>
+    </w:p>
+    <w:p>
+      <w:pPr>
+        <w:pStyle w:val="a3"/>
+      </w:pPr>
+      <w:r>
+        <w:rPr>
+          <w:b w:val="0"/>
+          <w:i w:val="0"/>
+        </w:rPr>
+        <w:t>G. Bledt et al., "MIT Cheetah 3: Design and control of a robust, dynamic quadruped robot," in *Proc. IEEE/RSJ Int. Conf. Intelligent Robots and Systems (IROS)*, 2018, pp. 2245–2252.</w:t>
+      </w:r>
+    </w:p>
+    <w:p>
+      <w:pPr>
+        <w:pStyle w:val="a3"/>
+      </w:pPr>
+      <w:r>
+        <w:rPr>
+          <w:b w:val="0"/>
+          <w:i w:val="0"/>
+        </w:rPr>
+        <w:t>*Benchmarking MPC and RL for legged robot locomotion in MuJoCo*, arXiv:2501.16590, 2025.</w:t>
+      </w:r>
+    </w:p>
+    <w:p>
+      <w:pPr>
+        <w:pStyle w:val="a3"/>
+      </w:pPr>
+      <w:r>
+        <w:rPr>
+          <w:b w:val="0"/>
+          <w:i w:val="0"/>
+        </w:rPr>
+        <w:t>*Isaac Sim-to-real: RL-based locomotion for quadrupeds*, arXiv:2607.18135, 2026.</w:t>
+      </w:r>
+    </w:p>
+    <w:p>
+      <w:pPr>
+        <w:pStyle w:val="a3"/>
+      </w:pPr>
+      <w:r>
+        <w:rPr>
+          <w:b w:val="0"/>
+          <w:i w:val="0"/>
+        </w:rPr>
+        <w:t>*Kine2Go: A kinematic dataset for the Unitree Go2*, arXiv:2606.14433, 2026.</w:t>
+      </w:r>
+    </w:p>
+    <w:p>
+      <w:pPr>
+        <w:pStyle w:val="a3"/>
+      </w:pPr>
+      <w:r>
+        <w:rPr>
+          <w:b w:val="0"/>
+          <w:i w:val="0"/>
+        </w:rPr>
+        <w:t>NVIDIA, "Isaac Gym: High performance GPU-based physics simulation for robot learning," arXiv:2108.10470, 2021.</w:t>
       </w:r>
     </w:p>
     <w:sectPr>
